--- a/Documents/BOARD_DEFECT_INSPECTION_TASK_6_BEGINNER_GUIDE_ENTERPRISE_GRADE.docx
+++ b/Documents/BOARD_DEFECT_INSPECTION_TASK_6_BEGINNER_GUIDE_ENTERPRISE_GRADE.docx
@@ -505,6 +505,101 @@
       <w:r>
         <w:rPr/>
         <w:t xml:space="preserve">Use __init__.py only where package/import conventions require it. Do not scaffold a second top-level api/, frontend/, backend/ or ui/ project. Fixture ownership/location must be decided before moving files; no duplicate mutable sources of truth.</w:t>
+      </w:r>
+    </w:p>
+    <w:p>
+      <w:pPr/>
+      <w:r>
+        <w:rPr>
+          <w:b/>
+        </w:rPr>
+        <w:t xml:space="preserve">As built, where it differs from the proposal above.</w:t>
+      </w:r>
+      <w:r>
+        <w:rPr/>
+        <w:t xml:space="preserve"> API tests live under </w:t>
+      </w:r>
+      <w:r>
+        <w:rPr>
+          <w:rFonts w:ascii="Consolas" w:hAnsi="Consolas"/>
+          <w:sz w:val="19"/>
+        </w:rPr>
+        <w:t xml:space="preserve">tests/api/</w:t>
+      </w:r>
+      <w:r>
+        <w:rPr/>
+        <w:t xml:space="preserve">, not</w:t>
+      </w:r>
+    </w:p>
+    <w:p>
+      <w:pPr/>
+      <w:r>
+        <w:rPr>
+          <w:rFonts w:ascii="Consolas" w:hAnsi="Consolas"/>
+          <w:sz w:val="19"/>
+        </w:rPr>
+        <w:t xml:space="preserve">tests/domain_api/</w:t>
+      </w:r>
+      <w:r>
+        <w:rPr/>
+        <w:t xml:space="preserve">. Private issuance lives in </w:t>
+      </w:r>
+      <w:r>
+        <w:rPr>
+          <w:rFonts w:ascii="Consolas" w:hAnsi="Consolas"/>
+          <w:sz w:val="19"/>
+        </w:rPr>
+        <w:t xml:space="preserve">apps/ui/src/renderer/approved.ts</w:t>
+      </w:r>
+      <w:r>
+        <w:rPr/>
+        <w:t xml:space="preserve">, not</w:t>
+      </w:r>
+    </w:p>
+    <w:p>
+      <w:pPr/>
+      <w:r>
+        <w:rPr>
+          <w:rFonts w:ascii="Consolas" w:hAnsi="Consolas"/>
+          <w:sz w:val="19"/>
+        </w:rPr>
+        <w:t xml:space="preserve">src/approved.ts</w:t>
+      </w:r>
+      <w:r>
+        <w:rPr/>
+        <w:t xml:space="preserve">. The canonical fixture pairs live in </w:t>
+      </w:r>
+      <w:r>
+        <w:rPr>
+          <w:rFonts w:ascii="Consolas" w:hAnsi="Consolas"/>
+          <w:sz w:val="19"/>
+        </w:rPr>
+        <w:t xml:space="preserve">tests/fixtures/ui-spec/</w:t>
+      </w:r>
+      <w:r>
+        <w:rPr/>
+        <w:t xml:space="preserve">, and</w:t>
+      </w:r>
+    </w:p>
+    <w:p>
+      <w:pPr/>
+      <w:r>
+        <w:rPr>
+          <w:rFonts w:ascii="Consolas" w:hAnsi="Consolas"/>
+          <w:sz w:val="19"/>
+        </w:rPr>
+        <w:t xml:space="preserve">apps/ui/src/generated/fixtures.ts</w:t>
+      </w:r>
+      <w:r>
+        <w:rPr/>
+        <w:t xml:space="preserve"> is produced from them by the preparation gate. The paths above</w:t>
+      </w:r>
+    </w:p>
+    <w:p>
+      <w:pPr/>
+      <w:r>
+        <w:rPr/>
+        <w:t xml:space="preserve">are retained as the pre-implementation plan; these are the ones to use.</w:t>
       </w:r>
     </w:p>
     <w:p>
@@ -830,7 +925,1771 @@
       <w:pPr/>
       <w:r>
         <w:rPr/>
-        <w:t xml:space="preserve">GET /health returning a small fixed status is a proposal for liveness only. It must not imply manufacturing availability or quality readiness. No endpoint in this section is claimed to exist.</w:t>
+        <w:t xml:space="preserve">GET /health returning a small fixed status is a proposal for liveness only. It must not imply manufacturing availability or quality readiness.</w:t>
+      </w:r>
+    </w:p>
+    <w:p>
+      <w:pPr/>
+      <w:r>
+        <w:rPr/>
+        <w:t xml:space="preserve">### 6.1 As delivered — the implemented payload contract</w:t>
+      </w:r>
+    </w:p>
+    <w:p>
+      <w:pPr/>
+      <w:r>
+        <w:rPr/>
+        <w:t xml:space="preserve">The decisions above were resolved during implementation. This is what the running service accepts, recorded here so the guide matches the code rather than the proposal.</w:t>
+      </w:r>
+    </w:p>
+    <w:p>
+      <w:pPr>
+        <w:spacing w:after="0" w:line="220" w:lineRule="auto"/>
+        <w:shd w:fill="F3F5F7" w:val="clear"/>
+      </w:pPr>
+      <w:r>
+        <w:rPr>
+          <w:rFonts w:ascii="Consolas" w:hAnsi="Consolas"/>
+          <w:sz w:val="17"/>
+        </w:rPr>
+        <w:t xml:space="preserve">POST /api/v1/ui/landing-page</w:t>
+      </w:r>
+    </w:p>
+    <w:p>
+      <w:pPr>
+        <w:spacing w:after="0" w:line="220" w:lineRule="auto"/>
+        <w:shd w:fill="F3F5F7" w:val="clear"/>
+      </w:pPr>
+      <w:r>
+        <w:rPr>
+          <w:rFonts w:ascii="Consolas" w:hAnsi="Consolas"/>
+          <w:sz w:val="17"/>
+        </w:rPr>
+        <w:t xml:space="preserve">Content-Type: application/json</w:t>
+      </w:r>
+    </w:p>
+    <w:p>
+      <w:pPr>
+        <w:spacing w:after="0" w:line="220" w:lineRule="auto"/>
+        <w:shd w:fill="F3F5F7" w:val="clear"/>
+      </w:pPr>
+      <w:r>
+        <w:rPr>
+          <w:rFonts w:ascii="Consolas" w:hAnsi="Consolas"/>
+          <w:sz w:val="17"/>
+        </w:rPr>
+        <w:t xml:space="preserve"> </w:t>
+      </w:r>
+    </w:p>
+    <w:p>
+      <w:pPr>
+        <w:spacing w:after="0" w:line="220" w:lineRule="auto"/>
+        <w:shd w:fill="F3F5F7" w:val="clear"/>
+      </w:pPr>
+      <w:r>
+        <w:rPr>
+          <w:rFonts w:ascii="Consolas" w:hAnsi="Consolas"/>
+          <w:sz w:val="17"/>
+        </w:rPr>
+        <w:t xml:space="preserve">{ "page": "landing", "view": "overview", "locale": "en-US" }</w:t>
+      </w:r>
+    </w:p>
+    <w:tbl>
+      <w:tblPr>
+        <w:tblW w:w="0" w:type="auto"/>
+        <w:tblBorders>
+          <w:top w:val="single" w:sz="4" w:color="CAD3DC"/>
+          <w:left w:val="single" w:sz="4" w:color="CAD3DC"/>
+          <w:bottom w:val="single" w:sz="4" w:color="CAD3DC"/>
+          <w:right w:val="single" w:sz="4" w:color="CAD3DC"/>
+          <w:insideH w:val="single" w:sz="4" w:color="CAD3DC"/>
+          <w:insideV w:val="single" w:sz="4" w:color="CAD3DC"/>
+        </w:tblBorders>
+      </w:tblPr>
+      <w:tr>
+        <w:trPr>
+          <w:cantSplit/>
+          <w:tblHeader/>
+        </w:trPr>
+        <w:tc>
+          <w:tcPr>
+            <w:tcW w:w="3312" w:type="dxa"/>
+            <w:shd w:fill="E7EEF5" w:val="clear"/>
+          </w:tcPr>
+          <w:p>
+            <w:pPr/>
+            <w:r>
+              <w:rPr>
+                <w:b/>
+              </w:rPr>
+              <w:t xml:space="preserve">Field</w:t>
+            </w:r>
+          </w:p>
+        </w:tc>
+        <w:tc>
+          <w:tcPr>
+            <w:tcW w:w="3312" w:type="dxa"/>
+            <w:shd w:fill="E7EEF5" w:val="clear"/>
+          </w:tcPr>
+          <w:p>
+            <w:pPr/>
+            <w:r>
+              <w:rPr>
+                <w:b/>
+              </w:rPr>
+              <w:t xml:space="preserve">Allowed values</w:t>
+            </w:r>
+          </w:p>
+        </w:tc>
+        <w:tc>
+          <w:tcPr>
+            <w:tcW w:w="3312" w:type="dxa"/>
+            <w:shd w:fill="E7EEF5" w:val="clear"/>
+          </w:tcPr>
+          <w:p>
+            <w:pPr/>
+            <w:r>
+              <w:rPr>
+                <w:b/>
+              </w:rPr>
+              <w:t xml:space="preserve">Introduced</w:t>
+            </w:r>
+          </w:p>
+        </w:tc>
+      </w:tr>
+      <w:tr>
+        <w:trPr>
+          <w:cantSplit/>
+        </w:trPr>
+        <w:tc>
+          <w:tcPr>
+            <w:tcW w:w="3312" w:type="dxa"/>
+          </w:tcPr>
+          <w:p>
+            <w:pPr/>
+            <w:r>
+              <w:rPr/>
+              <w:t xml:space="preserve">page</w:t>
+            </w:r>
+          </w:p>
+        </w:tc>
+        <w:tc>
+          <w:tcPr>
+            <w:tcW w:w="3312" w:type="dxa"/>
+          </w:tcPr>
+          <w:p>
+            <w:pPr/>
+            <w:r>
+              <w:rPr/>
+              <w:t xml:space="preserve">landing</w:t>
+            </w:r>
+          </w:p>
+        </w:tc>
+        <w:tc>
+          <w:tcPr>
+            <w:tcW w:w="3312" w:type="dxa"/>
+          </w:tcPr>
+          <w:p>
+            <w:pPr/>
+            <w:r>
+              <w:rPr/>
+              <w:t xml:space="preserve">Task 6</w:t>
+            </w:r>
+          </w:p>
+        </w:tc>
+      </w:tr>
+      <w:tr>
+        <w:trPr>
+          <w:cantSplit/>
+        </w:trPr>
+        <w:tc>
+          <w:tcPr>
+            <w:tcW w:w="3312" w:type="dxa"/>
+          </w:tcPr>
+          <w:p>
+            <w:pPr/>
+            <w:r>
+              <w:rPr/>
+              <w:t xml:space="preserve">view</w:t>
+            </w:r>
+          </w:p>
+        </w:tc>
+        <w:tc>
+          <w:tcPr>
+            <w:tcW w:w="3312" w:type="dxa"/>
+          </w:tcPr>
+          <w:p>
+            <w:pPr/>
+            <w:r>
+              <w:rPr/>
+              <w:t xml:space="preserve">overview, minimal</w:t>
+            </w:r>
+          </w:p>
+        </w:tc>
+        <w:tc>
+          <w:tcPr>
+            <w:tcW w:w="3312" w:type="dxa"/>
+          </w:tcPr>
+          <w:p>
+            <w:pPr/>
+            <w:r>
+              <w:rPr/>
+              <w:t xml:space="preserve">Task 6</w:t>
+            </w:r>
+          </w:p>
+        </w:tc>
+      </w:tr>
+      <w:tr>
+        <w:trPr>
+          <w:cantSplit/>
+        </w:trPr>
+        <w:tc>
+          <w:tcPr>
+            <w:tcW w:w="3312" w:type="dxa"/>
+          </w:tcPr>
+          <w:p>
+            <w:pPr/>
+            <w:r>
+              <w:rPr/>
+              <w:t xml:space="preserve">locale</w:t>
+            </w:r>
+          </w:p>
+        </w:tc>
+        <w:tc>
+          <w:tcPr>
+            <w:tcW w:w="3312" w:type="dxa"/>
+          </w:tcPr>
+          <w:p>
+            <w:pPr/>
+            <w:r>
+              <w:rPr/>
+              <w:t xml:space="preserve">en-US</w:t>
+            </w:r>
+          </w:p>
+        </w:tc>
+        <w:tc>
+          <w:tcPr>
+            <w:tcW w:w="3312" w:type="dxa"/>
+          </w:tcPr>
+          <w:p>
+            <w:pPr/>
+            <w:r>
+              <w:rPr/>
+              <w:t xml:space="preserve">Task 6A</w:t>
+            </w:r>
+          </w:p>
+        </w:tc>
+      </w:tr>
+    </w:tbl>
+    <w:p>
+      <w:pPr/>
+      <w:r>
+        <w:rPr>
+          <w:b/>
+        </w:rPr>
+        <w:t xml:space="preserve">Every field is required and has no default.</w:t>
+      </w:r>
+      <w:r>
+        <w:rPr/>
+        <w:t xml:space="preserve"> </w:t>
+      </w:r>
+      <w:r>
+        <w:rPr>
+          <w:rFonts w:ascii="Consolas" w:hAnsi="Consolas"/>
+          <w:sz w:val="19"/>
+        </w:rPr>
+        <w:t xml:space="preserve">extra="forbid"</w:t>
+      </w:r>
+      <w:r>
+        <w:rPr/>
+        <w:t xml:space="preserve"> on the Pydantic transport model means any unknown field is rejected rather than ignored — which is how supplied grounding (</w:t>
+      </w:r>
+      <w:r>
+        <w:rPr>
+          <w:rFonts w:ascii="Consolas" w:hAnsi="Consolas"/>
+          <w:sz w:val="19"/>
+        </w:rPr>
+        <w:t xml:space="preserve">context</w:t>
+      </w:r>
+      <w:r>
+        <w:rPr/>
+        <w:t xml:space="preserve">, </w:t>
+      </w:r>
+      <w:r>
+        <w:rPr>
+          <w:rFonts w:ascii="Consolas" w:hAnsi="Consolas"/>
+          <w:sz w:val="19"/>
+        </w:rPr>
+        <w:t xml:space="preserve">metrics</w:t>
+      </w:r>
+      <w:r>
+        <w:rPr/>
+        <w:t xml:space="preserve">, </w:t>
+      </w:r>
+      <w:r>
+        <w:rPr>
+          <w:rFonts w:ascii="Consolas" w:hAnsi="Consolas"/>
+          <w:sz w:val="19"/>
+        </w:rPr>
+        <w:t xml:space="preserve">alerts</w:t>
+      </w:r>
+      <w:r>
+        <w:rPr/>
+        <w:t xml:space="preserve">, </w:t>
+      </w:r>
+      <w:r>
+        <w:rPr>
+          <w:rFonts w:ascii="Consolas" w:hAnsi="Consolas"/>
+          <w:sz w:val="19"/>
+        </w:rPr>
+        <w:t xml:space="preserve">actions</w:t>
+      </w:r>
+      <w:r>
+        <w:rPr/>
+        <w:t xml:space="preserve">, </w:t>
+      </w:r>
+      <w:r>
+        <w:rPr>
+          <w:rFonts w:ascii="Consolas" w:hAnsi="Consolas"/>
+          <w:sz w:val="19"/>
+        </w:rPr>
+        <w:t xml:space="preserve">blocks</w:t>
+      </w:r>
+      <w:r>
+        <w:rPr/>
+        <w:t xml:space="preserve">, </w:t>
+      </w:r>
+      <w:r>
+        <w:rPr>
+          <w:rFonts w:ascii="Consolas" w:hAnsi="Consolas"/>
+          <w:sz w:val="19"/>
+        </w:rPr>
+        <w:t xml:space="preserve">contextId</w:t>
+      </w:r>
+      <w:r>
+        <w:rPr/>
+        <w:t xml:space="preserve">) is refused. The browser cannot assert grounding truth.</w:t>
+      </w:r>
+    </w:p>
+    <w:p>
+      <w:pPr/>
+      <w:r>
+        <w:rPr>
+          <w:rFonts w:ascii="Consolas" w:hAnsi="Consolas"/>
+          <w:sz w:val="19"/>
+        </w:rPr>
+        <w:t xml:space="preserve">view</w:t>
+      </w:r>
+      <w:r>
+        <w:rPr/>
+        <w:t xml:space="preserve"> selects from a fixed catalogue; it can never name a path. </w:t>
+      </w:r>
+      <w:r>
+        <w:rPr>
+          <w:rFonts w:ascii="Consolas" w:hAnsi="Consolas"/>
+          <w:sz w:val="19"/>
+        </w:rPr>
+        <w:t xml:space="preserve">locale</w:t>
+      </w:r>
+      <w:r>
+        <w:rPr/>
+        <w:t xml:space="preserve"> is compared against the server-owned context's own locale and is </w:t>
+      </w:r>
+      <w:r>
+        <w:rPr>
+          <w:b/>
+        </w:rPr>
+        <w:t xml:space="preserve">not echoed</w:t>
+      </w:r>
+      <w:r>
+        <w:rPr/>
+        <w:t xml:space="preserve"> in the response, so no locale echo may be claimed.</w:t>
+      </w:r>
+    </w:p>
+    <w:p>
+      <w:pPr/>
+      <w:r>
+        <w:rPr/>
+        <w:t xml:space="preserve">Success returns the agreed envelope:</w:t>
+      </w:r>
+    </w:p>
+    <w:p>
+      <w:pPr>
+        <w:spacing w:after="0" w:line="220" w:lineRule="auto"/>
+        <w:shd w:fill="F3F5F7" w:val="clear"/>
+      </w:pPr>
+      <w:r>
+        <w:rPr>
+          <w:rFonts w:ascii="Consolas" w:hAnsi="Consolas"/>
+          <w:sz w:val="17"/>
+        </w:rPr>
+        <w:t xml:space="preserve">{ "spec": { "...validated UISpec..." },</w:t>
+      </w:r>
+    </w:p>
+    <w:p>
+      <w:pPr>
+        <w:spacing w:after="0" w:line="220" w:lineRule="auto"/>
+        <w:shd w:fill="F3F5F7" w:val="clear"/>
+      </w:pPr>
+      <w:r>
+        <w:rPr>
+          <w:rFonts w:ascii="Consolas" w:hAnsi="Consolas"/>
+          <w:sz w:val="17"/>
+        </w:rPr>
+        <w:t xml:space="preserve">  "bindings": { "actionLabels": { "view-defect-reports": "Open defect reports" } },</w:t>
+      </w:r>
+    </w:p>
+    <w:p>
+      <w:pPr>
+        <w:spacing w:after="0" w:line="220" w:lineRule="auto"/>
+        <w:shd w:fill="F3F5F7" w:val="clear"/>
+      </w:pPr>
+      <w:r>
+        <w:rPr>
+          <w:rFonts w:ascii="Consolas" w:hAnsi="Consolas"/>
+          <w:sz w:val="17"/>
+        </w:rPr>
+        <w:t xml:space="preserve">  "meta": { "contextId": "task4-catalogue", "source": "fixture", "validation": "VALID" } }</w:t>
+      </w:r>
+    </w:p>
+    <w:p>
+      <w:pPr/>
+      <w:r>
+        <w:rPr>
+          <w:rFonts w:ascii="Consolas" w:hAnsi="Consolas"/>
+          <w:sz w:val="19"/>
+        </w:rPr>
+        <w:t xml:space="preserve">bindings</w:t>
+      </w:r>
+      <w:r>
+        <w:rPr/>
+        <w:t xml:space="preserve"> exists because </w:t>
+      </w:r>
+      <w:r>
+        <w:rPr>
+          <w:rFonts w:ascii="Consolas" w:hAnsi="Consolas"/>
+          <w:sz w:val="19"/>
+        </w:rPr>
+        <w:t xml:space="preserve">Hero.primaryAction</w:t>
+      </w:r>
+      <w:r>
+        <w:rPr/>
+        <w:t xml:space="preserve"> is an identifier and the UI specification carries no label for it — a bare UISpec provably cannot supply it. </w:t>
+      </w:r>
+      <w:r>
+        <w:rPr>
+          <w:rFonts w:ascii="Consolas" w:hAnsi="Consolas"/>
+          <w:sz w:val="19"/>
+        </w:rPr>
+        <w:t xml:space="preserve">meta.validation</w:t>
+      </w:r>
+      <w:r>
+        <w:rPr/>
+        <w:t xml:space="preserve"> is informational; the browser adapter does not treat it as proof.</w:t>
+      </w:r>
+    </w:p>
+    <w:p>
+      <w:pPr/>
+      <w:r>
+        <w:rPr/>
+        <w:t xml:space="preserve">### 6.2 Error contract, as delivered</w:t>
+      </w:r>
+    </w:p>
+    <w:p>
+      <w:pPr/>
+      <w:r>
+        <w:rPr/>
+        <w:t xml:space="preserve">Every failure uses one sanitized envelope. Validator rejection codes are logged server-side and never serialized.</w:t>
+      </w:r>
+    </w:p>
+    <w:p>
+      <w:pPr>
+        <w:spacing w:after="0" w:line="220" w:lineRule="auto"/>
+        <w:shd w:fill="F3F5F7" w:val="clear"/>
+      </w:pPr>
+      <w:r>
+        <w:rPr>
+          <w:rFonts w:ascii="Consolas" w:hAnsi="Consolas"/>
+          <w:sz w:val="17"/>
+        </w:rPr>
+        <w:t xml:space="preserve">{ "error": { "code": "BAD_REQUEST", "message": "..." } }</w:t>
+      </w:r>
+    </w:p>
+    <w:tbl>
+      <w:tblPr>
+        <w:tblW w:w="0" w:type="auto"/>
+        <w:tblBorders>
+          <w:top w:val="single" w:sz="4" w:color="CAD3DC"/>
+          <w:left w:val="single" w:sz="4" w:color="CAD3DC"/>
+          <w:bottom w:val="single" w:sz="4" w:color="CAD3DC"/>
+          <w:right w:val="single" w:sz="4" w:color="CAD3DC"/>
+          <w:insideH w:val="single" w:sz="4" w:color="CAD3DC"/>
+          <w:insideV w:val="single" w:sz="4" w:color="CAD3DC"/>
+        </w:tblBorders>
+      </w:tblPr>
+      <w:tr>
+        <w:trPr>
+          <w:cantSplit/>
+          <w:tblHeader/>
+        </w:trPr>
+        <w:tc>
+          <w:tcPr>
+            <w:tcW w:w="3312" w:type="dxa"/>
+            <w:shd w:fill="E7EEF5" w:val="clear"/>
+          </w:tcPr>
+          <w:p>
+            <w:pPr/>
+            <w:r>
+              <w:rPr>
+                <w:b/>
+              </w:rPr>
+              <w:t xml:space="preserve">Status</w:t>
+            </w:r>
+          </w:p>
+        </w:tc>
+        <w:tc>
+          <w:tcPr>
+            <w:tcW w:w="3312" w:type="dxa"/>
+            <w:shd w:fill="E7EEF5" w:val="clear"/>
+          </w:tcPr>
+          <w:p>
+            <w:pPr/>
+            <w:r>
+              <w:rPr>
+                <w:b/>
+              </w:rPr>
+              <w:t xml:space="preserve">code</w:t>
+            </w:r>
+          </w:p>
+        </w:tc>
+        <w:tc>
+          <w:tcPr>
+            <w:tcW w:w="3312" w:type="dxa"/>
+            <w:shd w:fill="E7EEF5" w:val="clear"/>
+          </w:tcPr>
+          <w:p>
+            <w:pPr/>
+            <w:r>
+              <w:rPr>
+                <w:b/>
+              </w:rPr>
+              <w:t xml:space="preserve">Cause</w:t>
+            </w:r>
+          </w:p>
+        </w:tc>
+      </w:tr>
+      <w:tr>
+        <w:trPr>
+          <w:cantSplit/>
+        </w:trPr>
+        <w:tc>
+          <w:tcPr>
+            <w:tcW w:w="3312" w:type="dxa"/>
+          </w:tcPr>
+          <w:p>
+            <w:pPr/>
+            <w:r>
+              <w:rPr/>
+              <w:t xml:space="preserve">400</w:t>
+            </w:r>
+          </w:p>
+        </w:tc>
+        <w:tc>
+          <w:tcPr>
+            <w:tcW w:w="3312" w:type="dxa"/>
+          </w:tcPr>
+          <w:p>
+            <w:pPr/>
+            <w:r>
+              <w:rPr/>
+              <w:t xml:space="preserve">BAD_REQUEST</w:t>
+            </w:r>
+          </w:p>
+        </w:tc>
+        <w:tc>
+          <w:tcPr>
+            <w:tcW w:w="3312" w:type="dxa"/>
+          </w:tcPr>
+          <w:p>
+            <w:pPr/>
+            <w:r>
+              <w:rPr/>
+              <w:t xml:space="preserve">Unsupported request shape, missing field, or supplied grounding</w:t>
+            </w:r>
+          </w:p>
+        </w:tc>
+      </w:tr>
+      <w:tr>
+        <w:trPr>
+          <w:cantSplit/>
+        </w:trPr>
+        <w:tc>
+          <w:tcPr>
+            <w:tcW w:w="3312" w:type="dxa"/>
+          </w:tcPr>
+          <w:p>
+            <w:pPr/>
+            <w:r>
+              <w:rPr/>
+              <w:t xml:space="preserve">404</w:t>
+            </w:r>
+          </w:p>
+        </w:tc>
+        <w:tc>
+          <w:tcPr>
+            <w:tcW w:w="3312" w:type="dxa"/>
+          </w:tcPr>
+          <w:p>
+            <w:pPr/>
+            <w:r>
+              <w:rPr/>
+              <w:t xml:space="preserve">NOT_FOUND</w:t>
+            </w:r>
+          </w:p>
+        </w:tc>
+        <w:tc>
+          <w:tcPr>
+            <w:tcW w:w="3312" w:type="dxa"/>
+          </w:tcPr>
+          <w:p>
+            <w:pPr/>
+            <w:r>
+              <w:rPr/>
+              <w:t xml:space="preserve">Unknown route</w:t>
+            </w:r>
+          </w:p>
+        </w:tc>
+      </w:tr>
+      <w:tr>
+        <w:trPr>
+          <w:cantSplit/>
+        </w:trPr>
+        <w:tc>
+          <w:tcPr>
+            <w:tcW w:w="3312" w:type="dxa"/>
+          </w:tcPr>
+          <w:p>
+            <w:pPr/>
+            <w:r>
+              <w:rPr/>
+              <w:t xml:space="preserve">405</w:t>
+            </w:r>
+          </w:p>
+        </w:tc>
+        <w:tc>
+          <w:tcPr>
+            <w:tcW w:w="3312" w:type="dxa"/>
+          </w:tcPr>
+          <w:p>
+            <w:pPr/>
+            <w:r>
+              <w:rPr/>
+              <w:t xml:space="preserve">METHOD_NOT_ALLOWED</w:t>
+            </w:r>
+          </w:p>
+        </w:tc>
+        <w:tc>
+          <w:tcPr>
+            <w:tcW w:w="3312" w:type="dxa"/>
+          </w:tcPr>
+          <w:p>
+            <w:pPr/>
+            <w:r>
+              <w:rPr/>
+              <w:t xml:space="preserve">Wrong method</w:t>
+            </w:r>
+          </w:p>
+        </w:tc>
+      </w:tr>
+      <w:tr>
+        <w:trPr>
+          <w:cantSplit/>
+        </w:trPr>
+        <w:tc>
+          <w:tcPr>
+            <w:tcW w:w="3312" w:type="dxa"/>
+          </w:tcPr>
+          <w:p>
+            <w:pPr/>
+            <w:r>
+              <w:rPr/>
+              <w:t xml:space="preserve">500</w:t>
+            </w:r>
+          </w:p>
+        </w:tc>
+        <w:tc>
+          <w:tcPr>
+            <w:tcW w:w="3312" w:type="dxa"/>
+          </w:tcPr>
+          <w:p>
+            <w:pPr/>
+            <w:r>
+              <w:rPr/>
+              <w:t xml:space="preserve">VALIDATION_FAILED</w:t>
+            </w:r>
+          </w:p>
+        </w:tc>
+        <w:tc>
+          <w:tcPr>
+            <w:tcW w:w="3312" w:type="dxa"/>
+          </w:tcPr>
+          <w:p>
+            <w:pPr/>
+            <w:r>
+              <w:rPr/>
+              <w:t xml:space="preserve">A fixture failed validation. A server defect; the spec is never returned</w:t>
+            </w:r>
+          </w:p>
+        </w:tc>
+      </w:tr>
+      <w:tr>
+        <w:trPr>
+          <w:cantSplit/>
+        </w:trPr>
+        <w:tc>
+          <w:tcPr>
+            <w:tcW w:w="3312" w:type="dxa"/>
+          </w:tcPr>
+          <w:p>
+            <w:pPr/>
+            <w:r>
+              <w:rPr/>
+              <w:t xml:space="preserve">500</w:t>
+            </w:r>
+          </w:p>
+        </w:tc>
+        <w:tc>
+          <w:tcPr>
+            <w:tcW w:w="3312" w:type="dxa"/>
+          </w:tcPr>
+          <w:p>
+            <w:pPr/>
+            <w:r>
+              <w:rPr/>
+              <w:t xml:space="preserve">INSPECTION_DATA_UNAVAILABLE</w:t>
+            </w:r>
+          </w:p>
+        </w:tc>
+        <w:tc>
+          <w:tcPr>
+            <w:tcW w:w="3312" w:type="dxa"/>
+          </w:tcPr>
+          <w:p>
+            <w:pPr/>
+            <w:r>
+              <w:rPr/>
+              <w:t xml:space="preserve">An inspection fixture could not be read</w:t>
+            </w:r>
+          </w:p>
+        </w:tc>
+      </w:tr>
+    </w:tbl>
+    <w:p>
+      <w:pPr/>
+      <w:r>
+        <w:rPr/>
+        <w:t xml:space="preserve">The handler is registered against </w:t>
+      </w:r>
+      <w:r>
+        <w:rPr>
+          <w:b/>
+        </w:rPr>
+        <w:t xml:space="preserve">Starlette's</w:t>
+      </w:r>
+      <w:r>
+        <w:rPr/>
+        <w:t xml:space="preserve"> </w:t>
+      </w:r>
+      <w:r>
+        <w:rPr>
+          <w:rFonts w:ascii="Consolas" w:hAnsi="Consolas"/>
+          <w:sz w:val="19"/>
+        </w:rPr>
+        <w:t xml:space="preserve">HTTPException</w:t>
+      </w:r>
+      <w:r>
+        <w:rPr/>
+        <w:t xml:space="preserve">, not FastAPI's. FastAPI's subclasses it, so the parent catches both route-raised errors and routing errors; registering against FastAPI's alone leaked Starlette's default </w:t>
+      </w:r>
+      <w:r>
+        <w:rPr>
+          <w:rFonts w:ascii="Consolas" w:hAnsi="Consolas"/>
+          <w:sz w:val="19"/>
+        </w:rPr>
+        <w:t xml:space="preserve">{"detail": ...}</w:t>
+      </w:r>
+      <w:r>
+        <w:rPr/>
+        <w:t xml:space="preserve"> on 404 and 405 until that was corrected.</w:t>
+      </w:r>
+    </w:p>
+    <w:p>
+      <w:pPr/>
+      <w:r>
+        <w:rPr/>
+        <w:t xml:space="preserve">### 6.3 Read-only inspection endpoints</w:t>
+      </w:r>
+    </w:p>
+    <w:p>
+      <w:pPr/>
+      <w:r>
+        <w:rPr>
+          <w:rFonts w:ascii="Consolas" w:hAnsi="Consolas"/>
+          <w:sz w:val="19"/>
+        </w:rPr>
+        <w:t xml:space="preserve">specs/spec.md</w:t>
+      </w:r>
+      <w:r>
+        <w:rPr/>
+        <w:t xml:space="preserve"> FR-9 specifies read-only endpoints for inspection records, ingest metadata and defect</w:t>
+      </w:r>
+    </w:p>
+    <w:p>
+      <w:pPr/>
+      <w:r>
+        <w:rPr/>
+        <w:t xml:space="preserve">summaries. Two are implemented:</w:t>
+      </w:r>
+    </w:p>
+    <w:p>
+      <w:pPr>
+        <w:spacing w:after="0" w:line="220" w:lineRule="auto"/>
+        <w:shd w:fill="F3F5F7" w:val="clear"/>
+      </w:pPr>
+      <w:r>
+        <w:rPr>
+          <w:rFonts w:ascii="Consolas" w:hAnsi="Consolas"/>
+          <w:sz w:val="17"/>
+        </w:rPr>
+        <w:t xml:space="preserve">GET /api/v1/inspection/queue?line={line}&amp;limit={n}      both parameters optional</w:t>
+      </w:r>
+    </w:p>
+    <w:p>
+      <w:pPr>
+        <w:spacing w:after="0" w:line="220" w:lineRule="auto"/>
+        <w:shd w:fill="F3F5F7" w:val="clear"/>
+      </w:pPr>
+      <w:r>
+        <w:rPr>
+          <w:rFonts w:ascii="Consolas" w:hAnsi="Consolas"/>
+          <w:sz w:val="17"/>
+        </w:rPr>
+        <w:t xml:space="preserve"> </w:t>
+      </w:r>
+    </w:p>
+    <w:p>
+      <w:pPr>
+        <w:spacing w:after="0" w:line="220" w:lineRule="auto"/>
+        <w:shd w:fill="F3F5F7" w:val="clear"/>
+      </w:pPr>
+      <w:r>
+        <w:rPr>
+          <w:rFonts w:ascii="Consolas" w:hAnsi="Consolas"/>
+          <w:sz w:val="17"/>
+        </w:rPr>
+        <w:t xml:space="preserve">{ "records": [ { "boardId": "BRD-2026-000148", "line": "line-a",</w:t>
+      </w:r>
+    </w:p>
+    <w:p>
+      <w:pPr>
+        <w:spacing w:after="0" w:line="220" w:lineRule="auto"/>
+        <w:shd w:fill="F3F5F7" w:val="clear"/>
+      </w:pPr>
+      <w:r>
+        <w:rPr>
+          <w:rFonts w:ascii="Consolas" w:hAnsi="Consolas"/>
+          <w:sz w:val="17"/>
+        </w:rPr>
+        <w:t xml:space="preserve">                 "inspectionPoint": "post-reflow",</w:t>
+      </w:r>
+    </w:p>
+    <w:p>
+      <w:pPr>
+        <w:spacing w:after="0" w:line="220" w:lineRule="auto"/>
+        <w:shd w:fill="F3F5F7" w:val="clear"/>
+      </w:pPr>
+      <w:r>
+        <w:rPr>
+          <w:rFonts w:ascii="Consolas" w:hAnsi="Consolas"/>
+          <w:sz w:val="17"/>
+        </w:rPr>
+        <w:t xml:space="preserve">                 "recordedAt": "2026-09-22T06:12:00Z" } ],</w:t>
+      </w:r>
+    </w:p>
+    <w:p>
+      <w:pPr>
+        <w:spacing w:after="0" w:line="220" w:lineRule="auto"/>
+        <w:shd w:fill="F3F5F7" w:val="clear"/>
+      </w:pPr>
+      <w:r>
+        <w:rPr>
+          <w:rFonts w:ascii="Consolas" w:hAnsi="Consolas"/>
+          <w:sz w:val="17"/>
+        </w:rPr>
+        <w:t xml:space="preserve">  "meta": { "source": "fixture", "count": 1, "total": 4,</w:t>
+      </w:r>
+    </w:p>
+    <w:p>
+      <w:pPr>
+        <w:spacing w:after="0" w:line="220" w:lineRule="auto"/>
+        <w:shd w:fill="F3F5F7" w:val="clear"/>
+      </w:pPr>
+      <w:r>
+        <w:rPr>
+          <w:rFonts w:ascii="Consolas" w:hAnsi="Consolas"/>
+          <w:sz w:val="17"/>
+        </w:rPr>
+        <w:t xml:space="preserve">            "filters": { "line": "line-a", "limit": 1 } } }</w:t>
+      </w:r>
+    </w:p>
+    <w:p>
+      <w:pPr>
+        <w:spacing w:after="0" w:line="220" w:lineRule="auto"/>
+        <w:shd w:fill="F3F5F7" w:val="clear"/>
+      </w:pPr>
+      <w:r>
+        <w:rPr>
+          <w:rFonts w:ascii="Consolas" w:hAnsi="Consolas"/>
+          <w:sz w:val="17"/>
+        </w:rPr>
+        <w:t xml:space="preserve"> </w:t>
+      </w:r>
+    </w:p>
+    <w:p>
+      <w:pPr>
+        <w:spacing w:after="0" w:line="220" w:lineRule="auto"/>
+        <w:shd w:fill="F3F5F7" w:val="clear"/>
+      </w:pPr>
+      <w:r>
+        <w:rPr>
+          <w:rFonts w:ascii="Consolas" w:hAnsi="Consolas"/>
+          <w:sz w:val="17"/>
+        </w:rPr>
+        <w:t xml:space="preserve">GET /api/v1/inspection/board/{boardId}                  no query parameters</w:t>
+      </w:r>
+    </w:p>
+    <w:p>
+      <w:pPr>
+        <w:spacing w:after="0" w:line="220" w:lineRule="auto"/>
+        <w:shd w:fill="F3F5F7" w:val="clear"/>
+      </w:pPr>
+      <w:r>
+        <w:rPr>
+          <w:rFonts w:ascii="Consolas" w:hAnsi="Consolas"/>
+          <w:sz w:val="17"/>
+        </w:rPr>
+        <w:t xml:space="preserve"> </w:t>
+      </w:r>
+    </w:p>
+    <w:p>
+      <w:pPr>
+        <w:spacing w:after="0" w:line="220" w:lineRule="auto"/>
+        <w:shd w:fill="F3F5F7" w:val="clear"/>
+      </w:pPr>
+      <w:r>
+        <w:rPr>
+          <w:rFonts w:ascii="Consolas" w:hAnsi="Consolas"/>
+          <w:sz w:val="17"/>
+        </w:rPr>
+        <w:t xml:space="preserve">{ "record": { "boardId": "BRD-2026-000148", "line": "line-a",</w:t>
+      </w:r>
+    </w:p>
+    <w:p>
+      <w:pPr>
+        <w:spacing w:after="0" w:line="220" w:lineRule="auto"/>
+        <w:shd w:fill="F3F5F7" w:val="clear"/>
+      </w:pPr>
+      <w:r>
+        <w:rPr>
+          <w:rFonts w:ascii="Consolas" w:hAnsi="Consolas"/>
+          <w:sz w:val="17"/>
+        </w:rPr>
+        <w:t xml:space="preserve">              "inspectionPoint": "post-reflow",</w:t>
+      </w:r>
+    </w:p>
+    <w:p>
+      <w:pPr>
+        <w:spacing w:after="0" w:line="220" w:lineRule="auto"/>
+        <w:shd w:fill="F3F5F7" w:val="clear"/>
+      </w:pPr>
+      <w:r>
+        <w:rPr>
+          <w:rFonts w:ascii="Consolas" w:hAnsi="Consolas"/>
+          <w:sz w:val="17"/>
+        </w:rPr>
+        <w:t xml:space="preserve">              "recordedAt": "2026-09-22T06:12:00Z" },</w:t>
+      </w:r>
+    </w:p>
+    <w:p>
+      <w:pPr>
+        <w:spacing w:after="0" w:line="220" w:lineRule="auto"/>
+        <w:shd w:fill="F3F5F7" w:val="clear"/>
+      </w:pPr>
+      <w:r>
+        <w:rPr>
+          <w:rFonts w:ascii="Consolas" w:hAnsi="Consolas"/>
+          <w:sz w:val="17"/>
+        </w:rPr>
+        <w:t xml:space="preserve">  "meta": "fixture" }</w:t>
+      </w:r>
+    </w:p>
+    <w:p>
+      <w:pPr/>
+      <w:r>
+        <w:rPr>
+          <w:rFonts w:ascii="Consolas" w:hAnsi="Consolas"/>
+          <w:sz w:val="19"/>
+        </w:rPr>
+        <w:t xml:space="preserve">count</w:t>
+      </w:r>
+      <w:r>
+        <w:rPr/>
+        <w:t xml:space="preserve"> is what was returned, </w:t>
+      </w:r>
+      <w:r>
+        <w:rPr>
+          <w:rFonts w:ascii="Consolas" w:hAnsi="Consolas"/>
+          <w:sz w:val="19"/>
+        </w:rPr>
+        <w:t xml:space="preserve">total</w:t>
+      </w:r>
+      <w:r>
+        <w:rPr/>
+        <w:t xml:space="preserve"> is the unfiltered size, and </w:t>
+      </w:r>
+      <w:r>
+        <w:rPr>
+          <w:rFonts w:ascii="Consolas" w:hAnsi="Consolas"/>
+          <w:sz w:val="19"/>
+        </w:rPr>
+        <w:t xml:space="preserve">filters</w:t>
+      </w:r>
+      <w:r>
+        <w:rPr/>
+        <w:t xml:space="preserve"> echoes what was applied —</w:t>
+      </w:r>
+    </w:p>
+    <w:p>
+      <w:pPr/>
+      <w:r>
+        <w:rPr/>
+        <w:t xml:space="preserve">so a caller can always tell a narrow filter from an empty dataset.</w:t>
+      </w:r>
+    </w:p>
+    <w:p>
+      <w:pPr/>
+      <w:r>
+        <w:rPr/>
+        <w:t xml:space="preserve">Records carry </w:t>
+      </w:r>
+      <w:r>
+        <w:rPr>
+          <w:b/>
+        </w:rPr>
+        <w:t xml:space="preserve">identity and capture metadata only</w:t>
+      </w:r>
+      <w:r>
+        <w:rPr/>
+        <w:t xml:space="preserve">. There is deliberately no status, disposition,</w:t>
+      </w:r>
+    </w:p>
+    <w:p>
+      <w:pPr/>
+      <w:r>
+        <w:rPr/>
+        <w:t xml:space="preserve">verdict, score or defect-ratio field: whether a board passes inspection is a quality determination</w:t>
+      </w:r>
+    </w:p>
+    <w:p>
+      <w:pPr/>
+      <w:r>
+        <w:rPr/>
+        <w:t xml:space="preserve">owned by Quality and Manufacturing, and nothing in this phase determines one. Tests assert that no</w:t>
+      </w:r>
+    </w:p>
+    <w:p>
+      <w:pPr/>
+      <w:r>
+        <w:rPr/>
+        <w:t xml:space="preserve">such field and no verdict vocabulary appears in the response, with or without filters.</w:t>
+      </w:r>
+    </w:p>
+    <w:p>
+      <w:pPr/>
+      <w:r>
+        <w:rPr/>
+        <w:t xml:space="preserve">Still unimplemented from FR-9: </w:t>
+      </w:r>
+      <w:r>
+        <w:rPr>
+          <w:rFonts w:ascii="Consolas" w:hAnsi="Consolas"/>
+          <w:sz w:val="19"/>
+        </w:rPr>
+        <w:t xml:space="preserve">/inspection/summary</w:t>
+      </w:r>
+      <w:r>
+        <w:rPr/>
+        <w:t xml:space="preserve">, </w:t>
+      </w:r>
+      <w:r>
+        <w:rPr>
+          <w:rFonts w:ascii="Consolas" w:hAnsi="Consolas"/>
+          <w:sz w:val="19"/>
+        </w:rPr>
+        <w:t xml:space="preserve">/ingest/images</w:t>
+      </w:r>
+      <w:r>
+        <w:rPr/>
+        <w:t xml:space="preserve">, </w:t>
+      </w:r>
+      <w:r>
+        <w:rPr>
+          <w:rFonts w:ascii="Consolas" w:hAnsi="Consolas"/>
+          <w:sz w:val="19"/>
+        </w:rPr>
+        <w:t xml:space="preserve">/defects/categories</w:t>
+      </w:r>
+      <w:r>
+        <w:rPr/>
+        <w:t xml:space="preserve">,</w:t>
+      </w:r>
+    </w:p>
+    <w:p>
+      <w:pPr/>
+      <w:r>
+        <w:rPr>
+          <w:rFonts w:ascii="Consolas" w:hAnsi="Consolas"/>
+          <w:sz w:val="19"/>
+        </w:rPr>
+        <w:t xml:space="preserve">/defects/alerts</w:t>
+      </w:r>
+      <w:r>
+        <w:rPr/>
+        <w:t xml:space="preserve">, </w:t>
+      </w:r>
+      <w:r>
+        <w:rPr>
+          <w:rFonts w:ascii="Consolas" w:hAnsi="Consolas"/>
+          <w:sz w:val="19"/>
+        </w:rPr>
+        <w:t xml:space="preserve">/defects/summary</w:t>
+      </w:r>
+      <w:r>
+        <w:rPr/>
+        <w:t xml:space="preserve">.</w:t>
+      </w:r>
+    </w:p>
+    <w:p>
+      <w:pPr/>
+      <w:r>
+        <w:rPr/>
+        <w:t xml:space="preserve">### 6.4 Parameter policy — where parameters are allowed, and why</w:t>
+      </w:r>
+    </w:p>
+    <w:p>
+      <w:pPr/>
+      <w:r>
+        <w:rPr/>
+        <w:t xml:space="preserve">Task 6 originally shipped with no parameters anywhere, and section 6.1 still says the UI endpoint</w:t>
+      </w:r>
+    </w:p>
+    <w:p>
+      <w:pPr/>
+      <w:r>
+        <w:rPr/>
+        <w:t xml:space="preserve">accepts none. That rule has not been relaxed; it has been </w:t>
+      </w:r>
+      <w:r>
+        <w:rPr>
+          <w:b/>
+        </w:rPr>
+        <w:t xml:space="preserve">scoped</w:t>
+      </w:r>
+      <w:r>
+        <w:rPr/>
+        <w:t xml:space="preserve">.</w:t>
+      </w:r>
+    </w:p>
+    <w:tbl>
+      <w:tblPr>
+        <w:tblW w:w="0" w:type="auto"/>
+        <w:tblBorders>
+          <w:top w:val="single" w:sz="4" w:color="CAD3DC"/>
+          <w:left w:val="single" w:sz="4" w:color="CAD3DC"/>
+          <w:bottom w:val="single" w:sz="4" w:color="CAD3DC"/>
+          <w:right w:val="single" w:sz="4" w:color="CAD3DC"/>
+          <w:insideH w:val="single" w:sz="4" w:color="CAD3DC"/>
+          <w:insideV w:val="single" w:sz="4" w:color="CAD3DC"/>
+        </w:tblBorders>
+      </w:tblPr>
+      <w:tr>
+        <w:trPr>
+          <w:cantSplit/>
+          <w:tblHeader/>
+        </w:trPr>
+        <w:tc>
+          <w:tcPr>
+            <w:tcW w:w="3312" w:type="dxa"/>
+            <w:shd w:fill="E7EEF5" w:val="clear"/>
+          </w:tcPr>
+          <w:p>
+            <w:pPr/>
+            <w:r>
+              <w:rPr>
+                <w:b/>
+              </w:rPr>
+              <w:t xml:space="preserve">Endpoint</w:t>
+            </w:r>
+          </w:p>
+        </w:tc>
+        <w:tc>
+          <w:tcPr>
+            <w:tcW w:w="3312" w:type="dxa"/>
+            <w:shd w:fill="E7EEF5" w:val="clear"/>
+          </w:tcPr>
+          <w:p>
+            <w:pPr/>
+            <w:r>
+              <w:rPr>
+                <w:b/>
+              </w:rPr>
+              <w:t xml:space="preserve">Parameters</w:t>
+            </w:r>
+          </w:p>
+        </w:tc>
+        <w:tc>
+          <w:tcPr>
+            <w:tcW w:w="3312" w:type="dxa"/>
+            <w:shd w:fill="E7EEF5" w:val="clear"/>
+          </w:tcPr>
+          <w:p>
+            <w:pPr/>
+            <w:r>
+              <w:rPr>
+                <w:b/>
+              </w:rPr>
+              <w:t xml:space="preserve">Reason</w:t>
+            </w:r>
+          </w:p>
+        </w:tc>
+      </w:tr>
+      <w:tr>
+        <w:trPr>
+          <w:cantSplit/>
+        </w:trPr>
+        <w:tc>
+          <w:tcPr>
+            <w:tcW w:w="3312" w:type="dxa"/>
+          </w:tcPr>
+          <w:p>
+            <w:pPr/>
+            <w:r>
+              <w:rPr>
+                <w:rFonts w:ascii="Consolas" w:hAnsi="Consolas"/>
+                <w:sz w:val="19"/>
+              </w:rPr>
+              <w:t xml:space="preserve">POST /api/v1/ui/landing-page</w:t>
+            </w:r>
+          </w:p>
+        </w:tc>
+        <w:tc>
+          <w:tcPr>
+            <w:tcW w:w="3312" w:type="dxa"/>
+          </w:tcPr>
+          <w:p>
+            <w:pPr/>
+            <w:r>
+              <w:rPr>
+                <w:b/>
+              </w:rPr>
+              <w:t xml:space="preserve">None.</w:t>
+            </w:r>
+            <w:r>
+              <w:rPr/>
+              <w:t xml:space="preserve"> A query string is ignored, never honoured</w:t>
+            </w:r>
+          </w:p>
+        </w:tc>
+        <w:tc>
+          <w:tcPr>
+            <w:tcW w:w="3312" w:type="dxa"/>
+          </w:tcPr>
+          <w:p>
+            <w:pPr/>
+            <w:r>
+              <w:rPr/>
+              <w:t xml:space="preserve">This is the endpoint that feeds the controlled renderer. Caller-steered input here is precisely what the approved-input boundary exists to prevent</w:t>
+            </w:r>
+          </w:p>
+        </w:tc>
+      </w:tr>
+      <w:tr>
+        <w:trPr>
+          <w:cantSplit/>
+        </w:trPr>
+        <w:tc>
+          <w:tcPr>
+            <w:tcW w:w="3312" w:type="dxa"/>
+          </w:tcPr>
+          <w:p>
+            <w:pPr/>
+            <w:r>
+              <w:rPr>
+                <w:rFonts w:ascii="Consolas" w:hAnsi="Consolas"/>
+                <w:sz w:val="19"/>
+              </w:rPr>
+              <w:t xml:space="preserve">GET /api/v1/inspection/queue</w:t>
+            </w:r>
+          </w:p>
+        </w:tc>
+        <w:tc>
+          <w:tcPr>
+            <w:tcW w:w="3312" w:type="dxa"/>
+          </w:tcPr>
+          <w:p>
+            <w:pPr/>
+            <w:r>
+              <w:rPr>
+                <w:rFonts w:ascii="Consolas" w:hAnsi="Consolas"/>
+                <w:sz w:val="19"/>
+              </w:rPr>
+              <w:t xml:space="preserve">line</w:t>
+            </w:r>
+            <w:r>
+              <w:rPr/>
+              <w:t xml:space="preserve"> (optional), </w:t>
+            </w:r>
+            <w:r>
+              <w:rPr>
+                <w:rFonts w:ascii="Consolas" w:hAnsi="Consolas"/>
+                <w:sz w:val="19"/>
+              </w:rPr>
+              <w:t xml:space="preserve">limit</w:t>
+            </w:r>
+            <w:r>
+              <w:rPr/>
+              <w:t xml:space="preserve"> (optional)</w:t>
+            </w:r>
+          </w:p>
+        </w:tc>
+        <w:tc>
+          <w:tcPr>
+            <w:tcW w:w="3312" w:type="dxa"/>
+          </w:tcPr>
+          <w:p>
+            <w:pPr/>
+            <w:r>
+              <w:rPr/>
+              <w:t xml:space="preserve">Read-only domain data. Filtering a list is not generation; no model and no renderer is downstream of it</w:t>
+            </w:r>
+          </w:p>
+        </w:tc>
+      </w:tr>
+      <w:tr>
+        <w:trPr>
+          <w:cantSplit/>
+        </w:trPr>
+        <w:tc>
+          <w:tcPr>
+            <w:tcW w:w="3312" w:type="dxa"/>
+          </w:tcPr>
+          <w:p>
+            <w:pPr/>
+            <w:r>
+              <w:rPr>
+                <w:rFonts w:ascii="Consolas" w:hAnsi="Consolas"/>
+                <w:sz w:val="19"/>
+              </w:rPr>
+              <w:t xml:space="preserve">GET /api/v1/inspection/board/{boardId}</w:t>
+            </w:r>
+          </w:p>
+        </w:tc>
+        <w:tc>
+          <w:tcPr>
+            <w:tcW w:w="3312" w:type="dxa"/>
+          </w:tcPr>
+          <w:p>
+            <w:pPr/>
+            <w:r>
+              <w:rPr/>
+              <w:t xml:space="preserve">path identifier only</w:t>
+            </w:r>
+          </w:p>
+        </w:tc>
+        <w:tc>
+          <w:tcPr>
+            <w:tcW w:w="3312" w:type="dxa"/>
+          </w:tcPr>
+          <w:p>
+            <w:pPr/>
+            <w:r>
+              <w:rPr/>
+              <w:t xml:space="preserve">Same</w:t>
+            </w:r>
+          </w:p>
+        </w:tc>
+      </w:tr>
+    </w:tbl>
+    <w:p>
+      <w:pPr/>
+      <w:r>
+        <w:rPr/>
+        <w:t xml:space="preserve">Three properties are enforced on the parameters that do exist, and each has deterministic tests in</w:t>
+      </w:r>
+    </w:p>
+    <w:p>
+      <w:pPr/>
+      <w:r>
+        <w:rPr>
+          <w:rFonts w:ascii="Consolas" w:hAnsi="Consolas"/>
+          <w:sz w:val="19"/>
+        </w:rPr>
+        <w:t xml:space="preserve">tests/api/test_inspection_parameters.py</w:t>
+      </w:r>
+      <w:r>
+        <w:rPr/>
+        <w:t xml:space="preserve">:</w:t>
+      </w:r>
+    </w:p>
+    <w:p>
+      <w:pPr/>
+      <w:r>
+        <w:rPr/>
+        <w:t xml:space="preserve">1. </w:t>
+      </w:r>
+      <w:r>
+        <w:rPr>
+          <w:b/>
+        </w:rPr>
+        <w:t xml:space="preserve">Allowed values are derived from the data, not declared in code.</w:t>
+      </w:r>
+      <w:r>
+        <w:rPr/>
+        <w:t xml:space="preserve"> </w:t>
+      </w:r>
+      <w:r>
+        <w:rPr>
+          <w:rFonts w:ascii="Consolas" w:hAnsi="Consolas"/>
+          <w:sz w:val="19"/>
+        </w:rPr>
+        <w:t xml:space="preserve">InspectionService.lines()</w:t>
+      </w:r>
+    </w:p>
+    <w:p>
+      <w:pPr/>
+      <w:r>
+        <w:rPr/>
+        <w:t xml:space="preserve">   reads the distinct line identifiers out of the fixture in first-seen order. Line identifiers are</w:t>
+      </w:r>
+    </w:p>
+    <w:p>
+      <w:pPr/>
+      <w:r>
+        <w:rPr/>
+        <w:t xml:space="preserve">   owned by Manufacturing; hard-coding an enum here would make this repository a second, silently</w:t>
+      </w:r>
+    </w:p>
+    <w:p>
+      <w:pPr/>
+      <w:r>
+        <w:rPr/>
+        <w:t xml:space="preserve">   stale source of truth. </w:t>
+      </w:r>
+      <w:r>
+        <w:rPr>
+          <w:rFonts w:ascii="Consolas" w:hAnsi="Consolas"/>
+          <w:sz w:val="19"/>
+        </w:rPr>
+        <w:t xml:space="preserve">line=line-z</w:t>
+      </w:r>
+      <w:r>
+        <w:rPr/>
+        <w:t xml:space="preserve"> is a </w:t>
+      </w:r>
+      <w:r>
+        <w:rPr>
+          <w:rFonts w:ascii="Consolas" w:hAnsi="Consolas"/>
+          <w:sz w:val="19"/>
+        </w:rPr>
+        <w:t xml:space="preserve">400</w:t>
+      </w:r>
+      <w:r>
+        <w:rPr/>
+        <w:t xml:space="preserve">, not an empty list — a typo must be visible, and</w:t>
+      </w:r>
+    </w:p>
+    <w:p>
+      <w:pPr/>
+      <w:r>
+        <w:rPr/>
+        <w:t xml:space="preserve">   an empty list would read as "no boards".</w:t>
+      </w:r>
+    </w:p>
+    <w:p>
+      <w:pPr/>
+      <w:r>
+        <w:rPr/>
+        <w:t xml:space="preserve">2. </w:t>
+      </w:r>
+      <w:r>
+        <w:rPr>
+          <w:b/>
+        </w:rPr>
+        <w:t xml:space="preserve">Unknown parameters are rejected.</w:t>
+      </w:r>
+      <w:r>
+        <w:rPr/>
+        <w:t xml:space="preserve"> </w:t>
+      </w:r>
+      <w:r>
+        <w:rPr>
+          <w:rFonts w:ascii="Consolas" w:hAnsi="Consolas"/>
+          <w:sz w:val="19"/>
+        </w:rPr>
+        <w:t xml:space="preserve">?lines=</w:t>
+      </w:r>
+      <w:r>
+        <w:rPr/>
+        <w:t xml:space="preserve">, </w:t>
+      </w:r>
+      <w:r>
+        <w:rPr>
+          <w:rFonts w:ascii="Consolas" w:hAnsi="Consolas"/>
+          <w:sz w:val="19"/>
+        </w:rPr>
+        <w:t xml:space="preserve">?Line=</w:t>
+      </w:r>
+      <w:r>
+        <w:rPr/>
+        <w:t xml:space="preserve">, </w:t>
+      </w:r>
+      <w:r>
+        <w:rPr>
+          <w:rFonts w:ascii="Consolas" w:hAnsi="Consolas"/>
+          <w:sz w:val="19"/>
+        </w:rPr>
+        <w:t xml:space="preserve">?offset=</w:t>
+      </w:r>
+      <w:r>
+        <w:rPr/>
+        <w:t xml:space="preserve">, </w:t>
+      </w:r>
+      <w:r>
+        <w:rPr>
+          <w:rFonts w:ascii="Consolas" w:hAnsi="Consolas"/>
+          <w:sz w:val="19"/>
+        </w:rPr>
+        <w:t xml:space="preserve">?sort=</w:t>
+      </w:r>
+      <w:r>
+        <w:rPr/>
+        <w:t xml:space="preserve"> all return </w:t>
+      </w:r>
+      <w:r>
+        <w:rPr>
+          <w:rFonts w:ascii="Consolas" w:hAnsi="Consolas"/>
+          <w:sz w:val="19"/>
+        </w:rPr>
+        <w:t xml:space="preserve">400</w:t>
+      </w:r>
+      <w:r>
+        <w:rPr/>
+        <w:t xml:space="preserve">.</w:t>
+      </w:r>
+    </w:p>
+    <w:p>
+      <w:pPr/>
+      <w:r>
+        <w:rPr/>
+        <w:t xml:space="preserve">   This matches </w:t>
+      </w:r>
+      <w:r>
+        <w:rPr>
+          <w:rFonts w:ascii="Consolas" w:hAnsi="Consolas"/>
+          <w:sz w:val="19"/>
+        </w:rPr>
+        <w:t xml:space="preserve">extra="forbid"</w:t>
+      </w:r>
+      <w:r>
+        <w:rPr/>
+        <w:t xml:space="preserve"> on the request bodies: a mistyped filter should say so rather than</w:t>
+      </w:r>
+    </w:p>
+    <w:p>
+      <w:pPr/>
+      <w:r>
+        <w:rPr/>
+        <w:t xml:space="preserve">   be silently ignored.</w:t>
+      </w:r>
+    </w:p>
+    <w:p>
+      <w:pPr/>
+      <w:r>
+        <w:rPr/>
+        <w:t xml:space="preserve">3. </w:t>
+      </w:r>
+      <w:r>
+        <w:rPr>
+          <w:b/>
+        </w:rPr>
+        <w:t xml:space="preserve">Caller text is never echoed.</w:t>
+      </w:r>
+      <w:r>
+        <w:rPr/>
+        <w:t xml:space="preserve"> The error envelope stays </w:t>
+      </w:r>
+      <w:r>
+        <w:rPr>
+          <w:rFonts w:ascii="Consolas" w:hAnsi="Consolas"/>
+          <w:sz w:val="19"/>
+        </w:rPr>
+        <w:t xml:space="preserve">{"error": {"code", "message"}}</w:t>
+      </w:r>
+      <w:r>
+        <w:rPr/>
+        <w:t xml:space="preserve"> with a</w:t>
+      </w:r>
+    </w:p>
+    <w:p>
+      <w:pPr/>
+      <w:r>
+        <w:rPr/>
+        <w:t xml:space="preserve">   fixed message, and the unknown-parameter error names what the endpoint </w:t>
+      </w:r>
+      <w:r>
+        <w:rPr>
+          <w:b/>
+        </w:rPr>
+        <w:t xml:space="preserve">accepts</w:t>
+      </w:r>
+      <w:r>
+        <w:rPr/>
+        <w:t xml:space="preserve"> rather than what</w:t>
+      </w:r>
+    </w:p>
+    <w:p>
+      <w:pPr/>
+      <w:r>
+        <w:rPr/>
+        <w:t xml:space="preserve">   was sent — the allowed set is server-owned, the supplied name is not. </w:t>
+      </w:r>
+      <w:r>
+        <w:rPr>
+          <w:rFonts w:ascii="Consolas" w:hAnsi="Consolas"/>
+          <w:sz w:val="19"/>
+        </w:rPr>
+        <w:t xml:space="preserve">limit</w:t>
+      </w:r>
+      <w:r>
+        <w:rPr/>
+        <w:t xml:space="preserve"> is bounded by</w:t>
+      </w:r>
+    </w:p>
+    <w:p>
+      <w:pPr/>
+      <w:r>
+        <w:rPr/>
+        <w:t xml:space="preserve">   FastAPI at </w:t>
+      </w:r>
+      <w:r>
+        <w:rPr>
+          <w:rFonts w:ascii="Consolas" w:hAnsi="Consolas"/>
+          <w:sz w:val="19"/>
+        </w:rPr>
+        <w:t xml:space="preserve">1..50</w:t>
+      </w:r>
+      <w:r>
+        <w:rPr/>
+        <w:t xml:space="preserve"> before the service is reached, and its rejection says so ("Query parameter is</w:t>
+      </w:r>
+    </w:p>
+    <w:p>
+      <w:pPr/>
+      <w:r>
+        <w:rPr/>
+        <w:t xml:space="preserve">   missing, out of range or of the wrong type") instead of borrowing the landing-page wording.</w:t>
+      </w:r>
+    </w:p>
+    <w:p>
+      <w:pPr/>
+      <w:r>
+        <w:rPr/>
+        <w:t xml:space="preserve">The board identifier is matched in memory against records already loaded; it is never joined to a</w:t>
+      </w:r>
+    </w:p>
+    <w:p>
+      <w:pPr/>
+      <w:r>
+        <w:rPr/>
+        <w:t xml:space="preserve">path, so a traversal-shaped identifier is just a string that matches nothing. One recorded subtlety:</w:t>
+      </w:r>
+    </w:p>
+    <w:p>
+      <w:pPr/>
+      <w:r>
+        <w:rPr/>
+        <w:t xml:space="preserve">a probe containing an unencoded </w:t>
+      </w:r>
+      <w:r>
+        <w:rPr>
+          <w:rFonts w:ascii="Consolas" w:hAnsi="Consolas"/>
+          <w:sz w:val="19"/>
+        </w:rPr>
+        <w:t xml:space="preserve">..</w:t>
+      </w:r>
+      <w:r>
+        <w:rPr/>
+        <w:t xml:space="preserve"> is normalised by the HTTP client before the request is sent, per</w:t>
+      </w:r>
+    </w:p>
+    <w:p>
+      <w:pPr/>
+      <w:r>
+        <w:rPr/>
+        <w:t xml:space="preserve">RFC 3986, so </w:t>
+      </w:r>
+      <w:r>
+        <w:rPr>
+          <w:rFonts w:ascii="Consolas" w:hAnsi="Consolas"/>
+          <w:sz w:val="19"/>
+        </w:rPr>
+        <w:t xml:space="preserve">board/../queue</w:t>
+      </w:r>
+      <w:r>
+        <w:rPr/>
+        <w:t xml:space="preserve"> arrives at the sibling public </w:t>
+      </w:r>
+      <w:r>
+        <w:rPr>
+          <w:rFonts w:ascii="Consolas" w:hAnsi="Consolas"/>
+          <w:sz w:val="19"/>
+        </w:rPr>
+        <w:t xml:space="preserve">/queue</w:t>
+      </w:r>
+      <w:r>
+        <w:rPr/>
+        <w:t xml:space="preserve"> route and gets an ordinary</w:t>
+      </w:r>
+    </w:p>
+    <w:p>
+      <w:pPr/>
+      <w:r>
+        <w:rPr>
+          <w:rFonts w:ascii="Consolas" w:hAnsi="Consolas"/>
+          <w:sz w:val="19"/>
+        </w:rPr>
+        <w:t xml:space="preserve">200</w:t>
+      </w:r>
+      <w:r>
+        <w:rPr/>
+        <w:t xml:space="preserve">. That is URL resolution landing on an already-public endpoint, not traversal — the tests assert</w:t>
+      </w:r>
+    </w:p>
+    <w:p>
+      <w:pPr/>
+      <w:r>
+        <w:rPr/>
+        <w:t xml:space="preserve">that no filesystem content appears in either case.</w:t>
       </w:r>
     </w:p>
     <w:p>
@@ -1053,6 +2912,99 @@
       <w:pPr/>
       <w:r>
         <w:rPr/>
+        <w:t xml:space="preserve">Parameter checks live in </w:t>
+      </w:r>
+      <w:r>
+        <w:rPr>
+          <w:rFonts w:ascii="Consolas" w:hAnsi="Consolas"/>
+          <w:sz w:val="19"/>
+        </w:rPr>
+        <w:t xml:space="preserve">tests/api/test_inspection_parameters.py</w:t>
+      </w:r>
+      <w:r>
+        <w:rPr/>
+        <w:t xml:space="preserve"> and cover: allowed values</w:t>
+      </w:r>
+    </w:p>
+    <w:p>
+      <w:pPr/>
+      <w:r>
+        <w:rPr/>
+        <w:t xml:space="preserve">derived from the fixture rather than declared; a filter narrowing the result while </w:t>
+      </w:r>
+      <w:r>
+        <w:rPr>
+          <w:rFonts w:ascii="Consolas" w:hAnsi="Consolas"/>
+          <w:sz w:val="19"/>
+        </w:rPr>
+        <w:t xml:space="preserve">total</w:t>
+      </w:r>
+      <w:r>
+        <w:rPr/>
+        <w:t xml:space="preserve"> still</w:t>
+      </w:r>
+    </w:p>
+    <w:p>
+      <w:pPr/>
+      <w:r>
+        <w:rPr/>
+        <w:t xml:space="preserve">reports the unfiltered size; an unrecognised value and an unknown parameter both rejected with </w:t>
+      </w:r>
+      <w:r>
+        <w:rPr>
+          <w:rFonts w:ascii="Consolas" w:hAnsi="Consolas"/>
+          <w:sz w:val="19"/>
+        </w:rPr>
+        <w:t xml:space="preserve">400</w:t>
+      </w:r>
+      <w:r>
+        <w:rPr/>
+        <w:t xml:space="preserve">;</w:t>
+      </w:r>
+    </w:p>
+    <w:p>
+      <w:pPr/>
+      <w:r>
+        <w:rPr/>
+        <w:t xml:space="preserve">bounds and type rejection on the numeric parameter; </w:t>
+      </w:r>
+      <w:r>
+        <w:rPr>
+          <w:rFonts w:ascii="Consolas" w:hAnsi="Consolas"/>
+          <w:sz w:val="19"/>
+        </w:rPr>
+        <w:t xml:space="preserve">404</w:t>
+      </w:r>
+      <w:r>
+        <w:rPr/>
+        <w:t xml:space="preserve"> for an unknown board; traversal-shaped</w:t>
+      </w:r>
+    </w:p>
+    <w:p>
+      <w:pPr/>
+      <w:r>
+        <w:rPr/>
+        <w:t xml:space="preserve">identifiers opening no file; caller text never echoed; repeatability; and — the one that guards the</w:t>
+      </w:r>
+    </w:p>
+    <w:p>
+      <w:pPr/>
+      <w:r>
+        <w:rPr/>
+        <w:t xml:space="preserve">boundary — a query string on the UI generation endpoint leaving the returned specification</w:t>
+      </w:r>
+    </w:p>
+    <w:p>
+      <w:pPr/>
+      <w:r>
+        <w:rPr/>
+        <w:t xml:space="preserve">unchanged.</w:t>
+      </w:r>
+    </w:p>
+    <w:p>
+      <w:pPr/>
+      <w:r>
+        <w:rPr/>
         <w:t xml:space="preserve">UI checks should cover loading/success/error, invalid JSON and response shape, binding/context mismatch, rejected unissued inputs, successful controlled rendering, no stale-response update, inert actions and no silent static fallback. Keep all existing registry, DOM safety, exact-metric, determinism and Python preparation tests.</w:t>
       </w:r>
     </w:p>
@@ -1060,7 +3012,25 @@
       <w:pPr/>
       <w:r>
         <w:rPr/>
-        <w:t xml:space="preserve">Root pytest.ini currently discovers only tests/validator and tests/renderer_fixtures. If tests/domain_api is added, explicitly include it in test discovery and verify collection. Do not claim new API tests ran merely because root pytest passed.</w:t>
+        <w:t xml:space="preserve">API tests live under </w:t>
+      </w:r>
+      <w:r>
+        <w:rPr>
+          <w:rFonts w:ascii="Consolas" w:hAnsi="Consolas"/>
+          <w:sz w:val="19"/>
+        </w:rPr>
+        <w:t xml:space="preserve">tests/api/</w:t>
+      </w:r>
+      <w:r>
+        <w:rPr/>
+        <w:t xml:space="preserve">. Confirm actual collection rather than assuming it: run pytest and</w:t>
+      </w:r>
+    </w:p>
+    <w:p>
+      <w:pPr/>
+      <w:r>
+        <w:rPr/>
+        <w:t xml:space="preserve">read the collected count. Do not claim new API tests ran merely because root pytest passed.</w:t>
       </w:r>
     </w:p>
     <w:p>
@@ -1302,7 +3272,7 @@
       <w:pPr/>
       <w:r>
         <w:rPr/>
-        <w:t xml:space="preserve">No model gateway or runtime AI, database/persistence, authentication subsystem, camera/edge/PLC/MES integration, image upload/processing, automated classifier, defect-ratio calculation, quality verdict, human approval/override, onboarding/registration/risk scoring, charts/filters, production infrastructure, retry/repair or fallback orchestration. No UISpec vocabulary or schema redesign.</w:t>
+        <w:t xml:space="preserve">No model gateway or runtime AI, database/persistence, authentication subsystem, camera/edge/PLC/MES integration, image upload/processing, automated classifier, defect-ratio calculation, quality verdict, human approval/override, onboarding/registration/risk scoring, UI charts or client-side filter controls, production infrastructure, retry/repair or fallback orchestration. No UISpec vocabulary or schema redesign.</w:t>
       </w:r>
     </w:p>
     <w:p>
@@ -1331,33 +3301,7 @@
           <w:rFonts w:ascii="Consolas" w:hAnsi="Consolas"/>
           <w:sz w:val="17"/>
         </w:rPr>
-        <w:t xml:space="preserve">Proceed with Task 6 readiness for the Board Defect Inspection AI</w:t>
-      </w:r>
-    </w:p>
-    <w:p>
-      <w:pPr>
-        <w:spacing w:after="0" w:line="220" w:lineRule="auto"/>
-        <w:shd w:fill="F3F5F7" w:val="clear"/>
-      </w:pPr>
-      <w:r>
-        <w:rPr>
-          <w:rFonts w:ascii="Consolas" w:hAnsi="Consolas"/>
-          <w:sz w:val="17"/>
-        </w:rPr>
-        <w:t xml:space="preserve">Domain Runtime / FastAPI Boundary. Implement only after the required</w:t>
-      </w:r>
-    </w:p>
-    <w:p>
-      <w:pPr>
-        <w:spacing w:after="0" w:line="220" w:lineRule="auto"/>
-        <w:shd w:fill="F3F5F7" w:val="clear"/>
-      </w:pPr>
-      <w:r>
-        <w:rPr>
-          <w:rFonts w:ascii="Consolas" w:hAnsi="Consolas"/>
-          <w:sz w:val="17"/>
-        </w:rPr>
-        <w:t xml:space="preserve">transport decisions below are resolved and recorded.</w:t>
+        <w:t xml:space="preserve">Proceed with Task 6: implement the Domain Runtime / FastAPI Boundary.</w:t>
       </w:r>
     </w:p>
     <w:p>
@@ -1383,6 +3327,45 @@
           <w:rFonts w:ascii="Consolas" w:hAnsi="Consolas"/>
           <w:sz w:val="17"/>
         </w:rPr>
+        <w:t xml:space="preserve">This is the next smallest implementation increment for the</w:t>
+      </w:r>
+    </w:p>
+    <w:p>
+      <w:pPr>
+        <w:spacing w:after="0" w:line="220" w:lineRule="auto"/>
+        <w:shd w:fill="F3F5F7" w:val="clear"/>
+      </w:pPr>
+      <w:r>
+        <w:rPr>
+          <w:rFonts w:ascii="Consolas" w:hAnsi="Consolas"/>
+          <w:sz w:val="17"/>
+        </w:rPr>
+        <w:t xml:space="preserve">Board Defect Inspection AI application.</w:t>
+      </w:r>
+    </w:p>
+    <w:p>
+      <w:pPr>
+        <w:spacing w:after="0" w:line="220" w:lineRule="auto"/>
+        <w:shd w:fill="F3F5F7" w:val="clear"/>
+      </w:pPr>
+      <w:r>
+        <w:rPr>
+          <w:rFonts w:ascii="Consolas" w:hAnsi="Consolas"/>
+          <w:sz w:val="17"/>
+        </w:rPr>
+        <w:t xml:space="preserve"> </w:t>
+      </w:r>
+    </w:p>
+    <w:p>
+      <w:pPr>
+        <w:spacing w:after="0" w:line="220" w:lineRule="auto"/>
+        <w:shd w:fill="F3F5F7" w:val="clear"/>
+      </w:pPr>
+      <w:r>
+        <w:rPr>
+          <w:rFonts w:ascii="Consolas" w:hAnsi="Consolas"/>
+          <w:sz w:val="17"/>
+        </w:rPr>
         <w:t xml:space="preserve">IMPORTANT:</w:t>
       </w:r>
     </w:p>
@@ -1396,6 +3379,45 @@
           <w:rFonts w:ascii="Consolas" w:hAnsi="Consolas"/>
           <w:sz w:val="17"/>
         </w:rPr>
+        <w:t xml:space="preserve">Begin with readiness. Implement only after the required transport</w:t>
+      </w:r>
+    </w:p>
+    <w:p>
+      <w:pPr>
+        <w:spacing w:after="0" w:line="220" w:lineRule="auto"/>
+        <w:shd w:fill="F3F5F7" w:val="clear"/>
+      </w:pPr>
+      <w:r>
+        <w:rPr>
+          <w:rFonts w:ascii="Consolas" w:hAnsi="Consolas"/>
+          <w:sz w:val="17"/>
+        </w:rPr>
+        <w:t xml:space="preserve">decisions below are resolved and recorded.</w:t>
+      </w:r>
+    </w:p>
+    <w:p>
+      <w:pPr>
+        <w:spacing w:after="0" w:line="220" w:lineRule="auto"/>
+        <w:shd w:fill="F3F5F7" w:val="clear"/>
+      </w:pPr>
+      <w:r>
+        <w:rPr>
+          <w:rFonts w:ascii="Consolas" w:hAnsi="Consolas"/>
+          <w:sz w:val="17"/>
+        </w:rPr>
+        <w:t xml:space="preserve"> </w:t>
+      </w:r>
+    </w:p>
+    <w:p>
+      <w:pPr>
+        <w:spacing w:after="0" w:line="220" w:lineRule="auto"/>
+        <w:shd w:fill="F3F5F7" w:val="clear"/>
+      </w:pPr>
+      <w:r>
+        <w:rPr>
+          <w:rFonts w:ascii="Consolas" w:hAnsi="Consolas"/>
+          <w:sz w:val="17"/>
+        </w:rPr>
         <w:t xml:space="preserve">Task 5 has local implementation and browser verification evidence.</w:t>
       </w:r>
     </w:p>
@@ -1448,6 +3470,162 @@
           <w:rFonts w:ascii="Consolas" w:hAnsi="Consolas"/>
           <w:sz w:val="17"/>
         </w:rPr>
+        <w:t xml:space="preserve"> </w:t>
+      </w:r>
+    </w:p>
+    <w:p>
+      <w:pPr>
+        <w:spacing w:after="0" w:line="220" w:lineRule="auto"/>
+        <w:shd w:fill="F3F5F7" w:val="clear"/>
+      </w:pPr>
+      <w:r>
+        <w:rPr>
+          <w:rFonts w:ascii="Consolas" w:hAnsi="Consolas"/>
+          <w:sz w:val="17"/>
+        </w:rPr>
+        <w:t xml:space="preserve">The current architecture contains:</w:t>
+      </w:r>
+    </w:p>
+    <w:p>
+      <w:pPr>
+        <w:spacing w:after="0" w:line="220" w:lineRule="auto"/>
+        <w:shd w:fill="F3F5F7" w:val="clear"/>
+      </w:pPr>
+      <w:r>
+        <w:rPr>
+          <w:rFonts w:ascii="Consolas" w:hAnsi="Consolas"/>
+          <w:sz w:val="17"/>
+        </w:rPr>
+        <w:t xml:space="preserve">- Business problem and system specification</w:t>
+      </w:r>
+    </w:p>
+    <w:p>
+      <w:pPr>
+        <w:spacing w:after="0" w:line="220" w:lineRule="auto"/>
+        <w:shd w:fill="F3F5F7" w:val="clear"/>
+      </w:pPr>
+      <w:r>
+        <w:rPr>
+          <w:rFonts w:ascii="Consolas" w:hAnsi="Consolas"/>
+          <w:sz w:val="17"/>
+        </w:rPr>
+        <w:t xml:space="preserve">- v1 model contract and selected JSON Schema</w:t>
+      </w:r>
+    </w:p>
+    <w:p>
+      <w:pPr>
+        <w:spacing w:after="0" w:line="220" w:lineRule="auto"/>
+        <w:shd w:fill="F3F5F7" w:val="clear"/>
+      </w:pPr>
+      <w:r>
+        <w:rPr>
+          <w:rFonts w:ascii="Consolas" w:hAnsi="Consolas"/>
+          <w:sz w:val="17"/>
+        </w:rPr>
+        <w:t xml:space="preserve">- Deterministic Python UISpec validator</w:t>
+      </w:r>
+    </w:p>
+    <w:p>
+      <w:pPr>
+        <w:spacing w:after="0" w:line="220" w:lineRule="auto"/>
+        <w:shd w:fill="F3F5F7" w:val="clear"/>
+      </w:pPr>
+      <w:r>
+        <w:rPr>
+          <w:rFonts w:ascii="Consolas" w:hAnsi="Consolas"/>
+          <w:sz w:val="17"/>
+        </w:rPr>
+        <w:t xml:space="preserve">- Controlled React component registry and renderer</w:t>
+      </w:r>
+    </w:p>
+    <w:p>
+      <w:pPr>
+        <w:spacing w:after="0" w:line="220" w:lineRule="auto"/>
+        <w:shd w:fill="F3F5F7" w:val="clear"/>
+      </w:pPr>
+      <w:r>
+        <w:rPr>
+          <w:rFonts w:ascii="Consolas" w:hAnsi="Consolas"/>
+          <w:sz w:val="17"/>
+        </w:rPr>
+        <w:t xml:space="preserve">- Minimal runnable React UI and browser-runnable Vite application</w:t>
+      </w:r>
+    </w:p>
+    <w:p>
+      <w:pPr>
+        <w:spacing w:after="0" w:line="220" w:lineRule="auto"/>
+        <w:shd w:fill="F3F5F7" w:val="clear"/>
+      </w:pPr>
+      <w:r>
+        <w:rPr>
+          <w:rFonts w:ascii="Consolas" w:hAnsi="Consolas"/>
+          <w:sz w:val="17"/>
+        </w:rPr>
+        <w:t xml:space="preserve">- Paired developer-authored synthetic UISpec/context fixtures</w:t>
+      </w:r>
+    </w:p>
+    <w:p>
+      <w:pPr>
+        <w:spacing w:after="0" w:line="220" w:lineRule="auto"/>
+        <w:shd w:fill="F3F5F7" w:val="clear"/>
+      </w:pPr>
+      <w:r>
+        <w:rPr>
+          <w:rFonts w:ascii="Consolas" w:hAnsi="Consolas"/>
+          <w:sz w:val="17"/>
+        </w:rPr>
+        <w:t xml:space="preserve">- Python preparation gates and retained verification evidence</w:t>
+      </w:r>
+    </w:p>
+    <w:p>
+      <w:pPr>
+        <w:spacing w:after="0" w:line="220" w:lineRule="auto"/>
+        <w:shd w:fill="F3F5F7" w:val="clear"/>
+      </w:pPr>
+      <w:r>
+        <w:rPr>
+          <w:rFonts w:ascii="Consolas" w:hAnsi="Consolas"/>
+          <w:sz w:val="17"/>
+        </w:rPr>
+        <w:t xml:space="preserve">- Privately issued ApprovedUISpec handles</w:t>
+      </w:r>
+    </w:p>
+    <w:p>
+      <w:pPr>
+        <w:spacing w:after="0" w:line="220" w:lineRule="auto"/>
+        <w:shd w:fill="F3F5F7" w:val="clear"/>
+      </w:pPr>
+      <w:r>
+        <w:rPr>
+          <w:rFonts w:ascii="Consolas" w:hAnsi="Consolas"/>
+          <w:sz w:val="17"/>
+        </w:rPr>
+        <w:t xml:space="preserve">- Deterministic renderer, application and validator tests</w:t>
+      </w:r>
+    </w:p>
+    <w:p>
+      <w:pPr>
+        <w:spacing w:after="0" w:line="220" w:lineRule="auto"/>
+        <w:shd w:fill="F3F5F7" w:val="clear"/>
+      </w:pPr>
+      <w:r>
+        <w:rPr>
+          <w:rFonts w:ascii="Consolas" w:hAnsi="Consolas"/>
+          <w:sz w:val="17"/>
+        </w:rPr>
+        <w:t xml:space="preserve"> </w:t>
+      </w:r>
+    </w:p>
+    <w:p>
+      <w:pPr>
+        <w:spacing w:after="0" w:line="220" w:lineRule="auto"/>
+        <w:shd w:fill="F3F5F7" w:val="clear"/>
+      </w:pPr>
+      <w:r>
+        <w:rPr>
+          <w:rFonts w:ascii="Consolas" w:hAnsi="Consolas"/>
+          <w:sz w:val="17"/>
+        </w:rPr>
         <w:t xml:space="preserve">Reuse apps/ui/, services/domain/ and the v1 contract.</w:t>
       </w:r>
     </w:p>
@@ -1461,33 +3639,7 @@
           <w:rFonts w:ascii="Consolas" w:hAnsi="Consolas"/>
           <w:sz w:val="17"/>
         </w:rPr>
-        <w:t xml:space="preserve">Do NOT start Task 7, call a model, introduce a gateway, authentication,</w:t>
-      </w:r>
-    </w:p>
-    <w:p>
-      <w:pPr>
-        <w:spacing w:after="0" w:line="220" w:lineRule="auto"/>
-        <w:shd w:fill="F3F5F7" w:val="clear"/>
-      </w:pPr>
-      <w:r>
-        <w:rPr>
-          <w:rFonts w:ascii="Consolas" w:hAnsi="Consolas"/>
-          <w:sz w:val="17"/>
-        </w:rPr>
-        <w:t xml:space="preserve">a database, camera/edge/PLC/MES integration, defect classification,</w:t>
-      </w:r>
-    </w:p>
-    <w:p>
-      <w:pPr>
-        <w:spacing w:after="0" w:line="220" w:lineRule="auto"/>
-        <w:shd w:fill="F3F5F7" w:val="clear"/>
-      </w:pPr>
-      <w:r>
-        <w:rPr>
-          <w:rFonts w:ascii="Consolas" w:hAnsi="Consolas"/>
-          <w:sz w:val="17"/>
-        </w:rPr>
-        <w:t xml:space="preserve">ratio calculation, quality approval/override or production infrastructure.</w:t>
+        <w:t xml:space="preserve">Task 6 must establish the first runtime/API boundary only after readiness.</w:t>
       </w:r>
     </w:p>
     <w:p>
@@ -1513,6 +3665,175 @@
           <w:rFonts w:ascii="Consolas" w:hAnsi="Consolas"/>
           <w:sz w:val="17"/>
         </w:rPr>
+        <w:t xml:space="preserve">Do NOT start Task 7.</w:t>
+      </w:r>
+    </w:p>
+    <w:p>
+      <w:pPr>
+        <w:spacing w:after="0" w:line="220" w:lineRule="auto"/>
+        <w:shd w:fill="F3F5F7" w:val="clear"/>
+      </w:pPr>
+      <w:r>
+        <w:rPr>
+          <w:rFonts w:ascii="Consolas" w:hAnsi="Consolas"/>
+          <w:sz w:val="17"/>
+        </w:rPr>
+        <w:t xml:space="preserve">Do NOT implement a model gateway or call an AI/model API.</w:t>
+      </w:r>
+    </w:p>
+    <w:p>
+      <w:pPr>
+        <w:spacing w:after="0" w:line="220" w:lineRule="auto"/>
+        <w:shd w:fill="F3F5F7" w:val="clear"/>
+      </w:pPr>
+      <w:r>
+        <w:rPr>
+          <w:rFonts w:ascii="Consolas" w:hAnsi="Consolas"/>
+          <w:sz w:val="17"/>
+        </w:rPr>
+        <w:t xml:space="preserve">Do NOT implement runtime AI generation.</w:t>
+      </w:r>
+    </w:p>
+    <w:p>
+      <w:pPr>
+        <w:spacing w:after="0" w:line="220" w:lineRule="auto"/>
+        <w:shd w:fill="F3F5F7" w:val="clear"/>
+      </w:pPr>
+      <w:r>
+        <w:rPr>
+          <w:rFonts w:ascii="Consolas" w:hAnsi="Consolas"/>
+          <w:sz w:val="17"/>
+        </w:rPr>
+        <w:t xml:space="preserve">Do NOT introduce authentication, a database or persistence.</w:t>
+      </w:r>
+    </w:p>
+    <w:p>
+      <w:pPr>
+        <w:spacing w:after="0" w:line="220" w:lineRule="auto"/>
+        <w:shd w:fill="F3F5F7" w:val="clear"/>
+      </w:pPr>
+      <w:r>
+        <w:rPr>
+          <w:rFonts w:ascii="Consolas" w:hAnsi="Consolas"/>
+          <w:sz w:val="17"/>
+        </w:rPr>
+        <w:t xml:space="preserve">Do NOT introduce camera/edge/PLC/MES integration or image processing.</w:t>
+      </w:r>
+    </w:p>
+    <w:p>
+      <w:pPr>
+        <w:spacing w:after="0" w:line="220" w:lineRule="auto"/>
+        <w:shd w:fill="F3F5F7" w:val="clear"/>
+      </w:pPr>
+      <w:r>
+        <w:rPr>
+          <w:rFonts w:ascii="Consolas" w:hAnsi="Consolas"/>
+          <w:sz w:val="17"/>
+        </w:rPr>
+        <w:t xml:space="preserve">Do NOT introduce defect classification or defect-ratio calculation.</w:t>
+      </w:r>
+    </w:p>
+    <w:p>
+      <w:pPr>
+        <w:spacing w:after="0" w:line="220" w:lineRule="auto"/>
+        <w:shd w:fill="F3F5F7" w:val="clear"/>
+      </w:pPr>
+      <w:r>
+        <w:rPr>
+          <w:rFonts w:ascii="Consolas" w:hAnsi="Consolas"/>
+          <w:sz w:val="17"/>
+        </w:rPr>
+        <w:t xml:space="preserve">Do NOT introduce quality decisions or human approval/override workflows.</w:t>
+      </w:r>
+    </w:p>
+    <w:p>
+      <w:pPr>
+        <w:spacing w:after="0" w:line="220" w:lineRule="auto"/>
+        <w:shd w:fill="F3F5F7" w:val="clear"/>
+      </w:pPr>
+      <w:r>
+        <w:rPr>
+          <w:rFonts w:ascii="Consolas" w:hAnsi="Consolas"/>
+          <w:sz w:val="17"/>
+        </w:rPr>
+        <w:t xml:space="preserve">Do NOT introduce onboarding, registration, uploads, document processing</w:t>
+      </w:r>
+    </w:p>
+    <w:p>
+      <w:pPr>
+        <w:spacing w:after="0" w:line="220" w:lineRule="auto"/>
+        <w:shd w:fill="F3F5F7" w:val="clear"/>
+      </w:pPr>
+      <w:r>
+        <w:rPr>
+          <w:rFonts w:ascii="Consolas" w:hAnsi="Consolas"/>
+          <w:sz w:val="17"/>
+        </w:rPr>
+        <w:t xml:space="preserve">or risk scoring.</w:t>
+      </w:r>
+    </w:p>
+    <w:p>
+      <w:pPr>
+        <w:spacing w:after="0" w:line="220" w:lineRule="auto"/>
+        <w:shd w:fill="F3F5F7" w:val="clear"/>
+      </w:pPr>
+      <w:r>
+        <w:rPr>
+          <w:rFonts w:ascii="Consolas" w:hAnsi="Consolas"/>
+          <w:sz w:val="17"/>
+        </w:rPr>
+        <w:t xml:space="preserve">Do NOT introduce production infrastructure.</w:t>
+      </w:r>
+    </w:p>
+    <w:p>
+      <w:pPr>
+        <w:spacing w:after="0" w:line="220" w:lineRule="auto"/>
+        <w:shd w:fill="F3F5F7" w:val="clear"/>
+      </w:pPr>
+      <w:r>
+        <w:rPr>
+          <w:rFonts w:ascii="Consolas" w:hAnsi="Consolas"/>
+          <w:sz w:val="17"/>
+        </w:rPr>
+        <w:t xml:space="preserve">Do NOT redesign the UISpec model contract or controlled renderer.</w:t>
+      </w:r>
+    </w:p>
+    <w:p>
+      <w:pPr>
+        <w:spacing w:after="0" w:line="220" w:lineRule="auto"/>
+        <w:shd w:fill="F3F5F7" w:val="clear"/>
+      </w:pPr>
+      <w:r>
+        <w:rPr>
+          <w:rFonts w:ascii="Consolas" w:hAnsi="Consolas"/>
+          <w:sz w:val="17"/>
+        </w:rPr>
+        <w:t xml:space="preserve">Do NOT duplicate Python schema or grounding validation in TypeScript.</w:t>
+      </w:r>
+    </w:p>
+    <w:p>
+      <w:pPr>
+        <w:spacing w:after="0" w:line="220" w:lineRule="auto"/>
+        <w:shd w:fill="F3F5F7" w:val="clear"/>
+      </w:pPr>
+      <w:r>
+        <w:rPr>
+          <w:rFonts w:ascii="Consolas" w:hAnsi="Consolas"/>
+          <w:sz w:val="17"/>
+        </w:rPr>
+        <w:t xml:space="preserve"> </w:t>
+      </w:r>
+    </w:p>
+    <w:p>
+      <w:pPr>
+        <w:spacing w:after="0" w:line="220" w:lineRule="auto"/>
+        <w:shd w:fill="F3F5F7" w:val="clear"/>
+      </w:pPr>
+      <w:r>
+        <w:rPr>
+          <w:rFonts w:ascii="Consolas" w:hAnsi="Consolas"/>
+          <w:sz w:val="17"/>
+        </w:rPr>
         <w:t xml:space="preserve">==================================================</w:t>
       </w:r>
     </w:p>
@@ -1669,6 +3990,97 @@
           <w:rFonts w:ascii="Consolas" w:hAnsi="Consolas"/>
           <w:sz w:val="17"/>
         </w:rPr>
+        <w:t xml:space="preserve">Move from the existing prepared static catalogue -&gt; approved handle -&gt;</w:t>
+      </w:r>
+    </w:p>
+    <w:p>
+      <w:pPr>
+        <w:spacing w:after="0" w:line="220" w:lineRule="auto"/>
+        <w:shd w:fill="F3F5F7" w:val="clear"/>
+      </w:pPr>
+      <w:r>
+        <w:rPr>
+          <w:rFonts w:ascii="Consolas" w:hAnsi="Consolas"/>
+          <w:sz w:val="17"/>
+        </w:rPr>
+        <w:t xml:space="preserve">renderer -&gt; browser to React -&gt; API client -&gt; agreed board endpoint -&gt;</w:t>
+      </w:r>
+    </w:p>
+    <w:p>
+      <w:pPr>
+        <w:spacing w:after="0" w:line="220" w:lineRule="auto"/>
+        <w:shd w:fill="F3F5F7" w:val="clear"/>
+      </w:pPr>
+      <w:r>
+        <w:rPr>
+          <w:rFonts w:ascii="Consolas" w:hAnsi="Consolas"/>
+          <w:sz w:val="17"/>
+        </w:rPr>
+        <w:t xml:space="preserve">FastAPI -&gt; fixed spec/context -&gt; Python validator -&gt; reviewed response</w:t>
+      </w:r>
+    </w:p>
+    <w:p>
+      <w:pPr>
+        <w:spacing w:after="0" w:line="220" w:lineRule="auto"/>
+        <w:shd w:fill="F3F5F7" w:val="clear"/>
+      </w:pPr>
+      <w:r>
+        <w:rPr>
+          <w:rFonts w:ascii="Consolas" w:hAnsi="Consolas"/>
+          <w:sz w:val="17"/>
+        </w:rPr>
+        <w:t xml:space="preserve">and bindings -&gt; private handle -&gt; ControlledRenderer -&gt; browser.</w:t>
+      </w:r>
+    </w:p>
+    <w:p>
+      <w:pPr>
+        <w:spacing w:after="0" w:line="220" w:lineRule="auto"/>
+        <w:shd w:fill="F3F5F7" w:val="clear"/>
+      </w:pPr>
+      <w:r>
+        <w:rPr>
+          <w:rFonts w:ascii="Consolas" w:hAnsi="Consolas"/>
+          <w:sz w:val="17"/>
+        </w:rPr>
+        <w:t xml:space="preserve">The service must return the developer-authored presentation only after</w:t>
+      </w:r>
+    </w:p>
+    <w:p>
+      <w:pPr>
+        <w:spacing w:after="0" w:line="220" w:lineRule="auto"/>
+        <w:shd w:fill="F3F5F7" w:val="clear"/>
+      </w:pPr>
+      <w:r>
+        <w:rPr>
+          <w:rFonts w:ascii="Consolas" w:hAnsi="Consolas"/>
+          <w:sz w:val="17"/>
+        </w:rPr>
+        <w:t xml:space="preserve">validation. There must still be NO AI/model call.</w:t>
+      </w:r>
+    </w:p>
+    <w:p>
+      <w:pPr>
+        <w:spacing w:after="0" w:line="220" w:lineRule="auto"/>
+        <w:shd w:fill="F3F5F7" w:val="clear"/>
+      </w:pPr>
+      <w:r>
+        <w:rPr>
+          <w:rFonts w:ascii="Consolas" w:hAnsi="Consolas"/>
+          <w:sz w:val="17"/>
+        </w:rPr>
+        <w:t xml:space="preserve"> </w:t>
+      </w:r>
+    </w:p>
+    <w:p>
+      <w:pPr>
+        <w:spacing w:after="0" w:line="220" w:lineRule="auto"/>
+        <w:shd w:fill="F3F5F7" w:val="clear"/>
+      </w:pPr>
+      <w:r>
+        <w:rPr>
+          <w:rFonts w:ascii="Consolas" w:hAnsi="Consolas"/>
+          <w:sz w:val="17"/>
+        </w:rPr>
         <w:t xml:space="preserve">==================================================</w:t>
       </w:r>
     </w:p>
@@ -1812,7 +4224,137 @@
           <w:rFonts w:ascii="Consolas" w:hAnsi="Consolas"/>
           <w:sz w:val="17"/>
         </w:rPr>
-        <w:t xml:space="preserve">Explain the smallest proposed file changes before editing.</w:t>
+        <w:t xml:space="preserve">Before writing files, explain:</w:t>
+      </w:r>
+    </w:p>
+    <w:p>
+      <w:pPr>
+        <w:spacing w:after="0" w:line="220" w:lineRule="auto"/>
+        <w:shd w:fill="F3F5F7" w:val="clear"/>
+      </w:pPr>
+      <w:r>
+        <w:rPr>
+          <w:rFonts w:ascii="Consolas" w:hAnsi="Consolas"/>
+          <w:sz w:val="17"/>
+        </w:rPr>
+        <w:t xml:space="preserve">1. The smallest FastAPI application structure and proposed file changes.</w:t>
+      </w:r>
+    </w:p>
+    <w:p>
+      <w:pPr>
+        <w:spacing w:after="0" w:line="220" w:lineRule="auto"/>
+        <w:shd w:fill="F3F5F7" w:val="clear"/>
+      </w:pPr>
+      <w:r>
+        <w:rPr>
+          <w:rFonts w:ascii="Consolas" w:hAnsi="Consolas"/>
+          <w:sz w:val="17"/>
+        </w:rPr>
+        <w:t xml:space="preserve">2. Where the domain service will live.</w:t>
+      </w:r>
+    </w:p>
+    <w:p>
+      <w:pPr>
+        <w:spacing w:after="0" w:line="220" w:lineRule="auto"/>
+        <w:shd w:fill="F3F5F7" w:val="clear"/>
+      </w:pPr>
+      <w:r>
+        <w:rPr>
+          <w:rFonts w:ascii="Consolas" w:hAnsi="Consolas"/>
+          <w:sz w:val="17"/>
+        </w:rPr>
+        <w:t xml:space="preserve">3. The canonical UISpec fixture and complete matching context location.</w:t>
+      </w:r>
+    </w:p>
+    <w:p>
+      <w:pPr>
+        <w:spacing w:after="0" w:line="220" w:lineRule="auto"/>
+        <w:shd w:fill="F3F5F7" w:val="clear"/>
+      </w:pPr>
+      <w:r>
+        <w:rPr>
+          <w:rFonts w:ascii="Consolas" w:hAnsi="Consolas"/>
+          <w:sz w:val="17"/>
+        </w:rPr>
+        <w:t xml:space="preserve">4. How the existing Python validator will be reused.</w:t>
+      </w:r>
+    </w:p>
+    <w:p>
+      <w:pPr>
+        <w:spacing w:after="0" w:line="220" w:lineRule="auto"/>
+        <w:shd w:fill="F3F5F7" w:val="clear"/>
+      </w:pPr>
+      <w:r>
+        <w:rPr>
+          <w:rFonts w:ascii="Consolas" w:hAnsi="Consolas"/>
+          <w:sz w:val="17"/>
+        </w:rPr>
+        <w:t xml:space="preserve">5. The exact request, success response and error transport contract.</w:t>
+      </w:r>
+    </w:p>
+    <w:p>
+      <w:pPr>
+        <w:spacing w:after="0" w:line="220" w:lineRule="auto"/>
+        <w:shd w:fill="F3F5F7" w:val="clear"/>
+      </w:pPr>
+      <w:r>
+        <w:rPr>
+          <w:rFonts w:ascii="Consolas" w:hAnsi="Consolas"/>
+          <w:sz w:val="17"/>
+        </w:rPr>
+        <w:t xml:space="preserve">6. How React will consume the API and privately issue approved handles.</w:t>
+      </w:r>
+    </w:p>
+    <w:p>
+      <w:pPr>
+        <w:spacing w:after="0" w:line="220" w:lineRule="auto"/>
+        <w:shd w:fill="F3F5F7" w:val="clear"/>
+      </w:pPr>
+      <w:r>
+        <w:rPr>
+          <w:rFonts w:ascii="Consolas" w:hAnsi="Consolas"/>
+          <w:sz w:val="17"/>
+        </w:rPr>
+        <w:t xml:space="preserve">7. How ControlledRenderer remains the only component rendering path.</w:t>
+      </w:r>
+    </w:p>
+    <w:p>
+      <w:pPr>
+        <w:spacing w:after="0" w:line="220" w:lineRule="auto"/>
+        <w:shd w:fill="F3F5F7" w:val="clear"/>
+      </w:pPr>
+      <w:r>
+        <w:rPr>
+          <w:rFonts w:ascii="Consolas" w:hAnsi="Consolas"/>
+          <w:sz w:val="17"/>
+        </w:rPr>
+        <w:t xml:space="preserve">8. What is intentionally not being implemented.</w:t>
+      </w:r>
+    </w:p>
+    <w:p>
+      <w:pPr>
+        <w:spacing w:after="0" w:line="220" w:lineRule="auto"/>
+        <w:shd w:fill="F3F5F7" w:val="clear"/>
+      </w:pPr>
+      <w:r>
+        <w:rPr>
+          <w:rFonts w:ascii="Consolas" w:hAnsi="Consolas"/>
+          <w:sz w:val="17"/>
+        </w:rPr>
+        <w:t xml:space="preserve"> </w:t>
+      </w:r>
+    </w:p>
+    <w:p>
+      <w:pPr>
+        <w:spacing w:after="0" w:line="220" w:lineRule="auto"/>
+        <w:shd w:fill="F3F5F7" w:val="clear"/>
+      </w:pPr>
+      <w:r>
+        <w:rPr>
+          <w:rFonts w:ascii="Consolas" w:hAnsi="Consolas"/>
+          <w:sz w:val="17"/>
+        </w:rPr>
+        <w:t xml:space="preserve">Do not proceed until this design and the decisions below are resolved.</w:t>
       </w:r>
     </w:p>
     <w:p>
@@ -1968,6 +4510,149 @@
           <w:rFonts w:ascii="Consolas" w:hAnsi="Consolas"/>
           <w:sz w:val="17"/>
         </w:rPr>
+        <w:t xml:space="preserve">Explicitly review actual Task 1-5 artifacts before writing files.</w:t>
+      </w:r>
+    </w:p>
+    <w:p>
+      <w:pPr>
+        <w:spacing w:after="0" w:line="220" w:lineRule="auto"/>
+        <w:shd w:fill="F3F5F7" w:val="clear"/>
+      </w:pPr>
+      <w:r>
+        <w:rPr>
+          <w:rFonts w:ascii="Consolas" w:hAnsi="Consolas"/>
+          <w:sz w:val="17"/>
+        </w:rPr>
+        <w:t xml:space="preserve">The reference list above includes these concrete implementation files:</w:t>
+      </w:r>
+    </w:p>
+    <w:p>
+      <w:pPr>
+        <w:spacing w:after="0" w:line="220" w:lineRule="auto"/>
+        <w:shd w:fill="F3F5F7" w:val="clear"/>
+      </w:pPr>
+      <w:r>
+        <w:rPr>
+          <w:rFonts w:ascii="Consolas" w:hAnsi="Consolas"/>
+          <w:sz w:val="17"/>
+        </w:rPr>
+        <w:t xml:space="preserve">- apps/ui/src/types.ts, registry.ts, render.tsx, approved.ts, components.tsx</w:t>
+      </w:r>
+    </w:p>
+    <w:p>
+      <w:pPr>
+        <w:spacing w:after="0" w:line="220" w:lineRule="auto"/>
+        <w:shd w:fill="F3F5F7" w:val="clear"/>
+      </w:pPr>
+      <w:r>
+        <w:rPr>
+          <w:rFonts w:ascii="Consolas" w:hAnsi="Consolas"/>
+          <w:sz w:val="17"/>
+        </w:rPr>
+        <w:t xml:space="preserve">- apps/ui/src/App.tsx, main.tsx, style.css and apps/ui/index.html</w:t>
+      </w:r>
+    </w:p>
+    <w:p>
+      <w:pPr>
+        <w:spacing w:after="0" w:line="220" w:lineRule="auto"/>
+        <w:shd w:fill="F3F5F7" w:val="clear"/>
+      </w:pPr>
+      <w:r>
+        <w:rPr>
+          <w:rFonts w:ascii="Consolas" w:hAnsi="Consolas"/>
+          <w:sz w:val="17"/>
+        </w:rPr>
+        <w:t xml:space="preserve">- apps/ui/package.json, package-lock.json, vite.config.ts and README.md</w:t>
+      </w:r>
+    </w:p>
+    <w:p>
+      <w:pPr>
+        <w:spacing w:after="0" w:line="220" w:lineRule="auto"/>
+        <w:shd w:fill="F3F5F7" w:val="clear"/>
+      </w:pPr>
+      <w:r>
+        <w:rPr>
+          <w:rFonts w:ascii="Consolas" w:hAnsi="Consolas"/>
+          <w:sz w:val="17"/>
+        </w:rPr>
+        <w:t xml:space="preserve">- apps/ui/fixtures/ spec/context pairs and verification.json</w:t>
+      </w:r>
+    </w:p>
+    <w:p>
+      <w:pPr>
+        <w:spacing w:after="0" w:line="220" w:lineRule="auto"/>
+        <w:shd w:fill="F3F5F7" w:val="clear"/>
+      </w:pPr>
+      <w:r>
+        <w:rPr>
+          <w:rFonts w:ascii="Consolas" w:hAnsi="Consolas"/>
+          <w:sz w:val="17"/>
+        </w:rPr>
+        <w:t xml:space="preserve">- apps/ui/scripts/prepare_fixtures.py, prepare.mjs and verification scripts</w:t>
+      </w:r>
+    </w:p>
+    <w:p>
+      <w:pPr>
+        <w:spacing w:after="0" w:line="220" w:lineRule="auto"/>
+        <w:shd w:fill="F3F5F7" w:val="clear"/>
+      </w:pPr>
+      <w:r>
+        <w:rPr>
+          <w:rFonts w:ascii="Consolas" w:hAnsi="Consolas"/>
+          <w:sz w:val="17"/>
+        </w:rPr>
+        <w:t xml:space="preserve">- services/domain/validator.py, validation_models.py and text_policy.py</w:t>
+      </w:r>
+    </w:p>
+    <w:p>
+      <w:pPr>
+        <w:spacing w:after="0" w:line="220" w:lineRule="auto"/>
+        <w:shd w:fill="F3F5F7" w:val="clear"/>
+      </w:pPr>
+      <w:r>
+        <w:rPr>
+          <w:rFonts w:ascii="Consolas" w:hAnsi="Consolas"/>
+          <w:sz w:val="17"/>
+        </w:rPr>
+        <w:t xml:space="preserve">- requirements.txt and requirements-dev.txt</w:t>
+      </w:r>
+    </w:p>
+    <w:p>
+      <w:pPr>
+        <w:spacing w:after="0" w:line="220" w:lineRule="auto"/>
+        <w:shd w:fill="F3F5F7" w:val="clear"/>
+      </w:pPr>
+      <w:r>
+        <w:rPr>
+          <w:rFonts w:ascii="Consolas" w:hAnsi="Consolas"/>
+          <w:sz w:val="17"/>
+        </w:rPr>
+        <w:t xml:space="preserve">Do not substitute historical implementation claims for inspection.</w:t>
+      </w:r>
+    </w:p>
+    <w:p>
+      <w:pPr>
+        <w:spacing w:after="0" w:line="220" w:lineRule="auto"/>
+        <w:shd w:fill="F3F5F7" w:val="clear"/>
+      </w:pPr>
+      <w:r>
+        <w:rPr>
+          <w:rFonts w:ascii="Consolas" w:hAnsi="Consolas"/>
+          <w:sz w:val="17"/>
+        </w:rPr>
+        <w:t xml:space="preserve"> </w:t>
+      </w:r>
+    </w:p>
+    <w:p>
+      <w:pPr>
+        <w:spacing w:after="0" w:line="220" w:lineRule="auto"/>
+        <w:shd w:fill="F3F5F7" w:val="clear"/>
+      </w:pPr>
+      <w:r>
+        <w:rPr>
+          <w:rFonts w:ascii="Consolas" w:hAnsi="Consolas"/>
+          <w:sz w:val="17"/>
+        </w:rPr>
         <w:t xml:space="preserve">==================================================</w:t>
       </w:r>
     </w:p>
@@ -2059,6 +4744,214 @@
           <w:rFonts w:ascii="Consolas" w:hAnsi="Consolas"/>
           <w:sz w:val="17"/>
         </w:rPr>
+        <w:t xml:space="preserve">A candidate layout, subject to the readiness decisions, is:</w:t>
+      </w:r>
+    </w:p>
+    <w:p>
+      <w:pPr>
+        <w:spacing w:after="0" w:line="220" w:lineRule="auto"/>
+        <w:shd w:fill="F3F5F7" w:val="clear"/>
+      </w:pPr>
+      <w:r>
+        <w:rPr>
+          <w:rFonts w:ascii="Consolas" w:hAnsi="Consolas"/>
+          <w:sz w:val="17"/>
+        </w:rPr>
+        <w:t xml:space="preserve">services/domain/</w:t>
+      </w:r>
+    </w:p>
+    <w:p>
+      <w:pPr>
+        <w:spacing w:after="0" w:line="220" w:lineRule="auto"/>
+        <w:shd w:fill="F3F5F7" w:val="clear"/>
+      </w:pPr>
+      <w:r>
+        <w:rPr>
+          <w:rFonts w:ascii="Consolas" w:hAnsi="Consolas"/>
+          <w:sz w:val="17"/>
+        </w:rPr>
+        <w:t xml:space="preserve">  validator.py                  existing authoritative validator</w:t>
+      </w:r>
+    </w:p>
+    <w:p>
+      <w:pPr>
+        <w:spacing w:after="0" w:line="220" w:lineRule="auto"/>
+        <w:shd w:fill="F3F5F7" w:val="clear"/>
+      </w:pPr>
+      <w:r>
+        <w:rPr>
+          <w:rFonts w:ascii="Consolas" w:hAnsi="Consolas"/>
+          <w:sz w:val="17"/>
+        </w:rPr>
+        <w:t xml:space="preserve">  validation_models.py          existing context/result types</w:t>
+      </w:r>
+    </w:p>
+    <w:p>
+      <w:pPr>
+        <w:spacing w:after="0" w:line="220" w:lineRule="auto"/>
+        <w:shd w:fill="F3F5F7" w:val="clear"/>
+      </w:pPr>
+      <w:r>
+        <w:rPr>
+          <w:rFonts w:ascii="Consolas" w:hAnsi="Consolas"/>
+          <w:sz w:val="17"/>
+        </w:rPr>
+        <w:t xml:space="preserve">  text_policy.py                existing deterministic policy</w:t>
+      </w:r>
+    </w:p>
+    <w:p>
+      <w:pPr>
+        <w:spacing w:after="0" w:line="220" w:lineRule="auto"/>
+        <w:shd w:fill="F3F5F7" w:val="clear"/>
+      </w:pPr>
+      <w:r>
+        <w:rPr>
+          <w:rFonts w:ascii="Consolas" w:hAnsi="Consolas"/>
+          <w:sz w:val="17"/>
+        </w:rPr>
+        <w:t xml:space="preserve">  api/</w:t>
+      </w:r>
+    </w:p>
+    <w:p>
+      <w:pPr>
+        <w:spacing w:after="0" w:line="220" w:lineRule="auto"/>
+        <w:shd w:fill="F3F5F7" w:val="clear"/>
+      </w:pPr>
+      <w:r>
+        <w:rPr>
+          <w:rFonts w:ascii="Consolas" w:hAnsi="Consolas"/>
+          <w:sz w:val="17"/>
+        </w:rPr>
+        <w:t xml:space="preserve">    __init__.py</w:t>
+      </w:r>
+    </w:p>
+    <w:p>
+      <w:pPr>
+        <w:spacing w:after="0" w:line="220" w:lineRule="auto"/>
+        <w:shd w:fill="F3F5F7" w:val="clear"/>
+      </w:pPr>
+      <w:r>
+        <w:rPr>
+          <w:rFonts w:ascii="Consolas" w:hAnsi="Consolas"/>
+          <w:sz w:val="17"/>
+        </w:rPr>
+        <w:t xml:space="preserve">    main.py                     FastAPI construction and router wiring</w:t>
+      </w:r>
+    </w:p>
+    <w:p>
+      <w:pPr>
+        <w:spacing w:after="0" w:line="220" w:lineRule="auto"/>
+        <w:shd w:fill="F3F5F7" w:val="clear"/>
+      </w:pPr>
+      <w:r>
+        <w:rPr>
+          <w:rFonts w:ascii="Consolas" w:hAnsi="Consolas"/>
+          <w:sz w:val="17"/>
+        </w:rPr>
+        <w:t xml:space="preserve">    routes.py                   health and landing HTTP concerns</w:t>
+      </w:r>
+    </w:p>
+    <w:p>
+      <w:pPr>
+        <w:spacing w:after="0" w:line="220" w:lineRule="auto"/>
+        <w:shd w:fill="F3F5F7" w:val="clear"/>
+      </w:pPr>
+      <w:r>
+        <w:rPr>
+          <w:rFonts w:ascii="Consolas" w:hAnsi="Consolas"/>
+          <w:sz w:val="17"/>
+        </w:rPr>
+        <w:t xml:space="preserve">  landing_service.py            fixture/validation orchestration</w:t>
+      </w:r>
+    </w:p>
+    <w:p>
+      <w:pPr>
+        <w:spacing w:after="0" w:line="220" w:lineRule="auto"/>
+        <w:shd w:fill="F3F5F7" w:val="clear"/>
+      </w:pPr>
+      <w:r>
+        <w:rPr>
+          <w:rFonts w:ascii="Consolas" w:hAnsi="Consolas"/>
+          <w:sz w:val="17"/>
+        </w:rPr>
+        <w:t xml:space="preserve">apps/ui/src/api/client.ts       proposed restricted HTTP client</w:t>
+      </w:r>
+    </w:p>
+    <w:p>
+      <w:pPr>
+        <w:spacing w:after="0" w:line="220" w:lineRule="auto"/>
+        <w:shd w:fill="F3F5F7" w:val="clear"/>
+      </w:pPr>
+      <w:r>
+        <w:rPr>
+          <w:rFonts w:ascii="Consolas" w:hAnsi="Consolas"/>
+          <w:sz w:val="17"/>
+        </w:rPr>
+        <w:t xml:space="preserve"> </w:t>
+      </w:r>
+    </w:p>
+    <w:p>
+      <w:pPr>
+        <w:spacing w:after="0" w:line="220" w:lineRule="auto"/>
+        <w:shd w:fill="F3F5F7" w:val="clear"/>
+      </w:pPr>
+      <w:r>
+        <w:rPr>
+          <w:rFonts w:ascii="Consolas" w:hAnsi="Consolas"/>
+          <w:sz w:val="17"/>
+        </w:rPr>
+        <w:t xml:space="preserve">Adjust the layout if the existing repository supports a simpler design.</w:t>
+      </w:r>
+    </w:p>
+    <w:p>
+      <w:pPr>
+        <w:spacing w:after="0" w:line="220" w:lineRule="auto"/>
+        <w:shd w:fill="F3F5F7" w:val="clear"/>
+      </w:pPr>
+      <w:r>
+        <w:rPr>
+          <w:rFonts w:ascii="Consolas" w:hAnsi="Consolas"/>
+          <w:sz w:val="17"/>
+        </w:rPr>
+        <w:t xml:space="preserve">Record the canonical fixture location before adding or moving files.</w:t>
+      </w:r>
+    </w:p>
+    <w:p>
+      <w:pPr>
+        <w:spacing w:after="0" w:line="220" w:lineRule="auto"/>
+        <w:shd w:fill="F3F5F7" w:val="clear"/>
+      </w:pPr>
+      <w:r>
+        <w:rPr>
+          <w:rFonts w:ascii="Consolas" w:hAnsi="Consolas"/>
+          <w:sz w:val="17"/>
+        </w:rPr>
+        <w:t xml:space="preserve">Do not over-engineer or introduce empty layers.</w:t>
+      </w:r>
+    </w:p>
+    <w:p>
+      <w:pPr>
+        <w:spacing w:after="0" w:line="220" w:lineRule="auto"/>
+        <w:shd w:fill="F3F5F7" w:val="clear"/>
+      </w:pPr>
+      <w:r>
+        <w:rPr>
+          <w:rFonts w:ascii="Consolas" w:hAnsi="Consolas"/>
+          <w:sz w:val="17"/>
+        </w:rPr>
+        <w:t xml:space="preserve"> </w:t>
+      </w:r>
+    </w:p>
+    <w:p>
+      <w:pPr>
+        <w:spacing w:after="0" w:line="220" w:lineRule="auto"/>
+        <w:shd w:fill="F3F5F7" w:val="clear"/>
+      </w:pPr>
+      <w:r>
+        <w:rPr>
+          <w:rFonts w:ascii="Consolas" w:hAnsi="Consolas"/>
+          <w:sz w:val="17"/>
+        </w:rPr>
         <w:t xml:space="preserve">==================================================</w:t>
       </w:r>
     </w:p>
@@ -2137,6 +5030,58 @@
           <w:rFonts w:ascii="Consolas" w:hAnsi="Consolas"/>
           <w:sz w:val="17"/>
         </w:rPr>
+        <w:t xml:space="preserve">After agreement, implement GET /health returning HTTP 200 and a small</w:t>
+      </w:r>
+    </w:p>
+    <w:p>
+      <w:pPr>
+        <w:spacing w:after="0" w:line="220" w:lineRule="auto"/>
+        <w:shd w:fill="F3F5F7" w:val="clear"/>
+      </w:pPr>
+      <w:r>
+        <w:rPr>
+          <w:rFonts w:ascii="Consolas" w:hAnsi="Consolas"/>
+          <w:sz w:val="17"/>
+        </w:rPr>
+        <w:t xml:space="preserve">fixed body, proposed as { "status": "ok" }. Test the agreed body exactly.</w:t>
+      </w:r>
+    </w:p>
+    <w:p>
+      <w:pPr>
+        <w:spacing w:after="0" w:line="220" w:lineRule="auto"/>
+        <w:shd w:fill="F3F5F7" w:val="clear"/>
+      </w:pPr>
+      <w:r>
+        <w:rPr>
+          <w:rFonts w:ascii="Consolas" w:hAnsi="Consolas"/>
+          <w:sz w:val="17"/>
+        </w:rPr>
+        <w:t xml:space="preserve">This indicates process liveness only, not manufacturing readiness.</w:t>
+      </w:r>
+    </w:p>
+    <w:p>
+      <w:pPr>
+        <w:spacing w:after="0" w:line="220" w:lineRule="auto"/>
+        <w:shd w:fill="F3F5F7" w:val="clear"/>
+      </w:pPr>
+      <w:r>
+        <w:rPr>
+          <w:rFonts w:ascii="Consolas" w:hAnsi="Consolas"/>
+          <w:sz w:val="17"/>
+        </w:rPr>
+        <w:t xml:space="preserve"> </w:t>
+      </w:r>
+    </w:p>
+    <w:p>
+      <w:pPr>
+        <w:spacing w:after="0" w:line="220" w:lineRule="auto"/>
+        <w:shd w:fill="F3F5F7" w:val="clear"/>
+      </w:pPr>
+      <w:r>
+        <w:rPr>
+          <w:rFonts w:ascii="Consolas" w:hAnsi="Consolas"/>
+          <w:sz w:val="17"/>
+        </w:rPr>
         <w:t xml:space="preserve">==================================================</w:t>
       </w:r>
     </w:p>
@@ -2241,6 +5186,71 @@
           <w:rFonts w:ascii="Consolas" w:hAnsi="Consolas"/>
           <w:sz w:val="17"/>
         </w:rPr>
+        <w:t xml:space="preserve">The agreed endpoint must return HTTP 200 for a valid supported request,</w:t>
+      </w:r>
+    </w:p>
+    <w:p>
+      <w:pPr>
+        <w:spacing w:after="0" w:line="220" w:lineRule="auto"/>
+        <w:shd w:fill="F3F5F7" w:val="clear"/>
+      </w:pPr>
+      <w:r>
+        <w:rPr>
+          <w:rFonts w:ascii="Consolas" w:hAnsi="Consolas"/>
+          <w:sz w:val="17"/>
+        </w:rPr>
+        <w:t xml:space="preserve">containing the validated UISpec in the reviewed transport format.</w:t>
+      </w:r>
+    </w:p>
+    <w:p>
+      <w:pPr>
+        <w:spacing w:after="0" w:line="220" w:lineRule="auto"/>
+        <w:shd w:fill="F3F5F7" w:val="clear"/>
+      </w:pPr>
+      <w:r>
+        <w:rPr>
+          <w:rFonts w:ascii="Consolas" w:hAnsi="Consolas"/>
+          <w:sz w:val="17"/>
+        </w:rPr>
+        <w:t xml:space="preserve">Use specs/model-contracts.md together with the selected schema as the</w:t>
+      </w:r>
+    </w:p>
+    <w:p>
+      <w:pPr>
+        <w:spacing w:after="0" w:line="220" w:lineRule="auto"/>
+        <w:shd w:fill="F3F5F7" w:val="clear"/>
+      </w:pPr>
+      <w:r>
+        <w:rPr>
+          <w:rFonts w:ascii="Consolas" w:hAnsi="Consolas"/>
+          <w:sz w:val="17"/>
+        </w:rPr>
+        <w:t xml:space="preserve">existing authorities. Do not invent a new UI contract.</w:t>
+      </w:r>
+    </w:p>
+    <w:p>
+      <w:pPr>
+        <w:spacing w:after="0" w:line="220" w:lineRule="auto"/>
+        <w:shd w:fill="F3F5F7" w:val="clear"/>
+      </w:pPr>
+      <w:r>
+        <w:rPr>
+          <w:rFonts w:ascii="Consolas" w:hAnsi="Consolas"/>
+          <w:sz w:val="17"/>
+        </w:rPr>
+        <w:t xml:space="preserve"> </w:t>
+      </w:r>
+    </w:p>
+    <w:p>
+      <w:pPr>
+        <w:spacing w:after="0" w:line="220" w:lineRule="auto"/>
+        <w:shd w:fill="F3F5F7" w:val="clear"/>
+      </w:pPr>
+      <w:r>
+        <w:rPr>
+          <w:rFonts w:ascii="Consolas" w:hAnsi="Consolas"/>
+          <w:sz w:val="17"/>
+        </w:rPr>
         <w:t xml:space="preserve">==================================================</w:t>
       </w:r>
     </w:p>
@@ -2358,6 +5368,84 @@
           <w:rFonts w:ascii="Consolas" w:hAnsi="Consolas"/>
           <w:sz w:val="17"/>
         </w:rPr>
+        <w:t xml:space="preserve">Keep orchestration out of the HTTP route. Create a small landing service:</w:t>
+      </w:r>
+    </w:p>
+    <w:p>
+      <w:pPr>
+        <w:spacing w:after="0" w:line="220" w:lineRule="auto"/>
+        <w:shd w:fill="F3F5F7" w:val="clear"/>
+      </w:pPr>
+      <w:r>
+        <w:rPr>
+          <w:rFonts w:ascii="Consolas" w:hAnsi="Consolas"/>
+          <w:sz w:val="17"/>
+        </w:rPr>
+        <w:t xml:space="preserve">route -&gt; service -&gt; spec/context snapshot -&gt; Python validator -&gt; exact</w:t>
+      </w:r>
+    </w:p>
+    <w:p>
+      <w:pPr>
+        <w:spacing w:after="0" w:line="220" w:lineRule="auto"/>
+        <w:shd w:fill="F3F5F7" w:val="clear"/>
+      </w:pPr>
+      <w:r>
+        <w:rPr>
+          <w:rFonts w:ascii="Consolas" w:hAnsi="Consolas"/>
+          <w:sz w:val="17"/>
+        </w:rPr>
+        <w:t xml:space="preserve">validated presentation and agreed bindings.</w:t>
+      </w:r>
+    </w:p>
+    <w:p>
+      <w:pPr>
+        <w:spacing w:after="0" w:line="220" w:lineRule="auto"/>
+        <w:shd w:fill="F3F5F7" w:val="clear"/>
+      </w:pPr>
+      <w:r>
+        <w:rPr>
+          <w:rFonts w:ascii="Consolas" w:hAnsi="Consolas"/>
+          <w:sz w:val="17"/>
+        </w:rPr>
+        <w:t xml:space="preserve">Do not add repositories, dependency-injection frameworks, databases or</w:t>
+      </w:r>
+    </w:p>
+    <w:p>
+      <w:pPr>
+        <w:spacing w:after="0" w:line="220" w:lineRule="auto"/>
+        <w:shd w:fill="F3F5F7" w:val="clear"/>
+      </w:pPr>
+      <w:r>
+        <w:rPr>
+          <w:rFonts w:ascii="Consolas" w:hAnsi="Consolas"/>
+          <w:sz w:val="17"/>
+        </w:rPr>
+        <w:t xml:space="preserve">other abstractions without a demonstrated need.</w:t>
+      </w:r>
+    </w:p>
+    <w:p>
+      <w:pPr>
+        <w:spacing w:after="0" w:line="220" w:lineRule="auto"/>
+        <w:shd w:fill="F3F5F7" w:val="clear"/>
+      </w:pPr>
+      <w:r>
+        <w:rPr>
+          <w:rFonts w:ascii="Consolas" w:hAnsi="Consolas"/>
+          <w:sz w:val="17"/>
+        </w:rPr>
+        <w:t xml:space="preserve"> </w:t>
+      </w:r>
+    </w:p>
+    <w:p>
+      <w:pPr>
+        <w:spacing w:after="0" w:line="220" w:lineRule="auto"/>
+        <w:shd w:fill="F3F5F7" w:val="clear"/>
+      </w:pPr>
+      <w:r>
+        <w:rPr>
+          <w:rFonts w:ascii="Consolas" w:hAnsi="Consolas"/>
+          <w:sz w:val="17"/>
+        </w:rPr>
         <w:t xml:space="preserve">==================================================</w:t>
       </w:r>
     </w:p>
@@ -2488,6 +5576,97 @@
           <w:rFonts w:ascii="Consolas" w:hAnsi="Consolas"/>
           <w:sz w:val="17"/>
         </w:rPr>
+        <w:t xml:space="preserve">Before any success response:</w:t>
+      </w:r>
+    </w:p>
+    <w:p>
+      <w:pPr>
+        <w:spacing w:after="0" w:line="220" w:lineRule="auto"/>
+        <w:shd w:fill="F3F5F7" w:val="clear"/>
+      </w:pPr>
+      <w:r>
+        <w:rPr>
+          <w:rFonts w:ascii="Consolas" w:hAnsi="Consolas"/>
+          <w:sz w:val="17"/>
+        </w:rPr>
+        <w:t xml:space="preserve">1. Validate JSON-schema structure through the existing Python validator.</w:t>
+      </w:r>
+    </w:p>
+    <w:p>
+      <w:pPr>
+        <w:spacing w:after="0" w:line="220" w:lineRule="auto"/>
+        <w:shd w:fill="F3F5F7" w:val="clear"/>
+      </w:pPr>
+      <w:r>
+        <w:rPr>
+          <w:rFonts w:ascii="Consolas" w:hAnsi="Consolas"/>
+          <w:sz w:val="17"/>
+        </w:rPr>
+        <w:t xml:space="preserve">2. Validate existing grounding, runtime/cross-field and policy rules.</w:t>
+      </w:r>
+    </w:p>
+    <w:p>
+      <w:pPr>
+        <w:spacing w:after="0" w:line="220" w:lineRule="auto"/>
+        <w:shd w:fill="F3F5F7" w:val="clear"/>
+      </w:pPr>
+      <w:r>
+        <w:rPr>
+          <w:rFonts w:ascii="Consolas" w:hAnsi="Consolas"/>
+          <w:sz w:val="17"/>
+        </w:rPr>
+        <w:t xml:space="preserve">3. Require status VALID for the complete matching spec/context snapshot.</w:t>
+      </w:r>
+    </w:p>
+    <w:p>
+      <w:pPr>
+        <w:spacing w:after="0" w:line="220" w:lineRule="auto"/>
+        <w:shd w:fill="F3F5F7" w:val="clear"/>
+      </w:pPr>
+      <w:r>
+        <w:rPr>
+          <w:rFonts w:ascii="Consolas" w:hAnsi="Consolas"/>
+          <w:sz w:val="17"/>
+        </w:rPr>
+        <w:t xml:space="preserve">4. Return that exact validated snapshot in the agreed transport format.</w:t>
+      </w:r>
+    </w:p>
+    <w:p>
+      <w:pPr>
+        <w:spacing w:after="0" w:line="220" w:lineRule="auto"/>
+        <w:shd w:fill="F3F5F7" w:val="clear"/>
+      </w:pPr>
+      <w:r>
+        <w:rPr>
+          <w:rFonts w:ascii="Consolas" w:hAnsi="Consolas"/>
+          <w:sz w:val="17"/>
+        </w:rPr>
+        <w:t xml:space="preserve">An invalid fixture must fail deterministically, not be silently modified.</w:t>
+      </w:r>
+    </w:p>
+    <w:p>
+      <w:pPr>
+        <w:spacing w:after="0" w:line="220" w:lineRule="auto"/>
+        <w:shd w:fill="F3F5F7" w:val="clear"/>
+      </w:pPr>
+      <w:r>
+        <w:rPr>
+          <w:rFonts w:ascii="Consolas" w:hAnsi="Consolas"/>
+          <w:sz w:val="17"/>
+        </w:rPr>
+        <w:t xml:space="preserve"> </w:t>
+      </w:r>
+    </w:p>
+    <w:p>
+      <w:pPr>
+        <w:spacing w:after="0" w:line="220" w:lineRule="auto"/>
+        <w:shd w:fill="F3F5F7" w:val="clear"/>
+      </w:pPr>
+      <w:r>
+        <w:rPr>
+          <w:rFonts w:ascii="Consolas" w:hAnsi="Consolas"/>
+          <w:sz w:val="17"/>
+        </w:rPr>
         <w:t xml:space="preserve">==================================================</w:t>
       </w:r>
     </w:p>
@@ -2592,6 +5771,84 @@
           <w:rFonts w:ascii="Consolas" w:hAnsi="Consolas"/>
           <w:sz w:val="17"/>
         </w:rPr>
+        <w:t xml:space="preserve">Preserve the source's minimal-response principle: use the smallest</w:t>
+      </w:r>
+    </w:p>
+    <w:p>
+      <w:pPr>
+        <w:spacing w:after="0" w:line="220" w:lineRule="auto"/>
+        <w:shd w:fill="F3F5F7" w:val="clear"/>
+      </w:pPr>
+      <w:r>
+        <w:rPr>
+          <w:rFonts w:ascii="Consolas" w:hAnsi="Consolas"/>
+          <w:sz w:val="17"/>
+        </w:rPr>
+        <w:t xml:space="preserve">response that satisfies the reviewed board contract. Do not add generic</w:t>
+      </w:r>
+    </w:p>
+    <w:p>
+      <w:pPr>
+        <w:spacing w:after="0" w:line="220" w:lineRule="auto"/>
+        <w:shd w:fill="F3F5F7" w:val="clear"/>
+      </w:pPr>
+      <w:r>
+        <w:rPr>
+          <w:rFonts w:ascii="Consolas" w:hAnsi="Consolas"/>
+          <w:sz w:val="17"/>
+        </w:rPr>
+        <w:t xml:space="preserve">{ "data": ... } or { "ui": ... } wrappers without a recorded reason.</w:t>
+      </w:r>
+    </w:p>
+    <w:p>
+      <w:pPr>
+        <w:spacing w:after="0" w:line="220" w:lineRule="auto"/>
+        <w:shd w:fill="F3F5F7" w:val="clear"/>
+      </w:pPr>
+      <w:r>
+        <w:rPr>
+          <w:rFonts w:ascii="Consolas" w:hAnsi="Consolas"/>
+          <w:sz w:val="17"/>
+        </w:rPr>
+        <w:t xml:space="preserve">The board's metadata and action-binding needs require an explicit decision;</w:t>
+      </w:r>
+    </w:p>
+    <w:p>
+      <w:pPr>
+        <w:spacing w:after="0" w:line="220" w:lineRule="auto"/>
+        <w:shd w:fill="F3F5F7" w:val="clear"/>
+      </w:pPr>
+      <w:r>
+        <w:rPr>
+          <w:rFonts w:ascii="Consolas" w:hAnsi="Consolas"/>
+          <w:sz w:val="17"/>
+        </w:rPr>
+        <w:t xml:space="preserve">they do not authorize arbitrary new fields or changes to the UISpec.</w:t>
+      </w:r>
+    </w:p>
+    <w:p>
+      <w:pPr>
+        <w:spacing w:after="0" w:line="220" w:lineRule="auto"/>
+        <w:shd w:fill="F3F5F7" w:val="clear"/>
+      </w:pPr>
+      <w:r>
+        <w:rPr>
+          <w:rFonts w:ascii="Consolas" w:hAnsi="Consolas"/>
+          <w:sz w:val="17"/>
+        </w:rPr>
+        <w:t xml:space="preserve"> </w:t>
+      </w:r>
+    </w:p>
+    <w:p>
+      <w:pPr>
+        <w:spacing w:after="0" w:line="220" w:lineRule="auto"/>
+        <w:shd w:fill="F3F5F7" w:val="clear"/>
+      </w:pPr>
+      <w:r>
+        <w:rPr>
+          <w:rFonts w:ascii="Consolas" w:hAnsi="Consolas"/>
+          <w:sz w:val="17"/>
+        </w:rPr>
         <w:t xml:space="preserve">==================================================</w:t>
       </w:r>
     </w:p>
@@ -2605,6 +5862,435 @@
           <w:rFonts w:ascii="Consolas" w:hAnsi="Consolas"/>
           <w:sz w:val="17"/>
         </w:rPr>
+        <w:t xml:space="preserve">READ-ONLY INSPECTION ENDPOINTS AND PARAMETER POLICY</w:t>
+      </w:r>
+    </w:p>
+    <w:p>
+      <w:pPr>
+        <w:spacing w:after="0" w:line="220" w:lineRule="auto"/>
+        <w:shd w:fill="F3F5F7" w:val="clear"/>
+      </w:pPr>
+      <w:r>
+        <w:rPr>
+          <w:rFonts w:ascii="Consolas" w:hAnsi="Consolas"/>
+          <w:sz w:val="17"/>
+        </w:rPr>
+        <w:t xml:space="preserve">==================================================</w:t>
+      </w:r>
+    </w:p>
+    <w:p>
+      <w:pPr>
+        <w:spacing w:after="0" w:line="220" w:lineRule="auto"/>
+        <w:shd w:fill="F3F5F7" w:val="clear"/>
+      </w:pPr>
+      <w:r>
+        <w:rPr>
+          <w:rFonts w:ascii="Consolas" w:hAnsi="Consolas"/>
+          <w:sz w:val="17"/>
+        </w:rPr>
+        <w:t xml:space="preserve">Expose the FR-9 inspection reads over synthetic fixture records only:</w:t>
+      </w:r>
+    </w:p>
+    <w:p>
+      <w:pPr>
+        <w:spacing w:after="0" w:line="220" w:lineRule="auto"/>
+        <w:shd w:fill="F3F5F7" w:val="clear"/>
+      </w:pPr>
+      <w:r>
+        <w:rPr>
+          <w:rFonts w:ascii="Consolas" w:hAnsi="Consolas"/>
+          <w:sz w:val="17"/>
+        </w:rPr>
+        <w:t xml:space="preserve">a queue listing and a single-board lookup by identifier. Identity and</w:t>
+      </w:r>
+    </w:p>
+    <w:p>
+      <w:pPr>
+        <w:spacing w:after="0" w:line="220" w:lineRule="auto"/>
+        <w:shd w:fill="F3F5F7" w:val="clear"/>
+      </w:pPr>
+      <w:r>
+        <w:rPr>
+          <w:rFonts w:ascii="Consolas" w:hAnsi="Consolas"/>
+          <w:sz w:val="17"/>
+        </w:rPr>
+        <w:t xml:space="preserve">capture metadata only. No status, disposition, verdict, score, defect</w:t>
+      </w:r>
+    </w:p>
+    <w:p>
+      <w:pPr>
+        <w:spacing w:after="0" w:line="220" w:lineRule="auto"/>
+        <w:shd w:fill="F3F5F7" w:val="clear"/>
+      </w:pPr>
+      <w:r>
+        <w:rPr>
+          <w:rFonts w:ascii="Consolas" w:hAnsi="Consolas"/>
+          <w:sz w:val="17"/>
+        </w:rPr>
+        <w:t xml:space="preserve">ratio or any other field that would express a quality determination.</w:t>
+      </w:r>
+    </w:p>
+    <w:p>
+      <w:pPr>
+        <w:spacing w:after="0" w:line="220" w:lineRule="auto"/>
+        <w:shd w:fill="F3F5F7" w:val="clear"/>
+      </w:pPr>
+      <w:r>
+        <w:rPr>
+          <w:rFonts w:ascii="Consolas" w:hAnsi="Consolas"/>
+          <w:sz w:val="17"/>
+        </w:rPr>
+        <w:t xml:space="preserve"> </w:t>
+      </w:r>
+    </w:p>
+    <w:p>
+      <w:pPr>
+        <w:spacing w:after="0" w:line="220" w:lineRule="auto"/>
+        <w:shd w:fill="F3F5F7" w:val="clear"/>
+      </w:pPr>
+      <w:r>
+        <w:rPr>
+          <w:rFonts w:ascii="Consolas" w:hAnsi="Consolas"/>
+          <w:sz w:val="17"/>
+        </w:rPr>
+        <w:t xml:space="preserve">Parameters are permitted here and on no other endpoint. The UI</w:t>
+      </w:r>
+    </w:p>
+    <w:p>
+      <w:pPr>
+        <w:spacing w:after="0" w:line="220" w:lineRule="auto"/>
+        <w:shd w:fill="F3F5F7" w:val="clear"/>
+      </w:pPr>
+      <w:r>
+        <w:rPr>
+          <w:rFonts w:ascii="Consolas" w:hAnsi="Consolas"/>
+          <w:sz w:val="17"/>
+        </w:rPr>
+        <w:t xml:space="preserve">generation endpoint feeds the controlled renderer, so caller-steered</w:t>
+      </w:r>
+    </w:p>
+    <w:p>
+      <w:pPr>
+        <w:spacing w:after="0" w:line="220" w:lineRule="auto"/>
+        <w:shd w:fill="F3F5F7" w:val="clear"/>
+      </w:pPr>
+      <w:r>
+        <w:rPr>
+          <w:rFonts w:ascii="Consolas" w:hAnsi="Consolas"/>
+          <w:sz w:val="17"/>
+        </w:rPr>
+        <w:t xml:space="preserve">input there is exactly what the approved-input boundary prevents: a</w:t>
+      </w:r>
+    </w:p>
+    <w:p>
+      <w:pPr>
+        <w:spacing w:after="0" w:line="220" w:lineRule="auto"/>
+        <w:shd w:fill="F3F5F7" w:val="clear"/>
+      </w:pPr>
+      <w:r>
+        <w:rPr>
+          <w:rFonts w:ascii="Consolas" w:hAnsi="Consolas"/>
+          <w:sz w:val="17"/>
+        </w:rPr>
+        <w:t xml:space="preserve">query string on it must be ignored, never honoured, and must not change</w:t>
+      </w:r>
+    </w:p>
+    <w:p>
+      <w:pPr>
+        <w:spacing w:after="0" w:line="220" w:lineRule="auto"/>
+        <w:shd w:fill="F3F5F7" w:val="clear"/>
+      </w:pPr>
+      <w:r>
+        <w:rPr>
+          <w:rFonts w:ascii="Consolas" w:hAnsi="Consolas"/>
+          <w:sz w:val="17"/>
+        </w:rPr>
+        <w:t xml:space="preserve">the specification returned. Pin that with a test.</w:t>
+      </w:r>
+    </w:p>
+    <w:p>
+      <w:pPr>
+        <w:spacing w:after="0" w:line="220" w:lineRule="auto"/>
+        <w:shd w:fill="F3F5F7" w:val="clear"/>
+      </w:pPr>
+      <w:r>
+        <w:rPr>
+          <w:rFonts w:ascii="Consolas" w:hAnsi="Consolas"/>
+          <w:sz w:val="17"/>
+        </w:rPr>
+        <w:t xml:space="preserve"> </w:t>
+      </w:r>
+    </w:p>
+    <w:p>
+      <w:pPr>
+        <w:spacing w:after="0" w:line="220" w:lineRule="auto"/>
+        <w:shd w:fill="F3F5F7" w:val="clear"/>
+      </w:pPr>
+      <w:r>
+        <w:rPr>
+          <w:rFonts w:ascii="Consolas" w:hAnsi="Consolas"/>
+          <w:sz w:val="17"/>
+        </w:rPr>
+        <w:t xml:space="preserve">For the inspection reads:</w:t>
+      </w:r>
+    </w:p>
+    <w:p>
+      <w:pPr>
+        <w:spacing w:after="0" w:line="220" w:lineRule="auto"/>
+        <w:shd w:fill="F3F5F7" w:val="clear"/>
+      </w:pPr>
+      <w:r>
+        <w:rPr>
+          <w:rFonts w:ascii="Consolas" w:hAnsi="Consolas"/>
+          <w:sz w:val="17"/>
+        </w:rPr>
+        <w:t xml:space="preserve">1. Allowed filter values are derived from the fixture at load, in</w:t>
+      </w:r>
+    </w:p>
+    <w:p>
+      <w:pPr>
+        <w:spacing w:after="0" w:line="220" w:lineRule="auto"/>
+        <w:shd w:fill="F3F5F7" w:val="clear"/>
+      </w:pPr>
+      <w:r>
+        <w:rPr>
+          <w:rFonts w:ascii="Consolas" w:hAnsi="Consolas"/>
+          <w:sz w:val="17"/>
+        </w:rPr>
+        <w:t xml:space="preserve">   first-seen order. Do not declare a line enum in code; line</w:t>
+      </w:r>
+    </w:p>
+    <w:p>
+      <w:pPr>
+        <w:spacing w:after="0" w:line="220" w:lineRule="auto"/>
+        <w:shd w:fill="F3F5F7" w:val="clear"/>
+      </w:pPr>
+      <w:r>
+        <w:rPr>
+          <w:rFonts w:ascii="Consolas" w:hAnsi="Consolas"/>
+          <w:sz w:val="17"/>
+        </w:rPr>
+        <w:t xml:space="preserve">   identifiers are owned by Manufacturing and a second copy here would</w:t>
+      </w:r>
+    </w:p>
+    <w:p>
+      <w:pPr>
+        <w:spacing w:after="0" w:line="220" w:lineRule="auto"/>
+        <w:shd w:fill="F3F5F7" w:val="clear"/>
+      </w:pPr>
+      <w:r>
+        <w:rPr>
+          <w:rFonts w:ascii="Consolas" w:hAnsi="Consolas"/>
+          <w:sz w:val="17"/>
+        </w:rPr>
+        <w:t xml:space="preserve">   go stale silently.</w:t>
+      </w:r>
+    </w:p>
+    <w:p>
+      <w:pPr>
+        <w:spacing w:after="0" w:line="220" w:lineRule="auto"/>
+        <w:shd w:fill="F3F5F7" w:val="clear"/>
+      </w:pPr>
+      <w:r>
+        <w:rPr>
+          <w:rFonts w:ascii="Consolas" w:hAnsi="Consolas"/>
+          <w:sz w:val="17"/>
+        </w:rPr>
+        <w:t xml:space="preserve">2. An unrecognised filter value is a 400, not an empty list. A typo</w:t>
+      </w:r>
+    </w:p>
+    <w:p>
+      <w:pPr>
+        <w:spacing w:after="0" w:line="220" w:lineRule="auto"/>
+        <w:shd w:fill="F3F5F7" w:val="clear"/>
+      </w:pPr>
+      <w:r>
+        <w:rPr>
+          <w:rFonts w:ascii="Consolas" w:hAnsi="Consolas"/>
+          <w:sz w:val="17"/>
+        </w:rPr>
+        <w:t xml:space="preserve">   must be visible; an empty list reads as "no boards".</w:t>
+      </w:r>
+    </w:p>
+    <w:p>
+      <w:pPr>
+        <w:spacing w:after="0" w:line="220" w:lineRule="auto"/>
+        <w:shd w:fill="F3F5F7" w:val="clear"/>
+      </w:pPr>
+      <w:r>
+        <w:rPr>
+          <w:rFonts w:ascii="Consolas" w:hAnsi="Consolas"/>
+          <w:sz w:val="17"/>
+        </w:rPr>
+        <w:t xml:space="preserve">3. Unknown query parameters are a 400, consistent with extra=forbid on</w:t>
+      </w:r>
+    </w:p>
+    <w:p>
+      <w:pPr>
+        <w:spacing w:after="0" w:line="220" w:lineRule="auto"/>
+        <w:shd w:fill="F3F5F7" w:val="clear"/>
+      </w:pPr>
+      <w:r>
+        <w:rPr>
+          <w:rFonts w:ascii="Consolas" w:hAnsi="Consolas"/>
+          <w:sz w:val="17"/>
+        </w:rPr>
+        <w:t xml:space="preserve">   the request bodies. A mistyped filter must say so.</w:t>
+      </w:r>
+    </w:p>
+    <w:p>
+      <w:pPr>
+        <w:spacing w:after="0" w:line="220" w:lineRule="auto"/>
+        <w:shd w:fill="F3F5F7" w:val="clear"/>
+      </w:pPr>
+      <w:r>
+        <w:rPr>
+          <w:rFonts w:ascii="Consolas" w:hAnsi="Consolas"/>
+          <w:sz w:val="17"/>
+        </w:rPr>
+        <w:t xml:space="preserve">4. Bound numeric parameters at the framework edge before the service</w:t>
+      </w:r>
+    </w:p>
+    <w:p>
+      <w:pPr>
+        <w:spacing w:after="0" w:line="220" w:lineRule="auto"/>
+        <w:shd w:fill="F3F5F7" w:val="clear"/>
+      </w:pPr>
+      <w:r>
+        <w:rPr>
+          <w:rFonts w:ascii="Consolas" w:hAnsi="Consolas"/>
+          <w:sz w:val="17"/>
+        </w:rPr>
+        <w:t xml:space="preserve">   is reached. Keep the existing sanitized error envelope and never</w:t>
+      </w:r>
+    </w:p>
+    <w:p>
+      <w:pPr>
+        <w:spacing w:after="0" w:line="220" w:lineRule="auto"/>
+        <w:shd w:fill="F3F5F7" w:val="clear"/>
+      </w:pPr>
+      <w:r>
+        <w:rPr>
+          <w:rFonts w:ascii="Consolas" w:hAnsi="Consolas"/>
+          <w:sz w:val="17"/>
+        </w:rPr>
+        <w:t xml:space="preserve">   echo caller-supplied text into a message.</w:t>
+      </w:r>
+    </w:p>
+    <w:p>
+      <w:pPr>
+        <w:spacing w:after="0" w:line="220" w:lineRule="auto"/>
+        <w:shd w:fill="F3F5F7" w:val="clear"/>
+      </w:pPr>
+      <w:r>
+        <w:rPr>
+          <w:rFonts w:ascii="Consolas" w:hAnsi="Consolas"/>
+          <w:sz w:val="17"/>
+        </w:rPr>
+        <w:t xml:space="preserve">5. Report both what was returned and the unfiltered total, and echo the</w:t>
+      </w:r>
+    </w:p>
+    <w:p>
+      <w:pPr>
+        <w:spacing w:after="0" w:line="220" w:lineRule="auto"/>
+        <w:shd w:fill="F3F5F7" w:val="clear"/>
+      </w:pPr>
+      <w:r>
+        <w:rPr>
+          <w:rFonts w:ascii="Consolas" w:hAnsi="Consolas"/>
+          <w:sz w:val="17"/>
+        </w:rPr>
+        <w:t xml:space="preserve">   filters that were applied, so a narrow filter is distinguishable</w:t>
+      </w:r>
+    </w:p>
+    <w:p>
+      <w:pPr>
+        <w:spacing w:after="0" w:line="220" w:lineRule="auto"/>
+        <w:shd w:fill="F3F5F7" w:val="clear"/>
+      </w:pPr>
+      <w:r>
+        <w:rPr>
+          <w:rFonts w:ascii="Consolas" w:hAnsi="Consolas"/>
+          <w:sz w:val="17"/>
+        </w:rPr>
+        <w:t xml:space="preserve">   from an empty dataset.</w:t>
+      </w:r>
+    </w:p>
+    <w:p>
+      <w:pPr>
+        <w:spacing w:after="0" w:line="220" w:lineRule="auto"/>
+        <w:shd w:fill="F3F5F7" w:val="clear"/>
+      </w:pPr>
+      <w:r>
+        <w:rPr>
+          <w:rFonts w:ascii="Consolas" w:hAnsi="Consolas"/>
+          <w:sz w:val="17"/>
+        </w:rPr>
+        <w:t xml:space="preserve">6. Match the board identifier in memory against already-loaded records.</w:t>
+      </w:r>
+    </w:p>
+    <w:p>
+      <w:pPr>
+        <w:spacing w:after="0" w:line="220" w:lineRule="auto"/>
+        <w:shd w:fill="F3F5F7" w:val="clear"/>
+      </w:pPr>
+      <w:r>
+        <w:rPr>
+          <w:rFonts w:ascii="Consolas" w:hAnsi="Consolas"/>
+          <w:sz w:val="17"/>
+        </w:rPr>
+        <w:t xml:space="preserve">   Never join it to a filesystem path, construct no path from it, and</w:t>
+      </w:r>
+    </w:p>
+    <w:p>
+      <w:pPr>
+        <w:spacing w:after="0" w:line="220" w:lineRule="auto"/>
+        <w:shd w:fill="F3F5F7" w:val="clear"/>
+      </w:pPr>
+      <w:r>
+        <w:rPr>
+          <w:rFonts w:ascii="Consolas" w:hAnsi="Consolas"/>
+          <w:sz w:val="17"/>
+        </w:rPr>
+        <w:t xml:space="preserve">   open no file in the request path.</w:t>
+      </w:r>
+    </w:p>
+    <w:p>
+      <w:pPr>
+        <w:spacing w:after="0" w:line="220" w:lineRule="auto"/>
+        <w:shd w:fill="F3F5F7" w:val="clear"/>
+      </w:pPr>
+      <w:r>
+        <w:rPr>
+          <w:rFonts w:ascii="Consolas" w:hAnsi="Consolas"/>
+          <w:sz w:val="17"/>
+        </w:rPr>
+        <w:t xml:space="preserve"> </w:t>
+      </w:r>
+    </w:p>
+    <w:p>
+      <w:pPr>
+        <w:spacing w:after="0" w:line="220" w:lineRule="auto"/>
+        <w:shd w:fill="F3F5F7" w:val="clear"/>
+      </w:pPr>
+      <w:r>
+        <w:rPr>
+          <w:rFonts w:ascii="Consolas" w:hAnsi="Consolas"/>
+          <w:sz w:val="17"/>
+        </w:rPr>
+        <w:t xml:space="preserve">==================================================</w:t>
+      </w:r>
+    </w:p>
+    <w:p>
+      <w:pPr>
+        <w:spacing w:after="0" w:line="220" w:lineRule="auto"/>
+        <w:shd w:fill="F3F5F7" w:val="clear"/>
+      </w:pPr>
+      <w:r>
+        <w:rPr>
+          <w:rFonts w:ascii="Consolas" w:hAnsi="Consolas"/>
+          <w:sz w:val="17"/>
+        </w:rPr>
         <w:t xml:space="preserve">CORS / LOCAL DEVELOPMENT</w:t>
       </w:r>
     </w:p>
@@ -2852,6 +6538,188 @@
           <w:rFonts w:ascii="Consolas" w:hAnsi="Consolas"/>
           <w:sz w:val="17"/>
         </w:rPr>
+        <w:t xml:space="preserve">After readiness, replace the browser's direct static-fixture runtime</w:t>
+      </w:r>
+    </w:p>
+    <w:p>
+      <w:pPr>
+        <w:spacing w:after="0" w:line="220" w:lineRule="auto"/>
+        <w:shd w:fill="F3F5F7" w:val="clear"/>
+      </w:pPr>
+      <w:r>
+        <w:rPr>
+          <w:rFonts w:ascii="Consolas" w:hAnsi="Consolas"/>
+          <w:sz w:val="17"/>
+        </w:rPr>
+        <w:t xml:space="preserve">source with the agreed Domain API. Retain static fixtures for tests.</w:t>
+      </w:r>
+    </w:p>
+    <w:p>
+      <w:pPr>
+        <w:spacing w:after="0" w:line="220" w:lineRule="auto"/>
+        <w:shd w:fill="F3F5F7" w:val="clear"/>
+      </w:pPr>
+      <w:r>
+        <w:rPr>
+          <w:rFonts w:ascii="Consolas" w:hAnsi="Consolas"/>
+          <w:sz w:val="17"/>
+        </w:rPr>
+        <w:t xml:space="preserve">A static page alone does not demonstrate the new runtime boundary.</w:t>
+      </w:r>
+    </w:p>
+    <w:p>
+      <w:pPr>
+        <w:spacing w:after="0" w:line="220" w:lineRule="auto"/>
+        <w:shd w:fill="F3F5F7" w:val="clear"/>
+      </w:pPr>
+      <w:r>
+        <w:rPr>
+          <w:rFonts w:ascii="Consolas" w:hAnsi="Consolas"/>
+          <w:sz w:val="17"/>
+        </w:rPr>
+        <w:t xml:space="preserve">Keep the renderer unchanged unless a genuine integration issue requires</w:t>
+      </w:r>
+    </w:p>
+    <w:p>
+      <w:pPr>
+        <w:spacing w:after="0" w:line="220" w:lineRule="auto"/>
+        <w:shd w:fill="F3F5F7" w:val="clear"/>
+      </w:pPr>
+      <w:r>
+        <w:rPr>
+          <w:rFonts w:ascii="Consolas" w:hAnsi="Consolas"/>
+          <w:sz w:val="17"/>
+        </w:rPr>
+        <w:t xml:space="preserve">a minimal, explained and reviewed change.</w:t>
+      </w:r>
+    </w:p>
+    <w:p>
+      <w:pPr>
+        <w:spacing w:after="0" w:line="220" w:lineRule="auto"/>
+        <w:shd w:fill="F3F5F7" w:val="clear"/>
+      </w:pPr>
+      <w:r>
+        <w:rPr>
+          <w:rFonts w:ascii="Consolas" w:hAnsi="Consolas"/>
+          <w:sz w:val="17"/>
+        </w:rPr>
+        <w:t xml:space="preserve"> </w:t>
+      </w:r>
+    </w:p>
+    <w:p>
+      <w:pPr>
+        <w:spacing w:after="0" w:line="220" w:lineRule="auto"/>
+        <w:shd w:fill="F3F5F7" w:val="clear"/>
+      </w:pPr>
+      <w:r>
+        <w:rPr>
+          <w:rFonts w:ascii="Consolas" w:hAnsi="Consolas"/>
+          <w:sz w:val="17"/>
+        </w:rPr>
+        <w:t xml:space="preserve">The application must NOT:</w:t>
+      </w:r>
+    </w:p>
+    <w:p>
+      <w:pPr>
+        <w:spacing w:after="0" w:line="220" w:lineRule="auto"/>
+        <w:shd w:fill="F3F5F7" w:val="clear"/>
+      </w:pPr>
+      <w:r>
+        <w:rPr>
+          <w:rFonts w:ascii="Consolas" w:hAnsi="Consolas"/>
+          <w:sz w:val="17"/>
+        </w:rPr>
+        <w:t xml:space="preserve">- Import the Python validator into the browser.</w:t>
+      </w:r>
+    </w:p>
+    <w:p>
+      <w:pPr>
+        <w:spacing w:after="0" w:line="220" w:lineRule="auto"/>
+        <w:shd w:fill="F3F5F7" w:val="clear"/>
+      </w:pPr>
+      <w:r>
+        <w:rPr>
+          <w:rFonts w:ascii="Consolas" w:hAnsi="Consolas"/>
+          <w:sz w:val="17"/>
+        </w:rPr>
+        <w:t xml:space="preserve">- Import the registry to bypass ControlledRenderer.</w:t>
+      </w:r>
+    </w:p>
+    <w:p>
+      <w:pPr>
+        <w:spacing w:after="0" w:line="220" w:lineRule="auto"/>
+        <w:shd w:fill="F3F5F7" w:val="clear"/>
+      </w:pPr>
+      <w:r>
+        <w:rPr>
+          <w:rFonts w:ascii="Consolas" w:hAnsi="Consolas"/>
+          <w:sz w:val="17"/>
+        </w:rPr>
+        <w:t xml:space="preserve">- Create React elements directly from API component names.</w:t>
+      </w:r>
+    </w:p>
+    <w:p>
+      <w:pPr>
+        <w:spacing w:after="0" w:line="220" w:lineRule="auto"/>
+        <w:shd w:fill="F3F5F7" w:val="clear"/>
+      </w:pPr>
+      <w:r>
+        <w:rPr>
+          <w:rFonts w:ascii="Consolas" w:hAnsi="Consolas"/>
+          <w:sz w:val="17"/>
+        </w:rPr>
+        <w:t xml:space="preserve">- Interpret API data as executable code or raw HTML.</w:t>
+      </w:r>
+    </w:p>
+    <w:p>
+      <w:pPr>
+        <w:spacing w:after="0" w:line="220" w:lineRule="auto"/>
+        <w:shd w:fill="F3F5F7" w:val="clear"/>
+      </w:pPr>
+      <w:r>
+        <w:rPr>
+          <w:rFonts w:ascii="Consolas" w:hAnsi="Consolas"/>
+          <w:sz w:val="17"/>
+        </w:rPr>
+        <w:t xml:space="preserve">- Dynamically import components from API/model data.</w:t>
+      </w:r>
+    </w:p>
+    <w:p>
+      <w:pPr>
+        <w:spacing w:after="0" w:line="220" w:lineRule="auto"/>
+        <w:shd w:fill="F3F5F7" w:val="clear"/>
+      </w:pPr>
+      <w:r>
+        <w:rPr>
+          <w:rFonts w:ascii="Consolas" w:hAnsi="Consolas"/>
+          <w:sz w:val="17"/>
+        </w:rPr>
+        <w:t xml:space="preserve">- Use eval(), Function() or arbitrary DOM props.</w:t>
+      </w:r>
+    </w:p>
+    <w:p>
+      <w:pPr>
+        <w:spacing w:after="0" w:line="220" w:lineRule="auto"/>
+        <w:shd w:fill="F3F5F7" w:val="clear"/>
+      </w:pPr>
+      <w:r>
+        <w:rPr>
+          <w:rFonts w:ascii="Consolas" w:hAnsi="Consolas"/>
+          <w:sz w:val="17"/>
+        </w:rPr>
+        <w:t xml:space="preserve"> </w:t>
+      </w:r>
+    </w:p>
+    <w:p>
+      <w:pPr>
+        <w:spacing w:after="0" w:line="220" w:lineRule="auto"/>
+        <w:shd w:fill="F3F5F7" w:val="clear"/>
+      </w:pPr>
+      <w:r>
+        <w:rPr>
+          <w:rFonts w:ascii="Consolas" w:hAnsi="Consolas"/>
+          <w:sz w:val="17"/>
+        </w:rPr>
         <w:t xml:space="preserve">==================================================</w:t>
       </w:r>
     </w:p>
@@ -2969,6 +6837,110 @@
           <w:rFonts w:ascii="Consolas" w:hAnsi="Consolas"/>
           <w:sz w:val="17"/>
         </w:rPr>
+        <w:t xml:space="preserve">The minimum client states/checks are:</w:t>
+      </w:r>
+    </w:p>
+    <w:p>
+      <w:pPr>
+        <w:spacing w:after="0" w:line="220" w:lineRule="auto"/>
+        <w:shd w:fill="F3F5F7" w:val="clear"/>
+      </w:pPr>
+      <w:r>
+        <w:rPr>
+          <w:rFonts w:ascii="Consolas" w:hAnsi="Consolas"/>
+          <w:sz w:val="17"/>
+        </w:rPr>
+        <w:t xml:space="preserve">1. Loading.</w:t>
+      </w:r>
+    </w:p>
+    <w:p>
+      <w:pPr>
+        <w:spacing w:after="0" w:line="220" w:lineRule="auto"/>
+        <w:shd w:fill="F3F5F7" w:val="clear"/>
+      </w:pPr>
+      <w:r>
+        <w:rPr>
+          <w:rFonts w:ascii="Consolas" w:hAnsi="Consolas"/>
+          <w:sz w:val="17"/>
+        </w:rPr>
+        <w:t xml:space="preserve">2. Successful response.</w:t>
+      </w:r>
+    </w:p>
+    <w:p>
+      <w:pPr>
+        <w:spacing w:after="0" w:line="220" w:lineRule="auto"/>
+        <w:shd w:fill="F3F5F7" w:val="clear"/>
+      </w:pPr>
+      <w:r>
+        <w:rPr>
+          <w:rFonts w:ascii="Consolas" w:hAnsi="Consolas"/>
+          <w:sz w:val="17"/>
+        </w:rPr>
+        <w:t xml:space="preserve">3. HTTP/API and network failure.</w:t>
+      </w:r>
+    </w:p>
+    <w:p>
+      <w:pPr>
+        <w:spacing w:after="0" w:line="220" w:lineRule="auto"/>
+        <w:shd w:fill="F3F5F7" w:val="clear"/>
+      </w:pPr>
+      <w:r>
+        <w:rPr>
+          <w:rFonts w:ascii="Consolas" w:hAnsi="Consolas"/>
+          <w:sz w:val="17"/>
+        </w:rPr>
+        <w:t xml:space="preserve">4. Invalid JSON or unexpected/unusable response shape.</w:t>
+      </w:r>
+    </w:p>
+    <w:p>
+      <w:pPr>
+        <w:spacing w:after="0" w:line="220" w:lineRule="auto"/>
+        <w:shd w:fill="F3F5F7" w:val="clear"/>
+      </w:pPr>
+      <w:r>
+        <w:rPr>
+          <w:rFonts w:ascii="Consolas" w:hAnsi="Consolas"/>
+          <w:sz w:val="17"/>
+        </w:rPr>
+        <w:t xml:space="preserve">A failed runtime dependency must remain visible as an application error,</w:t>
+      </w:r>
+    </w:p>
+    <w:p>
+      <w:pPr>
+        <w:spacing w:after="0" w:line="220" w:lineRule="auto"/>
+        <w:shd w:fill="F3F5F7" w:val="clear"/>
+      </w:pPr>
+      <w:r>
+        <w:rPr>
+          <w:rFonts w:ascii="Consolas" w:hAnsi="Consolas"/>
+          <w:sz w:val="17"/>
+        </w:rPr>
+        <w:t xml:space="preserve">not be hidden by reverting to hard-coded content.</w:t>
+      </w:r>
+    </w:p>
+    <w:p>
+      <w:pPr>
+        <w:spacing w:after="0" w:line="220" w:lineRule="auto"/>
+        <w:shd w:fill="F3F5F7" w:val="clear"/>
+      </w:pPr>
+      <w:r>
+        <w:rPr>
+          <w:rFonts w:ascii="Consolas" w:hAnsi="Consolas"/>
+          <w:sz w:val="17"/>
+        </w:rPr>
+        <w:t xml:space="preserve"> </w:t>
+      </w:r>
+    </w:p>
+    <w:p>
+      <w:pPr>
+        <w:spacing w:after="0" w:line="220" w:lineRule="auto"/>
+        <w:shd w:fill="F3F5F7" w:val="clear"/>
+      </w:pPr>
+      <w:r>
+        <w:rPr>
+          <w:rFonts w:ascii="Consolas" w:hAnsi="Consolas"/>
+          <w:sz w:val="17"/>
+        </w:rPr>
         <w:t xml:space="preserve">==================================================</w:t>
       </w:r>
     </w:p>
@@ -3060,6 +7032,58 @@
           <w:rFonts w:ascii="Consolas" w:hAnsi="Consolas"/>
           <w:sz w:val="17"/>
         </w:rPr>
+        <w:t xml:space="preserve">Demonstrate loading -&gt; successful API response -&gt; rendered UI, and</w:t>
+      </w:r>
+    </w:p>
+    <w:p>
+      <w:pPr>
+        <w:spacing w:after="0" w:line="220" w:lineRule="auto"/>
+        <w:shd w:fill="F3F5F7" w:val="clear"/>
+      </w:pPr>
+      <w:r>
+        <w:rPr>
+          <w:rFonts w:ascii="Consolas" w:hAnsi="Consolas"/>
+          <w:sz w:val="17"/>
+        </w:rPr>
+        <w:t xml:space="preserve">API failure -&gt; controlled error message. Do not build a full design system,</w:t>
+      </w:r>
+    </w:p>
+    <w:p>
+      <w:pPr>
+        <w:spacing w:after="0" w:line="220" w:lineRule="auto"/>
+        <w:shd w:fill="F3F5F7" w:val="clear"/>
+      </w:pPr>
+      <w:r>
+        <w:rPr>
+          <w:rFonts w:ascii="Consolas" w:hAnsi="Consolas"/>
+          <w:sz w:val="17"/>
+        </w:rPr>
+        <w:t xml:space="preserve">redesign the board landing page or add other product functionality.</w:t>
+      </w:r>
+    </w:p>
+    <w:p>
+      <w:pPr>
+        <w:spacing w:after="0" w:line="220" w:lineRule="auto"/>
+        <w:shd w:fill="F3F5F7" w:val="clear"/>
+      </w:pPr>
+      <w:r>
+        <w:rPr>
+          <w:rFonts w:ascii="Consolas" w:hAnsi="Consolas"/>
+          <w:sz w:val="17"/>
+        </w:rPr>
+        <w:t xml:space="preserve"> </w:t>
+      </w:r>
+    </w:p>
+    <w:p>
+      <w:pPr>
+        <w:spacing w:after="0" w:line="220" w:lineRule="auto"/>
+        <w:shd w:fill="F3F5F7" w:val="clear"/>
+      </w:pPr>
+      <w:r>
+        <w:rPr>
+          <w:rFonts w:ascii="Consolas" w:hAnsi="Consolas"/>
+          <w:sz w:val="17"/>
+        </w:rPr>
         <w:t xml:space="preserve">==================================================</w:t>
       </w:r>
     </w:p>
@@ -3099,98 +7123,449 @@
           <w:rFonts w:ascii="Consolas" w:hAnsi="Consolas"/>
           <w:sz w:val="17"/>
         </w:rPr>
-        <w:t xml:space="preserve">Add readable deterministic API/service and client tests for the agreed</w:t>
-      </w:r>
-    </w:p>
-    <w:p>
-      <w:pPr>
-        <w:spacing w:after="0" w:line="220" w:lineRule="auto"/>
-        <w:shd w:fill="F3F5F7" w:val="clear"/>
-      </w:pPr>
-      <w:r>
-        <w:rPr>
-          <w:rFonts w:ascii="Consolas" w:hAnsi="Consolas"/>
-          <w:sz w:val="17"/>
-        </w:rPr>
-        <w:t xml:space="preserve">contract: validation-before-success, exact fixture response, complete</w:t>
-      </w:r>
-    </w:p>
-    <w:p>
-      <w:pPr>
-        <w:spacing w:after="0" w:line="220" w:lineRule="auto"/>
-        <w:shd w:fill="F3F5F7" w:val="clear"/>
-      </w:pPr>
-      <w:r>
-        <w:rPr>
-          <w:rFonts w:ascii="Consolas" w:hAnsi="Consolas"/>
-          <w:sz w:val="17"/>
-        </w:rPr>
-        <w:t xml:space="preserve">context/binding association, rejected invalid fixtures and requests,</w:t>
-      </w:r>
-    </w:p>
-    <w:p>
-      <w:pPr>
-        <w:spacing w:after="0" w:line="220" w:lineRule="auto"/>
-        <w:shd w:fill="F3F5F7" w:val="clear"/>
-      </w:pPr>
-      <w:r>
-        <w:rPr>
-          <w:rFonts w:ascii="Consolas" w:hAnsi="Consolas"/>
-          <w:sz w:val="17"/>
-        </w:rPr>
-        <w:t xml:space="preserve">sanitized failures, repeatability, non-mutation and no model/domain calls.</w:t>
-      </w:r>
-    </w:p>
-    <w:p>
-      <w:pPr>
-        <w:spacing w:after="0" w:line="220" w:lineRule="auto"/>
-        <w:shd w:fill="F3F5F7" w:val="clear"/>
-      </w:pPr>
-      <w:r>
-        <w:rPr>
-          <w:rFonts w:ascii="Consolas" w:hAnsi="Consolas"/>
-          <w:sz w:val="17"/>
-        </w:rPr>
-        <w:t xml:space="preserve">Cover loading/success/error, invalid JSON/shape, mismatched bindings,</w:t>
-      </w:r>
-    </w:p>
-    <w:p>
-      <w:pPr>
-        <w:spacing w:after="0" w:line="220" w:lineRule="auto"/>
-        <w:shd w:fill="F3F5F7" w:val="clear"/>
-      </w:pPr>
-      <w:r>
-        <w:rPr>
-          <w:rFonts w:ascii="Consolas" w:hAnsi="Consolas"/>
-          <w:sz w:val="17"/>
-        </w:rPr>
-        <w:t xml:space="preserve">unissued/copy/flag rejection, existing renderer use, inert actions,</w:t>
-      </w:r>
-    </w:p>
-    <w:p>
-      <w:pPr>
-        <w:spacing w:after="0" w:line="220" w:lineRule="auto"/>
-        <w:shd w:fill="F3F5F7" w:val="clear"/>
-      </w:pPr>
-      <w:r>
-        <w:rPr>
-          <w:rFonts w:ascii="Consolas" w:hAnsi="Consolas"/>
-          <w:sz w:val="17"/>
-        </w:rPr>
-        <w:t xml:space="preserve">stale response handling and no silent fallback.</w:t>
-      </w:r>
-    </w:p>
-    <w:p>
-      <w:pPr>
-        <w:spacing w:after="0" w:line="220" w:lineRule="auto"/>
-        <w:shd w:fill="F3F5F7" w:val="clear"/>
-      </w:pPr>
-      <w:r>
-        <w:rPr>
-          <w:rFonts w:ascii="Consolas" w:hAnsi="Consolas"/>
-          <w:sz w:val="17"/>
-        </w:rPr>
-        <w:t xml:space="preserve">Preserve existing registry, DOM safety and fixture cleanup coverage.</w:t>
+        <w:t xml:space="preserve">Add deterministic FastAPI/domain tests. At minimum test:</w:t>
+      </w:r>
+    </w:p>
+    <w:p>
+      <w:pPr>
+        <w:spacing w:after="0" w:line="220" w:lineRule="auto"/>
+        <w:shd w:fill="F3F5F7" w:val="clear"/>
+      </w:pPr>
+      <w:r>
+        <w:rPr>
+          <w:rFonts w:ascii="Consolas" w:hAnsi="Consolas"/>
+          <w:sz w:val="17"/>
+        </w:rPr>
+        <w:t xml:space="preserve">1. GET /health returns HTTP 200.</w:t>
+      </w:r>
+    </w:p>
+    <w:p>
+      <w:pPr>
+        <w:spacing w:after="0" w:line="220" w:lineRule="auto"/>
+        <w:shd w:fill="F3F5F7" w:val="clear"/>
+      </w:pPr>
+      <w:r>
+        <w:rPr>
+          <w:rFonts w:ascii="Consolas" w:hAnsi="Consolas"/>
+          <w:sz w:val="17"/>
+        </w:rPr>
+        <w:t xml:space="preserve">2. Health returns the exact agreed deterministic status body.</w:t>
+      </w:r>
+    </w:p>
+    <w:p>
+      <w:pPr>
+        <w:spacing w:after="0" w:line="220" w:lineRule="auto"/>
+        <w:shd w:fill="F3F5F7" w:val="clear"/>
+      </w:pPr>
+      <w:r>
+        <w:rPr>
+          <w:rFonts w:ascii="Consolas" w:hAnsi="Consolas"/>
+          <w:sz w:val="17"/>
+        </w:rPr>
+        <w:t xml:space="preserve">3. The agreed board landing endpoint returns HTTP 200 for a valid request.</w:t>
+      </w:r>
+    </w:p>
+    <w:p>
+      <w:pPr>
+        <w:spacing w:after="0" w:line="220" w:lineRule="auto"/>
+        <w:shd w:fill="F3F5F7" w:val="clear"/>
+      </w:pPr>
+      <w:r>
+        <w:rPr>
+          <w:rFonts w:ascii="Consolas" w:hAnsi="Consolas"/>
+          <w:sz w:val="17"/>
+        </w:rPr>
+        <w:t xml:space="preserve">4. Its UISpec has specVersion "1.0", page "landing" and matching contextId.</w:t>
+      </w:r>
+    </w:p>
+    <w:p>
+      <w:pPr>
+        <w:spacing w:after="0" w:line="220" w:lineRule="auto"/>
+        <w:shd w:fill="F3F5F7" w:val="clear"/>
+      </w:pPr>
+      <w:r>
+        <w:rPr>
+          <w:rFonts w:ascii="Consolas" w:hAnsi="Consolas"/>
+          <w:sz w:val="17"/>
+        </w:rPr>
+        <w:t xml:space="preserve">5. The returned spec passes the existing Python validator with its context.</w:t>
+      </w:r>
+    </w:p>
+    <w:p>
+      <w:pPr>
+        <w:spacing w:after="0" w:line="220" w:lineRule="auto"/>
+        <w:shd w:fill="F3F5F7" w:val="clear"/>
+      </w:pPr>
+      <w:r>
+        <w:rPr>
+          <w:rFonts w:ascii="Consolas" w:hAnsi="Consolas"/>
+          <w:sz w:val="17"/>
+        </w:rPr>
+        <w:t xml:space="preserve">6. The successful response contains the exact developer-authored fixture.</w:t>
+      </w:r>
+    </w:p>
+    <w:p>
+      <w:pPr>
+        <w:spacing w:after="0" w:line="220" w:lineRule="auto"/>
+        <w:shd w:fill="F3F5F7" w:val="clear"/>
+      </w:pPr>
+      <w:r>
+        <w:rPr>
+          <w:rFonts w:ascii="Consolas" w:hAnsi="Consolas"/>
+          <w:sz w:val="17"/>
+        </w:rPr>
+        <w:t xml:space="preserve">7. An invalid fixture cannot be returned as an approved success response.</w:t>
+      </w:r>
+    </w:p>
+    <w:p>
+      <w:pPr>
+        <w:spacing w:after="0" w:line="220" w:lineRule="auto"/>
+        <w:shd w:fill="F3F5F7" w:val="clear"/>
+      </w:pPr>
+      <w:r>
+        <w:rPr>
+          <w:rFonts w:ascii="Consolas" w:hAnsi="Consolas"/>
+          <w:sz w:val="17"/>
+        </w:rPr>
+        <w:t xml:space="preserve">8. Service and returned-object mutation leave the source spec/context intact.</w:t>
+      </w:r>
+    </w:p>
+    <w:p>
+      <w:pPr>
+        <w:spacing w:after="0" w:line="220" w:lineRule="auto"/>
+        <w:shd w:fill="F3F5F7" w:val="clear"/>
+      </w:pPr>
+      <w:r>
+        <w:rPr>
+          <w:rFonts w:ascii="Consolas" w:hAnsi="Consolas"/>
+          <w:sz w:val="17"/>
+        </w:rPr>
+        <w:t xml:space="preserve">9. The same supported request produces the same response.</w:t>
+      </w:r>
+    </w:p>
+    <w:p>
+      <w:pPr>
+        <w:spacing w:after="0" w:line="220" w:lineRule="auto"/>
+        <w:shd w:fill="F3F5F7" w:val="clear"/>
+      </w:pPr>
+      <w:r>
+        <w:rPr>
+          <w:rFonts w:ascii="Consolas" w:hAnsi="Consolas"/>
+          <w:sz w:val="17"/>
+        </w:rPr>
+        <w:t xml:space="preserve">10. Allowed filter values match the distinct values present in the fixture.</w:t>
+      </w:r>
+    </w:p>
+    <w:p>
+      <w:pPr>
+        <w:spacing w:after="0" w:line="220" w:lineRule="auto"/>
+        <w:shd w:fill="F3F5F7" w:val="clear"/>
+      </w:pPr>
+      <w:r>
+        <w:rPr>
+          <w:rFonts w:ascii="Consolas" w:hAnsi="Consolas"/>
+          <w:sz w:val="17"/>
+        </w:rPr>
+        <w:t xml:space="preserve">11. A filter narrows the result and reports count, total and applied filters.</w:t>
+      </w:r>
+    </w:p>
+    <w:p>
+      <w:pPr>
+        <w:spacing w:after="0" w:line="220" w:lineRule="auto"/>
+        <w:shd w:fill="F3F5F7" w:val="clear"/>
+      </w:pPr>
+      <w:r>
+        <w:rPr>
+          <w:rFonts w:ascii="Consolas" w:hAnsi="Consolas"/>
+          <w:sz w:val="17"/>
+        </w:rPr>
+        <w:t xml:space="preserve">12. An unrecognised filter value and any unknown query parameter return 400.</w:t>
+      </w:r>
+    </w:p>
+    <w:p>
+      <w:pPr>
+        <w:spacing w:after="0" w:line="220" w:lineRule="auto"/>
+        <w:shd w:fill="F3F5F7" w:val="clear"/>
+      </w:pPr>
+      <w:r>
+        <w:rPr>
+          <w:rFonts w:ascii="Consolas" w:hAnsi="Consolas"/>
+          <w:sz w:val="17"/>
+        </w:rPr>
+        <w:t xml:space="preserve">13. A numeric parameter outside its bounds and a non-numeric one return 400.</w:t>
+      </w:r>
+    </w:p>
+    <w:p>
+      <w:pPr>
+        <w:spacing w:after="0" w:line="220" w:lineRule="auto"/>
+        <w:shd w:fill="F3F5F7" w:val="clear"/>
+      </w:pPr>
+      <w:r>
+        <w:rPr>
+          <w:rFonts w:ascii="Consolas" w:hAnsi="Consolas"/>
+          <w:sz w:val="17"/>
+        </w:rPr>
+        <w:t xml:space="preserve">14. An unknown board identifier returns 404 with the sanitized envelope.</w:t>
+      </w:r>
+    </w:p>
+    <w:p>
+      <w:pPr>
+        <w:spacing w:after="0" w:line="220" w:lineRule="auto"/>
+        <w:shd w:fill="F3F5F7" w:val="clear"/>
+      </w:pPr>
+      <w:r>
+        <w:rPr>
+          <w:rFonts w:ascii="Consolas" w:hAnsi="Consolas"/>
+          <w:sz w:val="17"/>
+        </w:rPr>
+        <w:t xml:space="preserve">15. Traversal-shaped identifiers open no file and leak no filesystem content.</w:t>
+      </w:r>
+    </w:p>
+    <w:p>
+      <w:pPr>
+        <w:spacing w:after="0" w:line="220" w:lineRule="auto"/>
+        <w:shd w:fill="F3F5F7" w:val="clear"/>
+      </w:pPr>
+      <w:r>
+        <w:rPr>
+          <w:rFonts w:ascii="Consolas" w:hAnsi="Consolas"/>
+          <w:sz w:val="17"/>
+        </w:rPr>
+        <w:t xml:space="preserve">16. A query string on the UI generation endpoint does not change its response.</w:t>
+      </w:r>
+    </w:p>
+    <w:p>
+      <w:pPr>
+        <w:spacing w:after="0" w:line="220" w:lineRule="auto"/>
+        <w:shd w:fill="F3F5F7" w:val="clear"/>
+      </w:pPr>
+      <w:r>
+        <w:rPr>
+          <w:rFonts w:ascii="Consolas" w:hAnsi="Consolas"/>
+          <w:sz w:val="17"/>
+        </w:rPr>
+        <w:t xml:space="preserve">17. Caller-supplied filter and identifier text is never echoed into an error.</w:t>
+      </w:r>
+    </w:p>
+    <w:p>
+      <w:pPr>
+        <w:spacing w:after="0" w:line="220" w:lineRule="auto"/>
+        <w:shd w:fill="F3F5F7" w:val="clear"/>
+      </w:pPr>
+      <w:r>
+        <w:rPr>
+          <w:rFonts w:ascii="Consolas" w:hAnsi="Consolas"/>
+          <w:sz w:val="17"/>
+        </w:rPr>
+        <w:t xml:space="preserve">18. Filtered reads are repeatable and do not mutate the fixture on disk.</w:t>
+      </w:r>
+    </w:p>
+    <w:p>
+      <w:pPr>
+        <w:spacing w:after="0" w:line="220" w:lineRule="auto"/>
+        <w:shd w:fill="F3F5F7" w:val="clear"/>
+      </w:pPr>
+      <w:r>
+        <w:rPr>
+          <w:rFonts w:ascii="Consolas" w:hAnsi="Consolas"/>
+          <w:sz w:val="17"/>
+        </w:rPr>
+        <w:t xml:space="preserve">10. No AI/model/external-domain call is made; the intended local API is allowed.</w:t>
+      </w:r>
+    </w:p>
+    <w:p>
+      <w:pPr>
+        <w:spacing w:after="0" w:line="220" w:lineRule="auto"/>
+        <w:shd w:fill="F3F5F7" w:val="clear"/>
+      </w:pPr>
+      <w:r>
+        <w:rPr>
+          <w:rFonts w:ascii="Consolas" w:hAnsi="Consolas"/>
+          <w:sz w:val="17"/>
+        </w:rPr>
+        <w:t xml:space="preserve"> </w:t>
+      </w:r>
+    </w:p>
+    <w:p>
+      <w:pPr>
+        <w:spacing w:after="0" w:line="220" w:lineRule="auto"/>
+        <w:shd w:fill="F3F5F7" w:val="clear"/>
+      </w:pPr>
+      <w:r>
+        <w:rPr>
+          <w:rFonts w:ascii="Consolas" w:hAnsi="Consolas"/>
+          <w:sz w:val="17"/>
+        </w:rPr>
+        <w:t xml:space="preserve">Add React tests for:</w:t>
+      </w:r>
+    </w:p>
+    <w:p>
+      <w:pPr>
+        <w:spacing w:after="0" w:line="220" w:lineRule="auto"/>
+        <w:shd w:fill="F3F5F7" w:val="clear"/>
+      </w:pPr>
+      <w:r>
+        <w:rPr>
+          <w:rFonts w:ascii="Consolas" w:hAnsi="Consolas"/>
+          <w:sz w:val="17"/>
+        </w:rPr>
+        <w:t xml:space="preserve">19. Loading state.</w:t>
+      </w:r>
+    </w:p>
+    <w:p>
+      <w:pPr>
+        <w:spacing w:after="0" w:line="220" w:lineRule="auto"/>
+        <w:shd w:fill="F3F5F7" w:val="clear"/>
+      </w:pPr>
+      <w:r>
+        <w:rPr>
+          <w:rFonts w:ascii="Consolas" w:hAnsi="Consolas"/>
+          <w:sz w:val="17"/>
+        </w:rPr>
+        <w:t xml:space="preserve">20. Successful API response.</w:t>
+      </w:r>
+    </w:p>
+    <w:p>
+      <w:pPr>
+        <w:spacing w:after="0" w:line="220" w:lineRule="auto"/>
+        <w:shd w:fill="F3F5F7" w:val="clear"/>
+      </w:pPr>
+      <w:r>
+        <w:rPr>
+          <w:rFonts w:ascii="Consolas" w:hAnsi="Consolas"/>
+          <w:sz w:val="17"/>
+        </w:rPr>
+        <w:t xml:space="preserve">21. HTTP/API/network failure state.</w:t>
+      </w:r>
+    </w:p>
+    <w:p>
+      <w:pPr>
+        <w:spacing w:after="0" w:line="220" w:lineRule="auto"/>
+        <w:shd w:fill="F3F5F7" w:val="clear"/>
+      </w:pPr>
+      <w:r>
+        <w:rPr>
+          <w:rFonts w:ascii="Consolas" w:hAnsi="Consolas"/>
+          <w:sz w:val="17"/>
+        </w:rPr>
+        <w:t xml:space="preserve">22. The accepted response reaches ControlledRenderer through private issuance.</w:t>
+      </w:r>
+    </w:p>
+    <w:p>
+      <w:pPr>
+        <w:spacing w:after="0" w:line="220" w:lineRule="auto"/>
+        <w:shd w:fill="F3F5F7" w:val="clear"/>
+      </w:pPr>
+      <w:r>
+        <w:rPr>
+          <w:rFonts w:ascii="Consolas" w:hAnsi="Consolas"/>
+          <w:sz w:val="17"/>
+        </w:rPr>
+        <w:t xml:space="preserve">23. The application does not bypass the controlled renderer.</w:t>
+      </w:r>
+    </w:p>
+    <w:p>
+      <w:pPr>
+        <w:spacing w:after="0" w:line="220" w:lineRule="auto"/>
+        <w:shd w:fill="F3F5F7" w:val="clear"/>
+      </w:pPr>
+      <w:r>
+        <w:rPr>
+          <w:rFonts w:ascii="Consolas" w:hAnsi="Consolas"/>
+          <w:sz w:val="17"/>
+        </w:rPr>
+        <w:t xml:space="preserve"> </w:t>
+      </w:r>
+    </w:p>
+    <w:p>
+      <w:pPr>
+        <w:spacing w:after="0" w:line="220" w:lineRule="auto"/>
+        <w:shd w:fill="F3F5F7" w:val="clear"/>
+      </w:pPr>
+      <w:r>
+        <w:rPr>
+          <w:rFonts w:ascii="Consolas" w:hAnsi="Consolas"/>
+          <w:sz w:val="17"/>
+        </w:rPr>
+        <w:t xml:space="preserve">Also cover the board-specific boundaries:</w:t>
+      </w:r>
+    </w:p>
+    <w:p>
+      <w:pPr>
+        <w:spacing w:after="0" w:line="220" w:lineRule="auto"/>
+        <w:shd w:fill="F3F5F7" w:val="clear"/>
+      </w:pPr>
+      <w:r>
+        <w:rPr>
+          <w:rFonts w:ascii="Consolas" w:hAnsi="Consolas"/>
+          <w:sz w:val="17"/>
+        </w:rPr>
+        <w:t xml:space="preserve">- Validation-before-success and exact context/action-binding association.</w:t>
+      </w:r>
+    </w:p>
+    <w:p>
+      <w:pPr>
+        <w:spacing w:after="0" w:line="220" w:lineRule="auto"/>
+        <w:shd w:fill="F3F5F7" w:val="clear"/>
+      </w:pPr>
+      <w:r>
+        <w:rPr>
+          <w:rFonts w:ascii="Consolas" w:hAnsi="Consolas"/>
+          <w:sz w:val="17"/>
+        </w:rPr>
+        <w:t xml:space="preserve">- Rejected supplied grounding and unsupported request fields/values.</w:t>
+      </w:r>
+    </w:p>
+    <w:p>
+      <w:pPr>
+        <w:spacing w:after="0" w:line="220" w:lineRule="auto"/>
+        <w:shd w:fill="F3F5F7" w:val="clear"/>
+      </w:pPr>
+      <w:r>
+        <w:rPr>
+          <w:rFonts w:ascii="Consolas" w:hAnsi="Consolas"/>
+          <w:sz w:val="17"/>
+        </w:rPr>
+        <w:t xml:space="preserve">- Sanitized failures without leaked internal exception details.</w:t>
+      </w:r>
+    </w:p>
+    <w:p>
+      <w:pPr>
+        <w:spacing w:after="0" w:line="220" w:lineRule="auto"/>
+        <w:shd w:fill="F3F5F7" w:val="clear"/>
+      </w:pPr>
+      <w:r>
+        <w:rPr>
+          <w:rFonts w:ascii="Consolas" w:hAnsi="Consolas"/>
+          <w:sz w:val="17"/>
+        </w:rPr>
+        <w:t xml:space="preserve">- Invalid JSON/shape, mismatched bindings and unissued/copied/flagged objects.</w:t>
+      </w:r>
+    </w:p>
+    <w:p>
+      <w:pPr>
+        <w:spacing w:after="0" w:line="220" w:lineRule="auto"/>
+        <w:shd w:fill="F3F5F7" w:val="clear"/>
+      </w:pPr>
+      <w:r>
+        <w:rPr>
+          <w:rFonts w:ascii="Consolas" w:hAnsi="Consolas"/>
+          <w:sz w:val="17"/>
+        </w:rPr>
+        <w:t xml:space="preserve">- Inert actions, stale-response handling and no silent static fallback.</w:t>
+      </w:r>
+    </w:p>
+    <w:p>
+      <w:pPr>
+        <w:spacing w:after="0" w:line="220" w:lineRule="auto"/>
+        <w:shd w:fill="F3F5F7" w:val="clear"/>
+      </w:pPr>
+      <w:r>
+        <w:rPr>
+          <w:rFonts w:ascii="Consolas" w:hAnsi="Consolas"/>
+          <w:sz w:val="17"/>
+        </w:rPr>
+        <w:t xml:space="preserve">Preserve registry, DOM safety, determinism and fixture-cleanup regressions.</w:t>
       </w:r>
     </w:p>
     <w:p>
@@ -3229,6 +7604,19 @@
           <w:rFonts w:ascii="Consolas" w:hAnsi="Consolas"/>
           <w:sz w:val="17"/>
         </w:rPr>
+        <w:t xml:space="preserve">Keep tests small, readable and beginner-friendly.</w:t>
+      </w:r>
+    </w:p>
+    <w:p>
+      <w:pPr>
+        <w:spacing w:after="0" w:line="220" w:lineRule="auto"/>
+        <w:shd w:fill="F3F5F7" w:val="clear"/>
+      </w:pPr>
+      <w:r>
+        <w:rPr>
+          <w:rFonts w:ascii="Consolas" w:hAnsi="Consolas"/>
+          <w:sz w:val="17"/>
+        </w:rPr>
         <w:t xml:space="preserve"> </w:t>
       </w:r>
     </w:p>
@@ -3346,6 +7734,58 @@
           <w:rFonts w:ascii="Consolas" w:hAnsi="Consolas"/>
           <w:sz w:val="17"/>
         </w:rPr>
+        <w:t xml:space="preserve">Do not add database frameworks, model SDKs, LangChain or document-processing</w:t>
+      </w:r>
+    </w:p>
+    <w:p>
+      <w:pPr>
+        <w:spacing w:after="0" w:line="220" w:lineRule="auto"/>
+        <w:shd w:fill="F3F5F7" w:val="clear"/>
+      </w:pPr>
+      <w:r>
+        <w:rPr>
+          <w:rFonts w:ascii="Consolas" w:hAnsi="Consolas"/>
+          <w:sz w:val="17"/>
+        </w:rPr>
+        <w:t xml:space="preserve">libraries. Add the minimal development server and HTTP test support only</w:t>
+      </w:r>
+    </w:p>
+    <w:p>
+      <w:pPr>
+        <w:spacing w:after="0" w:line="220" w:lineRule="auto"/>
+        <w:shd w:fill="F3F5F7" w:val="clear"/>
+      </w:pPr>
+      <w:r>
+        <w:rPr>
+          <w:rFonts w:ascii="Consolas" w:hAnsi="Consolas"/>
+          <w:sz w:val="17"/>
+        </w:rPr>
+        <w:t xml:space="preserve">when needed. Reuse installed tooling and retain locks; ignore build outputs.</w:t>
+      </w:r>
+    </w:p>
+    <w:p>
+      <w:pPr>
+        <w:spacing w:after="0" w:line="220" w:lineRule="auto"/>
+        <w:shd w:fill="F3F5F7" w:val="clear"/>
+      </w:pPr>
+      <w:r>
+        <w:rPr>
+          <w:rFonts w:ascii="Consolas" w:hAnsi="Consolas"/>
+          <w:sz w:val="17"/>
+        </w:rPr>
+        <w:t xml:space="preserve"> </w:t>
+      </w:r>
+    </w:p>
+    <w:p>
+      <w:pPr>
+        <w:spacing w:after="0" w:line="220" w:lineRule="auto"/>
+        <w:shd w:fill="F3F5F7" w:val="clear"/>
+      </w:pPr>
+      <w:r>
+        <w:rPr>
+          <w:rFonts w:ascii="Consolas" w:hAnsi="Consolas"/>
+          <w:sz w:val="17"/>
+        </w:rPr>
         <w:t xml:space="preserve">==================================================</w:t>
       </w:r>
     </w:p>
@@ -3463,6 +7903,84 @@
           <w:rFonts w:ascii="Consolas" w:hAnsi="Consolas"/>
           <w:sz w:val="17"/>
         </w:rPr>
+        <w:t xml:space="preserve">The API must not become an arbitrary component execution mechanism.</w:t>
+      </w:r>
+    </w:p>
+    <w:p>
+      <w:pPr>
+        <w:spacing w:after="0" w:line="220" w:lineRule="auto"/>
+        <w:shd w:fill="F3F5F7" w:val="clear"/>
+      </w:pPr>
+      <w:r>
+        <w:rPr>
+          <w:rFonts w:ascii="Consolas" w:hAnsi="Consolas"/>
+          <w:sz w:val="17"/>
+        </w:rPr>
+        <w:t xml:space="preserve">Do not execute JavaScript, shell commands, HTML or JavaScript URLs from</w:t>
+      </w:r>
+    </w:p>
+    <w:p>
+      <w:pPr>
+        <w:spacing w:after="0" w:line="220" w:lineRule="auto"/>
+        <w:shd w:fill="F3F5F7" w:val="clear"/>
+      </w:pPr>
+      <w:r>
+        <w:rPr>
+          <w:rFonts w:ascii="Consolas" w:hAnsi="Consolas"/>
+          <w:sz w:val="17"/>
+        </w:rPr>
+        <w:t xml:space="preserve">API/model data. Preserve the future model -&gt; contract/schema -&gt; Python</w:t>
+      </w:r>
+    </w:p>
+    <w:p>
+      <w:pPr>
+        <w:spacing w:after="0" w:line="220" w:lineRule="auto"/>
+        <w:shd w:fill="F3F5F7" w:val="clear"/>
+      </w:pPr>
+      <w:r>
+        <w:rPr>
+          <w:rFonts w:ascii="Consolas" w:hAnsi="Consolas"/>
+          <w:sz w:val="17"/>
+        </w:rPr>
+        <w:t xml:space="preserve">validation -&gt; reviewed transport -&gt; controlled-renderer boundary without</w:t>
+      </w:r>
+    </w:p>
+    <w:p>
+      <w:pPr>
+        <w:spacing w:after="0" w:line="220" w:lineRule="auto"/>
+        <w:shd w:fill="F3F5F7" w:val="clear"/>
+      </w:pPr>
+      <w:r>
+        <w:rPr>
+          <w:rFonts w:ascii="Consolas" w:hAnsi="Consolas"/>
+          <w:sz w:val="17"/>
+        </w:rPr>
+        <w:t xml:space="preserve">implementing the model path in this task.</w:t>
+      </w:r>
+    </w:p>
+    <w:p>
+      <w:pPr>
+        <w:spacing w:after="0" w:line="220" w:lineRule="auto"/>
+        <w:shd w:fill="F3F5F7" w:val="clear"/>
+      </w:pPr>
+      <w:r>
+        <w:rPr>
+          <w:rFonts w:ascii="Consolas" w:hAnsi="Consolas"/>
+          <w:sz w:val="17"/>
+        </w:rPr>
+        <w:t xml:space="preserve"> </w:t>
+      </w:r>
+    </w:p>
+    <w:p>
+      <w:pPr>
+        <w:spacing w:after="0" w:line="220" w:lineRule="auto"/>
+        <w:shd w:fill="F3F5F7" w:val="clear"/>
+      </w:pPr>
+      <w:r>
+        <w:rPr>
+          <w:rFonts w:ascii="Consolas" w:hAnsi="Consolas"/>
+          <w:sz w:val="17"/>
+        </w:rPr>
         <w:t xml:space="preserve">==================================================</w:t>
       </w:r>
     </w:p>
@@ -3554,6 +8072,71 @@
           <w:rFonts w:ascii="Consolas" w:hAnsi="Consolas"/>
           <w:sz w:val="17"/>
         </w:rPr>
+        <w:t xml:space="preserve">UI Runtime: React, TypeScript and ControlledRenderer.</w:t>
+      </w:r>
+    </w:p>
+    <w:p>
+      <w:pPr>
+        <w:spacing w:after="0" w:line="220" w:lineRule="auto"/>
+        <w:shd w:fill="F3F5F7" w:val="clear"/>
+      </w:pPr>
+      <w:r>
+        <w:rPr>
+          <w:rFonts w:ascii="Consolas" w:hAnsi="Consolas"/>
+          <w:sz w:val="17"/>
+        </w:rPr>
+        <w:t xml:space="preserve">Domain Runtime: FastAPI, Python, application/API orchestration and validation.</w:t>
+      </w:r>
+    </w:p>
+    <w:p>
+      <w:pPr>
+        <w:spacing w:after="0" w:line="220" w:lineRule="auto"/>
+        <w:shd w:fill="F3F5F7" w:val="clear"/>
+      </w:pPr>
+      <w:r>
+        <w:rPr>
+          <w:rFonts w:ascii="Consolas" w:hAnsi="Consolas"/>
+          <w:sz w:val="17"/>
+        </w:rPr>
+        <w:t xml:space="preserve">AI Runtime: future model gateway and UI generation model; NOT implemented.</w:t>
+      </w:r>
+    </w:p>
+    <w:p>
+      <w:pPr>
+        <w:spacing w:after="0" w:line="220" w:lineRule="auto"/>
+        <w:shd w:fill="F3F5F7" w:val="clear"/>
+      </w:pPr>
+      <w:r>
+        <w:rPr>
+          <w:rFonts w:ascii="Consolas" w:hAnsi="Consolas"/>
+          <w:sz w:val="17"/>
+        </w:rPr>
+        <w:t xml:space="preserve">Do not describe the FastAPI service as the AI Runtime.</w:t>
+      </w:r>
+    </w:p>
+    <w:p>
+      <w:pPr>
+        <w:spacing w:after="0" w:line="220" w:lineRule="auto"/>
+        <w:shd w:fill="F3F5F7" w:val="clear"/>
+      </w:pPr>
+      <w:r>
+        <w:rPr>
+          <w:rFonts w:ascii="Consolas" w:hAnsi="Consolas"/>
+          <w:sz w:val="17"/>
+        </w:rPr>
+        <w:t xml:space="preserve"> </w:t>
+      </w:r>
+    </w:p>
+    <w:p>
+      <w:pPr>
+        <w:spacing w:after="0" w:line="220" w:lineRule="auto"/>
+        <w:shd w:fill="F3F5F7" w:val="clear"/>
+      </w:pPr>
+      <w:r>
+        <w:rPr>
+          <w:rFonts w:ascii="Consolas" w:hAnsi="Consolas"/>
+          <w:sz w:val="17"/>
+        </w:rPr>
         <w:t xml:space="preserve">==================================================</w:t>
       </w:r>
     </w:p>
@@ -3684,6 +8267,188 @@
           <w:rFonts w:ascii="Consolas" w:hAnsi="Consolas"/>
           <w:sz w:val="17"/>
         </w:rPr>
+        <w:t xml:space="preserve">Update apps/ui/README.md and services/domain/README.md for changed behaviour.</w:t>
+      </w:r>
+    </w:p>
+    <w:p>
+      <w:pPr>
+        <w:spacing w:after="0" w:line="220" w:lineRule="auto"/>
+        <w:shd w:fill="F3F5F7" w:val="clear"/>
+      </w:pPr>
+      <w:r>
+        <w:rPr>
+          <w:rFonts w:ascii="Consolas" w:hAnsi="Consolas"/>
+          <w:sz w:val="17"/>
+        </w:rPr>
+        <w:t xml:space="preserve">Update root README.md and tests/README.md where commands/discovery change.</w:t>
+      </w:r>
+    </w:p>
+    <w:p>
+      <w:pPr>
+        <w:spacing w:after="0" w:line="220" w:lineRule="auto"/>
+        <w:shd w:fill="F3F5F7" w:val="clear"/>
+      </w:pPr>
+      <w:r>
+        <w:rPr>
+          <w:rFonts w:ascii="Consolas" w:hAnsi="Consolas"/>
+          <w:sz w:val="17"/>
+        </w:rPr>
+        <w:t xml:space="preserve">Make only a small, explicit architecture update where required to distinguish</w:t>
+      </w:r>
+    </w:p>
+    <w:p>
+      <w:pPr>
+        <w:spacing w:after="0" w:line="220" w:lineRule="auto"/>
+        <w:shd w:fill="F3F5F7" w:val="clear"/>
+      </w:pPr>
+      <w:r>
+        <w:rPr>
+          <w:rFonts w:ascii="Consolas" w:hAnsi="Consolas"/>
+          <w:sz w:val="17"/>
+        </w:rPr>
+        <w:t xml:space="preserve">implemented Domain Runtime behaviour from future model topology.</w:t>
+      </w:r>
+    </w:p>
+    <w:p>
+      <w:pPr>
+        <w:spacing w:after="0" w:line="220" w:lineRule="auto"/>
+        <w:shd w:fill="F3F5F7" w:val="clear"/>
+      </w:pPr>
+      <w:r>
+        <w:rPr>
+          <w:rFonts w:ascii="Consolas" w:hAnsi="Consolas"/>
+          <w:sz w:val="17"/>
+        </w:rPr>
+        <w:t xml:space="preserve">Document:</w:t>
+      </w:r>
+    </w:p>
+    <w:p>
+      <w:pPr>
+        <w:spacing w:after="0" w:line="220" w:lineRule="auto"/>
+        <w:shd w:fill="F3F5F7" w:val="clear"/>
+      </w:pPr>
+      <w:r>
+        <w:rPr>
+          <w:rFonts w:ascii="Consolas" w:hAnsi="Consolas"/>
+          <w:sz w:val="17"/>
+        </w:rPr>
+        <w:t xml:space="preserve">- How to install selected FastAPI/server/test dependencies.</w:t>
+      </w:r>
+    </w:p>
+    <w:p>
+      <w:pPr>
+        <w:spacing w:after="0" w:line="220" w:lineRule="auto"/>
+        <w:shd w:fill="F3F5F7" w:val="clear"/>
+      </w:pPr>
+      <w:r>
+        <w:rPr>
+          <w:rFonts w:ascii="Consolas" w:hAnsi="Consolas"/>
+          <w:sz w:val="17"/>
+        </w:rPr>
+        <w:t xml:space="preserve">- How to start the backend and React development server.</w:t>
+      </w:r>
+    </w:p>
+    <w:p>
+      <w:pPr>
+        <w:spacing w:after="0" w:line="220" w:lineRule="auto"/>
+        <w:shd w:fill="F3F5F7" w:val="clear"/>
+      </w:pPr>
+      <w:r>
+        <w:rPr>
+          <w:rFonts w:ascii="Consolas" w:hAnsi="Consolas"/>
+          <w:sz w:val="17"/>
+        </w:rPr>
+        <w:t xml:space="preserve">- Actual local ports, URLs and proxy/CORS configuration.</w:t>
+      </w:r>
+    </w:p>
+    <w:p>
+      <w:pPr>
+        <w:spacing w:after="0" w:line="220" w:lineRule="auto"/>
+        <w:shd w:fill="F3F5F7" w:val="clear"/>
+      </w:pPr>
+      <w:r>
+        <w:rPr>
+          <w:rFonts w:ascii="Consolas" w:hAnsi="Consolas"/>
+          <w:sz w:val="17"/>
+        </w:rPr>
+        <w:t xml:space="preserve">- GET /health and the agreed landing method/request/response/errors.</w:t>
+      </w:r>
+    </w:p>
+    <w:p>
+      <w:pPr>
+        <w:spacing w:after="0" w:line="220" w:lineRule="auto"/>
+        <w:shd w:fill="F3F5F7" w:val="clear"/>
+      </w:pPr>
+      <w:r>
+        <w:rPr>
+          <w:rFonts w:ascii="Consolas" w:hAnsi="Consolas"/>
+          <w:sz w:val="17"/>
+        </w:rPr>
+        <w:t xml:space="preserve">- Runtime flow including validation, bindings and handle issuance.</w:t>
+      </w:r>
+    </w:p>
+    <w:p>
+      <w:pPr>
+        <w:spacing w:after="0" w:line="220" w:lineRule="auto"/>
+        <w:shd w:fill="F3F5F7" w:val="clear"/>
+      </w:pPr>
+      <w:r>
+        <w:rPr>
+          <w:rFonts w:ascii="Consolas" w:hAnsi="Consolas"/>
+          <w:sz w:val="17"/>
+        </w:rPr>
+        <w:t xml:space="preserve">- That the API supplies a developer-authored synthetic UISpec.</w:t>
+      </w:r>
+    </w:p>
+    <w:p>
+      <w:pPr>
+        <w:spacing w:after="0" w:line="220" w:lineRule="auto"/>
+        <w:shd w:fill="F3F5F7" w:val="clear"/>
+      </w:pPr>
+      <w:r>
+        <w:rPr>
+          <w:rFonts w:ascii="Consolas" w:hAnsi="Consolas"/>
+          <w:sz w:val="17"/>
+        </w:rPr>
+        <w:t xml:space="preserve">- That AI/model integration is intentionally absent.</w:t>
+      </w:r>
+    </w:p>
+    <w:p>
+      <w:pPr>
+        <w:spacing w:after="0" w:line="220" w:lineRule="auto"/>
+        <w:shd w:fill="F3F5F7" w:val="clear"/>
+      </w:pPr>
+      <w:r>
+        <w:rPr>
+          <w:rFonts w:ascii="Consolas" w:hAnsi="Consolas"/>
+          <w:sz w:val="17"/>
+        </w:rPr>
+        <w:t xml:space="preserve">Do not update a walkthrough unless separately required.</w:t>
+      </w:r>
+    </w:p>
+    <w:p>
+      <w:pPr>
+        <w:spacing w:after="0" w:line="220" w:lineRule="auto"/>
+        <w:shd w:fill="F3F5F7" w:val="clear"/>
+      </w:pPr>
+      <w:r>
+        <w:rPr>
+          <w:rFonts w:ascii="Consolas" w:hAnsi="Consolas"/>
+          <w:sz w:val="17"/>
+        </w:rPr>
+        <w:t xml:space="preserve"> </w:t>
+      </w:r>
+    </w:p>
+    <w:p>
+      <w:pPr>
+        <w:spacing w:after="0" w:line="220" w:lineRule="auto"/>
+        <w:shd w:fill="F3F5F7" w:val="clear"/>
+      </w:pPr>
+      <w:r>
+        <w:rPr>
+          <w:rFonts w:ascii="Consolas" w:hAnsi="Consolas"/>
+          <w:sz w:val="17"/>
+        </w:rPr>
         <w:t xml:space="preserve">==================================================</w:t>
       </w:r>
     </w:p>
@@ -3723,6 +8488,227 @@
           <w:rFonts w:ascii="Consolas" w:hAnsi="Consolas"/>
           <w:sz w:val="17"/>
         </w:rPr>
+        <w:t xml:space="preserve">After implementation, perform and record each check:</w:t>
+      </w:r>
+    </w:p>
+    <w:p>
+      <w:pPr>
+        <w:spacing w:after="0" w:line="220" w:lineRule="auto"/>
+        <w:shd w:fill="F3F5F7" w:val="clear"/>
+      </w:pPr>
+      <w:r>
+        <w:rPr>
+          <w:rFonts w:ascii="Consolas" w:hAnsi="Consolas"/>
+          <w:sz w:val="17"/>
+        </w:rPr>
+        <w:t xml:space="preserve">1. FastAPI/domain tests, with actual discovery confirmed.</w:t>
+      </w:r>
+    </w:p>
+    <w:p>
+      <w:pPr>
+        <w:spacing w:after="0" w:line="220" w:lineRule="auto"/>
+        <w:shd w:fill="F3F5F7" w:val="clear"/>
+      </w:pPr>
+      <w:r>
+        <w:rPr>
+          <w:rFonts w:ascii="Consolas" w:hAnsi="Consolas"/>
+          <w:sz w:val="17"/>
+        </w:rPr>
+        <w:t xml:space="preserve">2. React application/client tests.</w:t>
+      </w:r>
+    </w:p>
+    <w:p>
+      <w:pPr>
+        <w:spacing w:after="0" w:line="220" w:lineRule="auto"/>
+        <w:shd w:fill="F3F5F7" w:val="clear"/>
+      </w:pPr>
+      <w:r>
+        <w:rPr>
+          <w:rFonts w:ascii="Consolas" w:hAnsi="Consolas"/>
+          <w:sz w:val="17"/>
+        </w:rPr>
+        <w:t xml:space="preserve">3. Existing Task 4 renderer tests and Task 5 application regressions.</w:t>
+      </w:r>
+    </w:p>
+    <w:p>
+      <w:pPr>
+        <w:spacing w:after="0" w:line="220" w:lineRule="auto"/>
+        <w:shd w:fill="F3F5F7" w:val="clear"/>
+      </w:pPr>
+      <w:r>
+        <w:rPr>
+          <w:rFonts w:ascii="Consolas" w:hAnsi="Consolas"/>
+          <w:sz w:val="17"/>
+        </w:rPr>
+        <w:t xml:space="preserve">4. Existing Task 3 validator and fixture-preparation tests.</w:t>
+      </w:r>
+    </w:p>
+    <w:p>
+      <w:pPr>
+        <w:spacing w:after="0" w:line="220" w:lineRule="auto"/>
+        <w:shd w:fill="F3F5F7" w:val="clear"/>
+      </w:pPr>
+      <w:r>
+        <w:rPr>
+          <w:rFonts w:ascii="Consolas" w:hAnsi="Consolas"/>
+          <w:sz w:val="17"/>
+        </w:rPr>
+        <w:t xml:space="preserve">5. Task 2 schema checks actually executed by the current suite.</w:t>
+      </w:r>
+    </w:p>
+    <w:p>
+      <w:pPr>
+        <w:spacing w:after="0" w:line="220" w:lineRule="auto"/>
+        <w:shd w:fill="F3F5F7" w:val="clear"/>
+      </w:pPr>
+      <w:r>
+        <w:rPr>
+          <w:rFonts w:ascii="Consolas" w:hAnsi="Consolas"/>
+          <w:sz w:val="17"/>
+        </w:rPr>
+        <w:t xml:space="preserve">6. TypeScript, safety lint and React production build.</w:t>
+      </w:r>
+    </w:p>
+    <w:p>
+      <w:pPr>
+        <w:spacing w:after="0" w:line="220" w:lineRule="auto"/>
+        <w:shd w:fill="F3F5F7" w:val="clear"/>
+      </w:pPr>
+      <w:r>
+        <w:rPr>
+          <w:rFonts w:ascii="Consolas" w:hAnsi="Consolas"/>
+          <w:sz w:val="17"/>
+        </w:rPr>
+        <w:t xml:space="preserve">7. Start FastAPI locally with the documented command.</w:t>
+      </w:r>
+    </w:p>
+    <w:p>
+      <w:pPr>
+        <w:spacing w:after="0" w:line="220" w:lineRule="auto"/>
+        <w:shd w:fill="F3F5F7" w:val="clear"/>
+      </w:pPr>
+      <w:r>
+        <w:rPr>
+          <w:rFonts w:ascii="Consolas" w:hAnsi="Consolas"/>
+          <w:sz w:val="17"/>
+        </w:rPr>
+        <w:t xml:space="preserve">8. Verify GET /health, HTTP status and exact response body.</w:t>
+      </w:r>
+    </w:p>
+    <w:p>
+      <w:pPr>
+        <w:spacing w:after="0" w:line="220" w:lineRule="auto"/>
+        <w:shd w:fill="F3F5F7" w:val="clear"/>
+      </w:pPr>
+      <w:r>
+        <w:rPr>
+          <w:rFonts w:ascii="Consolas" w:hAnsi="Consolas"/>
+          <w:sz w:val="17"/>
+        </w:rPr>
+        <w:t xml:space="preserve">9. Verify the agreed landing endpoint, response and Python validation.</w:t>
+      </w:r>
+    </w:p>
+    <w:p>
+      <w:pPr>
+        <w:spacing w:after="0" w:line="220" w:lineRule="auto"/>
+        <w:shd w:fill="F3F5F7" w:val="clear"/>
+      </w:pPr>
+      <w:r>
+        <w:rPr>
+          <w:rFonts w:ascii="Consolas" w:hAnsi="Consolas"/>
+          <w:sz w:val="17"/>
+        </w:rPr>
+        <w:t xml:space="preserve">9a. Verify each inspection read unfiltered, filtered, over-bounded and</w:t>
+      </w:r>
+    </w:p>
+    <w:p>
+      <w:pPr>
+        <w:spacing w:after="0" w:line="220" w:lineRule="auto"/>
+        <w:shd w:fill="F3F5F7" w:val="clear"/>
+      </w:pPr>
+      <w:r>
+        <w:rPr>
+          <w:rFonts w:ascii="Consolas" w:hAnsi="Consolas"/>
+          <w:sz w:val="17"/>
+        </w:rPr>
+        <w:t xml:space="preserve">    with an unknown value and an unknown parameter; record every status.</w:t>
+      </w:r>
+    </w:p>
+    <w:p>
+      <w:pPr>
+        <w:spacing w:after="0" w:line="220" w:lineRule="auto"/>
+        <w:shd w:fill="F3F5F7" w:val="clear"/>
+      </w:pPr>
+      <w:r>
+        <w:rPr>
+          <w:rFonts w:ascii="Consolas" w:hAnsi="Consolas"/>
+          <w:sz w:val="17"/>
+        </w:rPr>
+        <w:t xml:space="preserve">10. Start the existing React/Vite development server.</w:t>
+      </w:r>
+    </w:p>
+    <w:p>
+      <w:pPr>
+        <w:spacing w:after="0" w:line="220" w:lineRule="auto"/>
+        <w:shd w:fill="F3F5F7" w:val="clear"/>
+      </w:pPr>
+      <w:r>
+        <w:rPr>
+          <w:rFonts w:ascii="Consolas" w:hAnsi="Consolas"/>
+          <w:sz w:val="17"/>
+        </w:rPr>
+        <w:t xml:space="preserve">11. Verify in a real browser that page data comes from FastAPI.</w:t>
+      </w:r>
+    </w:p>
+    <w:p>
+      <w:pPr>
+        <w:spacing w:after="0" w:line="220" w:lineRule="auto"/>
+        <w:shd w:fill="F3F5F7" w:val="clear"/>
+      </w:pPr>
+      <w:r>
+        <w:rPr>
+          <w:rFonts w:ascii="Consolas" w:hAnsi="Consolas"/>
+          <w:sz w:val="17"/>
+        </w:rPr>
+        <w:t xml:space="preserve">12. Verify backend-unavailable behaviour without static fallback.</w:t>
+      </w:r>
+    </w:p>
+    <w:p>
+      <w:pPr>
+        <w:spacing w:after="0" w:line="220" w:lineRule="auto"/>
+        <w:shd w:fill="F3F5F7" w:val="clear"/>
+      </w:pPr>
+      <w:r>
+        <w:rPr>
+          <w:rFonts w:ascii="Consolas" w:hAnsi="Consolas"/>
+          <w:sz w:val="17"/>
+        </w:rPr>
+        <w:t xml:space="preserve">13. Review git status, git diff --stat, git diff and all new files.</w:t>
+      </w:r>
+    </w:p>
+    <w:p>
+      <w:pPr>
+        <w:spacing w:after="0" w:line="220" w:lineRule="auto"/>
+        <w:shd w:fill="F3F5F7" w:val="clear"/>
+      </w:pPr>
+      <w:r>
+        <w:rPr>
+          <w:rFonts w:ascii="Consolas" w:hAnsi="Consolas"/>
+          <w:sz w:val="17"/>
+        </w:rPr>
+        <w:t xml:space="preserve"> </w:t>
+      </w:r>
+    </w:p>
+    <w:p>
+      <w:pPr>
+        <w:spacing w:after="0" w:line="220" w:lineRule="auto"/>
+        <w:shd w:fill="F3F5F7" w:val="clear"/>
+      </w:pPr>
+      <w:r>
+        <w:rPr>
+          <w:rFonts w:ascii="Consolas" w:hAnsi="Consolas"/>
+          <w:sz w:val="17"/>
+        </w:rPr>
         <w:t xml:space="preserve">From apps/ui run npm test, npm run typecheck, npm run lint, npm run build.</w:t>
       </w:r>
     </w:p>
@@ -3905,6 +8891,110 @@
           <w:rFonts w:ascii="Consolas" w:hAnsi="Consolas"/>
           <w:sz w:val="17"/>
         </w:rPr>
+        <w:t xml:space="preserve">Confirm explicitly in the final report:</w:t>
+      </w:r>
+    </w:p>
+    <w:p>
+      <w:pPr>
+        <w:spacing w:after="0" w:line="220" w:lineRule="auto"/>
+        <w:shd w:fill="F3F5F7" w:val="clear"/>
+      </w:pPr>
+      <w:r>
+        <w:rPr>
+          <w:rFonts w:ascii="Consolas" w:hAnsi="Consolas"/>
+          <w:sz w:val="17"/>
+        </w:rPr>
+        <w:t xml:space="preserve">- No AI/model integration or model gateway.</w:t>
+      </w:r>
+    </w:p>
+    <w:p>
+      <w:pPr>
+        <w:spacing w:after="0" w:line="220" w:lineRule="auto"/>
+        <w:shd w:fill="F3F5F7" w:val="clear"/>
+      </w:pPr>
+      <w:r>
+        <w:rPr>
+          <w:rFonts w:ascii="Consolas" w:hAnsi="Consolas"/>
+          <w:sz w:val="17"/>
+        </w:rPr>
+        <w:t xml:space="preserve">- No authentication, database, document processing or risk functionality.</w:t>
+      </w:r>
+    </w:p>
+    <w:p>
+      <w:pPr>
+        <w:spacing w:after="0" w:line="220" w:lineRule="auto"/>
+        <w:shd w:fill="F3F5F7" w:val="clear"/>
+      </w:pPr>
+      <w:r>
+        <w:rPr>
+          <w:rFonts w:ascii="Consolas" w:hAnsi="Consolas"/>
+          <w:sz w:val="17"/>
+        </w:rPr>
+        <w:t xml:space="preserve">- No approval/override workflow or production infrastructure.</w:t>
+      </w:r>
+    </w:p>
+    <w:p>
+      <w:pPr>
+        <w:spacing w:after="0" w:line="220" w:lineRule="auto"/>
+        <w:shd w:fill="F3F5F7" w:val="clear"/>
+      </w:pPr>
+      <w:r>
+        <w:rPr>
+          <w:rFonts w:ascii="Consolas" w:hAnsi="Consolas"/>
+          <w:sz w:val="17"/>
+        </w:rPr>
+        <w:t xml:space="preserve">- No camera/edge/PLC/MES, classifier or defect-ratio implementation.</w:t>
+      </w:r>
+    </w:p>
+    <w:p>
+      <w:pPr>
+        <w:spacing w:after="0" w:line="220" w:lineRule="auto"/>
+        <w:shd w:fill="F3F5F7" w:val="clear"/>
+      </w:pPr>
+      <w:r>
+        <w:rPr>
+          <w:rFonts w:ascii="Consolas" w:hAnsi="Consolas"/>
+          <w:sz w:val="17"/>
+        </w:rPr>
+        <w:t xml:space="preserve">- No renderer bypass, duplicate Python validator or arbitrary execution.</w:t>
+      </w:r>
+    </w:p>
+    <w:p>
+      <w:pPr>
+        <w:spacing w:after="0" w:line="220" w:lineRule="auto"/>
+        <w:shd w:fill="F3F5F7" w:val="clear"/>
+      </w:pPr>
+      <w:r>
+        <w:rPr>
+          <w:rFonts w:ascii="Consolas" w:hAnsi="Consolas"/>
+          <w:sz w:val="17"/>
+        </w:rPr>
+        <w:t xml:space="preserve">- No contract, schema or grounding changes hidden in HTTP integration.</w:t>
+      </w:r>
+    </w:p>
+    <w:p>
+      <w:pPr>
+        <w:spacing w:after="0" w:line="220" w:lineRule="auto"/>
+        <w:shd w:fill="F3F5F7" w:val="clear"/>
+      </w:pPr>
+      <w:r>
+        <w:rPr>
+          <w:rFonts w:ascii="Consolas" w:hAnsi="Consolas"/>
+          <w:sz w:val="17"/>
+        </w:rPr>
+        <w:t xml:space="preserve"> </w:t>
+      </w:r>
+    </w:p>
+    <w:p>
+      <w:pPr>
+        <w:spacing w:after="0" w:line="220" w:lineRule="auto"/>
+        <w:shd w:fill="F3F5F7" w:val="clear"/>
+      </w:pPr>
+      <w:r>
+        <w:rPr>
+          <w:rFonts w:ascii="Consolas" w:hAnsi="Consolas"/>
+          <w:sz w:val="17"/>
+        </w:rPr>
         <w:t xml:space="preserve">==================================================</w:t>
       </w:r>
     </w:p>
@@ -3970,72 +9060,397 @@
           <w:rFonts w:ascii="Consolas" w:hAnsi="Consolas"/>
           <w:sz w:val="17"/>
         </w:rPr>
-        <w:t xml:space="preserve">Do NOT commit. Do NOT push. Do NOT start Task 7.</w:t>
-      </w:r>
-    </w:p>
-    <w:p>
-      <w:pPr>
-        <w:spacing w:after="0" w:line="220" w:lineRule="auto"/>
-        <w:shd w:fill="F3F5F7" w:val="clear"/>
-      </w:pPr>
-      <w:r>
-        <w:rPr>
-          <w:rFonts w:ascii="Consolas" w:hAnsi="Consolas"/>
-          <w:sz w:val="17"/>
-        </w:rPr>
-        <w:t xml:space="preserve">Report files created/modified, readiness decisions, service/API contract,</w:t>
-      </w:r>
-    </w:p>
-    <w:p>
-      <w:pPr>
-        <w:spacing w:after="0" w:line="220" w:lineRule="auto"/>
-        <w:shd w:fill="F3F5F7" w:val="clear"/>
-      </w:pPr>
-      <w:r>
-        <w:rPr>
-          <w:rFonts w:ascii="Consolas" w:hAnsi="Consolas"/>
-          <w:sz w:val="17"/>
-        </w:rPr>
-        <w:t xml:space="preserve">fixture ownership, validator integration, transport/handle boundary,</w:t>
-      </w:r>
-    </w:p>
-    <w:p>
-      <w:pPr>
-        <w:spacing w:after="0" w:line="220" w:lineRule="auto"/>
-        <w:shd w:fill="F3F5F7" w:val="clear"/>
-      </w:pPr>
-      <w:r>
-        <w:rPr>
-          <w:rFonts w:ascii="Consolas" w:hAnsi="Consolas"/>
-          <w:sz w:val="17"/>
-        </w:rPr>
-        <w:t xml:space="preserve">UI states, tests and exact results, schema checks, build/browser evidence,</w:t>
-      </w:r>
-    </w:p>
-    <w:p>
-      <w:pPr>
-        <w:spacing w:after="0" w:line="220" w:lineRule="auto"/>
-        <w:shd w:fill="F3F5F7" w:val="clear"/>
-      </w:pPr>
-      <w:r>
-        <w:rPr>
-          <w:rFonts w:ascii="Consolas" w:hAnsi="Consolas"/>
-          <w:sz w:val="17"/>
-        </w:rPr>
-        <w:t xml:space="preserve">dependencies, control checks, documentation, limitations, Git state</w:t>
-      </w:r>
-    </w:p>
-    <w:p>
-      <w:pPr>
-        <w:spacing w:after="0" w:line="220" w:lineRule="auto"/>
-        <w:shd w:fill="F3F5F7" w:val="clear"/>
-      </w:pPr>
-      <w:r>
-        <w:rPr>
-          <w:rFonts w:ascii="Consolas" w:hAnsi="Consolas"/>
-          <w:sz w:val="17"/>
-        </w:rPr>
-        <w:t xml:space="preserve">and the next smallest task. STOP and wait for human review.</w:t>
+        <w:t xml:space="preserve">Do NOT commit.</w:t>
+      </w:r>
+    </w:p>
+    <w:p>
+      <w:pPr>
+        <w:spacing w:after="0" w:line="220" w:lineRule="auto"/>
+        <w:shd w:fill="F3F5F7" w:val="clear"/>
+      </w:pPr>
+      <w:r>
+        <w:rPr>
+          <w:rFonts w:ascii="Consolas" w:hAnsi="Consolas"/>
+          <w:sz w:val="17"/>
+        </w:rPr>
+        <w:t xml:space="preserve">Do NOT push.</w:t>
+      </w:r>
+    </w:p>
+    <w:p>
+      <w:pPr>
+        <w:spacing w:after="0" w:line="220" w:lineRule="auto"/>
+        <w:shd w:fill="F3F5F7" w:val="clear"/>
+      </w:pPr>
+      <w:r>
+        <w:rPr>
+          <w:rFonts w:ascii="Consolas" w:hAnsi="Consolas"/>
+          <w:sz w:val="17"/>
+        </w:rPr>
+        <w:t xml:space="preserve">Do NOT start Task 7.</w:t>
+      </w:r>
+    </w:p>
+    <w:p>
+      <w:pPr>
+        <w:spacing w:after="0" w:line="220" w:lineRule="auto"/>
+        <w:shd w:fill="F3F5F7" w:val="clear"/>
+      </w:pPr>
+      <w:r>
+        <w:rPr>
+          <w:rFonts w:ascii="Consolas" w:hAnsi="Consolas"/>
+          <w:sz w:val="17"/>
+        </w:rPr>
+        <w:t xml:space="preserve"> </w:t>
+      </w:r>
+    </w:p>
+    <w:p>
+      <w:pPr>
+        <w:spacing w:after="0" w:line="220" w:lineRule="auto"/>
+        <w:shd w:fill="F3F5F7" w:val="clear"/>
+      </w:pPr>
+      <w:r>
+        <w:rPr>
+          <w:rFonts w:ascii="Consolas" w:hAnsi="Consolas"/>
+          <w:sz w:val="17"/>
+        </w:rPr>
+        <w:t xml:space="preserve">After implementation and verification, report:</w:t>
+      </w:r>
+    </w:p>
+    <w:p>
+      <w:pPr>
+        <w:spacing w:after="0" w:line="220" w:lineRule="auto"/>
+        <w:shd w:fill="F3F5F7" w:val="clear"/>
+      </w:pPr>
+      <w:r>
+        <w:rPr>
+          <w:rFonts w:ascii="Consolas" w:hAnsi="Consolas"/>
+          <w:sz w:val="17"/>
+        </w:rPr>
+        <w:t xml:space="preserve">1. Files created</w:t>
+      </w:r>
+    </w:p>
+    <w:p>
+      <w:pPr>
+        <w:spacing w:after="0" w:line="220" w:lineRule="auto"/>
+        <w:shd w:fill="F3F5F7" w:val="clear"/>
+      </w:pPr>
+      <w:r>
+        <w:rPr>
+          <w:rFonts w:ascii="Consolas" w:hAnsi="Consolas"/>
+          <w:sz w:val="17"/>
+        </w:rPr>
+        <w:t xml:space="preserve">2. Files modified</w:t>
+      </w:r>
+    </w:p>
+    <w:p>
+      <w:pPr>
+        <w:spacing w:after="0" w:line="220" w:lineRule="auto"/>
+        <w:shd w:fill="F3F5F7" w:val="clear"/>
+      </w:pPr>
+      <w:r>
+        <w:rPr>
+          <w:rFonts w:ascii="Consolas" w:hAnsi="Consolas"/>
+          <w:sz w:val="17"/>
+        </w:rPr>
+        <w:t xml:space="preserve">3. FastAPI architecture and recorded readiness decisions</w:t>
+      </w:r>
+    </w:p>
+    <w:p>
+      <w:pPr>
+        <w:spacing w:after="0" w:line="220" w:lineRule="auto"/>
+        <w:shd w:fill="F3F5F7" w:val="clear"/>
+      </w:pPr>
+      <w:r>
+        <w:rPr>
+          <w:rFonts w:ascii="Consolas" w:hAnsi="Consolas"/>
+          <w:sz w:val="17"/>
+        </w:rPr>
+        <w:t xml:space="preserve">4. API endpoints and exact request/response/error contract</w:t>
+      </w:r>
+    </w:p>
+    <w:p>
+      <w:pPr>
+        <w:spacing w:after="0" w:line="220" w:lineRule="auto"/>
+        <w:shd w:fill="F3F5F7" w:val="clear"/>
+      </w:pPr>
+      <w:r>
+        <w:rPr>
+          <w:rFonts w:ascii="Consolas" w:hAnsi="Consolas"/>
+          <w:sz w:val="17"/>
+        </w:rPr>
+        <w:t xml:space="preserve">5. Domain service design</w:t>
+      </w:r>
+    </w:p>
+    <w:p>
+      <w:pPr>
+        <w:spacing w:after="0" w:line="220" w:lineRule="auto"/>
+        <w:shd w:fill="F3F5F7" w:val="clear"/>
+      </w:pPr>
+      <w:r>
+        <w:rPr>
+          <w:rFonts w:ascii="Consolas" w:hAnsi="Consolas"/>
+          <w:sz w:val="17"/>
+        </w:rPr>
+        <w:t xml:space="preserve">6. Canonical UISpec fixture and matching context location</w:t>
+      </w:r>
+    </w:p>
+    <w:p>
+      <w:pPr>
+        <w:spacing w:after="0" w:line="220" w:lineRule="auto"/>
+        <w:shd w:fill="F3F5F7" w:val="clear"/>
+      </w:pPr>
+      <w:r>
+        <w:rPr>
+          <w:rFonts w:ascii="Consolas" w:hAnsi="Consolas"/>
+          <w:sz w:val="17"/>
+        </w:rPr>
+        <w:t xml:space="preserve">7. Validator integration and unchanged schema authority</w:t>
+      </w:r>
+    </w:p>
+    <w:p>
+      <w:pPr>
+        <w:spacing w:after="0" w:line="220" w:lineRule="auto"/>
+        <w:shd w:fill="F3F5F7" w:val="clear"/>
+      </w:pPr>
+      <w:r>
+        <w:rPr>
+          <w:rFonts w:ascii="Consolas" w:hAnsi="Consolas"/>
+          <w:sz w:val="17"/>
+        </w:rPr>
+        <w:t xml:space="preserve">8. React API integration and restricted approved-handle issuance</w:t>
+      </w:r>
+    </w:p>
+    <w:p>
+      <w:pPr>
+        <w:spacing w:after="0" w:line="220" w:lineRule="auto"/>
+        <w:shd w:fill="F3F5F7" w:val="clear"/>
+      </w:pPr>
+      <w:r>
+        <w:rPr>
+          <w:rFonts w:ascii="Consolas" w:hAnsi="Consolas"/>
+          <w:sz w:val="17"/>
+        </w:rPr>
+        <w:t xml:space="preserve">9. Loading/error behaviour, stale responses and no silent fallback</w:t>
+      </w:r>
+    </w:p>
+    <w:p>
+      <w:pPr>
+        <w:spacing w:after="0" w:line="220" w:lineRule="auto"/>
+        <w:shd w:fill="F3F5F7" w:val="clear"/>
+      </w:pPr>
+      <w:r>
+        <w:rPr>
+          <w:rFonts w:ascii="Consolas" w:hAnsi="Consolas"/>
+          <w:sz w:val="17"/>
+        </w:rPr>
+        <w:t xml:space="preserve">10. Tests added and actual test discovery</w:t>
+      </w:r>
+    </w:p>
+    <w:p>
+      <w:pPr>
+        <w:spacing w:after="0" w:line="220" w:lineRule="auto"/>
+        <w:shd w:fill="F3F5F7" w:val="clear"/>
+      </w:pPr>
+      <w:r>
+        <w:rPr>
+          <w:rFonts w:ascii="Consolas" w:hAnsi="Consolas"/>
+          <w:sz w:val="17"/>
+        </w:rPr>
+        <w:t xml:space="preserve">11. Full test results, including Task 3-5 regressions</w:t>
+      </w:r>
+    </w:p>
+    <w:p>
+      <w:pPr>
+        <w:spacing w:after="0" w:line="220" w:lineRule="auto"/>
+        <w:shd w:fill="F3F5F7" w:val="clear"/>
+      </w:pPr>
+      <w:r>
+        <w:rPr>
+          <w:rFonts w:ascii="Consolas" w:hAnsi="Consolas"/>
+          <w:sz w:val="17"/>
+        </w:rPr>
+        <w:t xml:space="preserve">12. Schema parsing, meta-validation, instance and runtime check results</w:t>
+      </w:r>
+    </w:p>
+    <w:p>
+      <w:pPr>
+        <w:spacing w:after="0" w:line="220" w:lineRule="auto"/>
+        <w:shd w:fill="F3F5F7" w:val="clear"/>
+      </w:pPr>
+      <w:r>
+        <w:rPr>
+          <w:rFonts w:ascii="Consolas" w:hAnsi="Consolas"/>
+          <w:sz w:val="17"/>
+        </w:rPr>
+        <w:t xml:space="preserve">13. TypeScript, safety lint and production build results</w:t>
+      </w:r>
+    </w:p>
+    <w:p>
+      <w:pPr>
+        <w:spacing w:after="0" w:line="220" w:lineRule="auto"/>
+        <w:shd w:fill="F3F5F7" w:val="clear"/>
+      </w:pPr>
+      <w:r>
+        <w:rPr>
+          <w:rFonts w:ascii="Consolas" w:hAnsi="Consolas"/>
+          <w:sz w:val="17"/>
+        </w:rPr>
+        <w:t xml:space="preserve">14. Real-browser/API success and failure checks, URLs and screenshots</w:t>
+      </w:r>
+    </w:p>
+    <w:p>
+      <w:pPr>
+        <w:spacing w:after="0" w:line="220" w:lineRule="auto"/>
+        <w:shd w:fill="F3F5F7" w:val="clear"/>
+      </w:pPr>
+      <w:r>
+        <w:rPr>
+          <w:rFonts w:ascii="Consolas" w:hAnsi="Consolas"/>
+          <w:sz w:val="17"/>
+        </w:rPr>
+        <w:t xml:space="preserve">15. Dependencies added and exact selected versions</w:t>
+      </w:r>
+    </w:p>
+    <w:p>
+      <w:pPr>
+        <w:spacing w:after="0" w:line="220" w:lineRule="auto"/>
+        <w:shd w:fill="F3F5F7" w:val="clear"/>
+      </w:pPr>
+      <w:r>
+        <w:rPr>
+          <w:rFonts w:ascii="Consolas" w:hAnsi="Consolas"/>
+          <w:sz w:val="17"/>
+        </w:rPr>
+        <w:t xml:space="preserve">16. Security/control checks and excluded scope confirmation</w:t>
+      </w:r>
+    </w:p>
+    <w:p>
+      <w:pPr>
+        <w:spacing w:after="0" w:line="220" w:lineRule="auto"/>
+        <w:shd w:fill="F3F5F7" w:val="clear"/>
+      </w:pPr>
+      <w:r>
+        <w:rPr>
+          <w:rFonts w:ascii="Consolas" w:hAnsi="Consolas"/>
+          <w:sz w:val="17"/>
+        </w:rPr>
+        <w:t xml:space="preserve">17. Documentation changes</w:t>
+      </w:r>
+    </w:p>
+    <w:p>
+      <w:pPr>
+        <w:spacing w:after="0" w:line="220" w:lineRule="auto"/>
+        <w:shd w:fill="F3F5F7" w:val="clear"/>
+      </w:pPr>
+      <w:r>
+        <w:rPr>
+          <w:rFonts w:ascii="Consolas" w:hAnsi="Consolas"/>
+          <w:sz w:val="17"/>
+        </w:rPr>
+        <w:t xml:space="preserve">18. Architectural issues, remaining limitations or incomplete checks</w:t>
+      </w:r>
+    </w:p>
+    <w:p>
+      <w:pPr>
+        <w:spacing w:after="0" w:line="220" w:lineRule="auto"/>
+        <w:shd w:fill="F3F5F7" w:val="clear"/>
+      </w:pPr>
+      <w:r>
+        <w:rPr>
+          <w:rFonts w:ascii="Consolas" w:hAnsi="Consolas"/>
+          <w:sz w:val="17"/>
+        </w:rPr>
+        <w:t xml:space="preserve">19. Git status/diff summary, prior work and generated artifacts</w:t>
+      </w:r>
+    </w:p>
+    <w:p>
+      <w:pPr>
+        <w:spacing w:after="0" w:line="220" w:lineRule="auto"/>
+        <w:shd w:fill="F3F5F7" w:val="clear"/>
+      </w:pPr>
+      <w:r>
+        <w:rPr>
+          <w:rFonts w:ascii="Consolas" w:hAnsi="Consolas"/>
+          <w:sz w:val="17"/>
+        </w:rPr>
+        <w:t xml:space="preserve">20. Recommended next smallest task</w:t>
+      </w:r>
+    </w:p>
+    <w:p>
+      <w:pPr>
+        <w:spacing w:after="0" w:line="220" w:lineRule="auto"/>
+        <w:shd w:fill="F3F5F7" w:val="clear"/>
+      </w:pPr>
+      <w:r>
+        <w:rPr>
+          <w:rFonts w:ascii="Consolas" w:hAnsi="Consolas"/>
+          <w:sz w:val="17"/>
+        </w:rPr>
+        <w:t xml:space="preserve"> </w:t>
+      </w:r>
+    </w:p>
+    <w:p>
+      <w:pPr>
+        <w:spacing w:after="0" w:line="220" w:lineRule="auto"/>
+        <w:shd w:fill="F3F5F7" w:val="clear"/>
+      </w:pPr>
+      <w:r>
+        <w:rPr>
+          <w:rFonts w:ascii="Consolas" w:hAnsi="Consolas"/>
+          <w:sz w:val="17"/>
+        </w:rPr>
+        <w:t xml:space="preserve">If readiness is blocked, report the unresolved decisions and STOP</w:t>
+      </w:r>
+    </w:p>
+    <w:p>
+      <w:pPr>
+        <w:spacing w:after="0" w:line="220" w:lineRule="auto"/>
+        <w:shd w:fill="F3F5F7" w:val="clear"/>
+      </w:pPr>
+      <w:r>
+        <w:rPr>
+          <w:rFonts w:ascii="Consolas" w:hAnsi="Consolas"/>
+          <w:sz w:val="17"/>
+        </w:rPr>
+        <w:t xml:space="preserve">before implementation; do not present unexecuted checks as results.</w:t>
+      </w:r>
+    </w:p>
+    <w:p>
+      <w:pPr>
+        <w:spacing w:after="0" w:line="220" w:lineRule="auto"/>
+        <w:shd w:fill="F3F5F7" w:val="clear"/>
+      </w:pPr>
+      <w:r>
+        <w:rPr>
+          <w:rFonts w:ascii="Consolas" w:hAnsi="Consolas"/>
+          <w:sz w:val="17"/>
+        </w:rPr>
+        <w:t xml:space="preserve"> </w:t>
+      </w:r>
+    </w:p>
+    <w:p>
+      <w:pPr>
+        <w:spacing w:after="0" w:line="220" w:lineRule="auto"/>
+        <w:shd w:fill="F3F5F7" w:val="clear"/>
+      </w:pPr>
+      <w:r>
+        <w:rPr>
+          <w:rFonts w:ascii="Consolas" w:hAnsi="Consolas"/>
+          <w:sz w:val="17"/>
+        </w:rPr>
+        <w:t xml:space="preserve">STOP after the report.</w:t>
+      </w:r>
+    </w:p>
+    <w:p>
+      <w:pPr>
+        <w:spacing w:after="0" w:line="220" w:lineRule="auto"/>
+        <w:shd w:fill="F3F5F7" w:val="clear"/>
+      </w:pPr>
+      <w:r>
+        <w:rPr>
+          <w:rFonts w:ascii="Consolas" w:hAnsi="Consolas"/>
+          <w:sz w:val="17"/>
+        </w:rPr>
+        <w:t xml:space="preserve">Wait for human review before proceeding to Task 7.</w:t>
       </w:r>
     </w:p>
     <w:p>
